--- a/src/src/main/resources/report/maintenance-template_en.docx
+++ b/src/src/main/resources/report/maintenance-template_en.docx
@@ -1,12 +1,12 @@
 
 <file path=word/document.xml><?xml version="1.0" encoding="utf-8"?>
-<w:document xmlns:wpc="http://schemas.microsoft.com/office/word/2010/wordprocessingCanvas" xmlns:cx="http://schemas.microsoft.com/office/drawing/2014/chartex" xmlns:cx1="http://schemas.microsoft.com/office/drawing/2015/9/8/chartex" xmlns:cx2="http://schemas.microsoft.com/office/drawing/2015/10/21/chartex" xmlns:cx3="http://schemas.microsoft.com/office/drawing/2016/5/9/chartex" xmlns:cx4="http://schemas.microsoft.com/office/drawing/2016/5/10/chartex" xmlns:cx5="http://schemas.microsoft.com/office/drawing/2016/5/11/chartex" xmlns:cx6="http://schemas.microsoft.com/office/drawing/2016/5/12/chartex" xmlns:cx7="http://schemas.microsoft.com/office/drawing/2016/5/13/chartex" xmlns:cx8="http://schemas.microsoft.com/office/drawing/2016/5/14/chartex" xmlns:mc="http://schemas.openxmlformats.org/markup-compatibility/2006" xmlns:aink="http://schemas.microsoft.com/office/drawing/2016/ink" xmlns:am3d="http://schemas.microsoft.com/office/drawing/2017/model3d" xmlns:o="urn:schemas-microsoft-com:office:office" xmlns:r="http://schemas.openxmlformats.org/officeDocument/2006/relationships" xmlns:m="http://schemas.openxmlformats.org/officeDocument/2006/math" xmlns:v="urn:schemas-microsoft-com:vml" xmlns:wp14="http://schemas.microsoft.com/office/word/2010/wordprocessingDrawing" xmlns:wp="http://schemas.openxmlformats.org/drawingml/2006/wordprocessingDrawing" xmlns:w10="urn:schemas-microsoft-com:office:word" xmlns:w="http://schemas.openxmlformats.org/wordprocessingml/2006/main" xmlns:w14="http://schemas.microsoft.com/office/word/2010/wordml" xmlns:w15="http://schemas.microsoft.com/office/word/2012/wordml" xmlns:w16cid="http://schemas.microsoft.com/office/word/2016/wordml/cid" xmlns:w16se="http://schemas.microsoft.com/office/word/2015/wordml/symex" xmlns:wpg="http://schemas.microsoft.com/office/word/2010/wordprocessingGroup" xmlns:wpi="http://schemas.microsoft.com/office/word/2010/wordprocessingInk" xmlns:wne="http://schemas.microsoft.com/office/word/2006/wordml" xmlns:wps="http://schemas.microsoft.com/office/word/2010/wordprocessingShape" mc:Ignorable="w14 w15 w16se w16cid wp14">
+<w:document xmlns:wpc="http://schemas.microsoft.com/office/word/2010/wordprocessingCanvas" xmlns:cx="http://schemas.microsoft.com/office/drawing/2014/chartex" xmlns:cx1="http://schemas.microsoft.com/office/drawing/2015/9/8/chartex" xmlns:cx2="http://schemas.microsoft.com/office/drawing/2015/10/21/chartex" xmlns:cx3="http://schemas.microsoft.com/office/drawing/2016/5/9/chartex" xmlns:cx4="http://schemas.microsoft.com/office/drawing/2016/5/10/chartex" xmlns:cx5="http://schemas.microsoft.com/office/drawing/2016/5/11/chartex" xmlns:cx6="http://schemas.microsoft.com/office/drawing/2016/5/12/chartex" xmlns:cx7="http://schemas.microsoft.com/office/drawing/2016/5/13/chartex" xmlns:cx8="http://schemas.microsoft.com/office/drawing/2016/5/14/chartex" xmlns:mc="http://schemas.openxmlformats.org/markup-compatibility/2006" xmlns:aink="http://schemas.microsoft.com/office/drawing/2016/ink" xmlns:am3d="http://schemas.microsoft.com/office/drawing/2017/model3d" xmlns:o="urn:schemas-microsoft-com:office:office" xmlns:r="http://schemas.openxmlformats.org/officeDocument/2006/relationships" xmlns:m="http://schemas.openxmlformats.org/officeDocument/2006/math" xmlns:v="urn:schemas-microsoft-com:vml" xmlns:wp14="http://schemas.microsoft.com/office/word/2010/wordprocessingDrawing" xmlns:wp="http://schemas.openxmlformats.org/drawingml/2006/wordprocessingDrawing" xmlns:w10="urn:schemas-microsoft-com:office:word" xmlns:w="http://schemas.openxmlformats.org/wordprocessingml/2006/main" xmlns:w14="http://schemas.microsoft.com/office/word/2010/wordml" xmlns:w15="http://schemas.microsoft.com/office/word/2012/wordml" xmlns:w16cex="http://schemas.microsoft.com/office/word/2018/wordml/cex" xmlns:w16cid="http://schemas.microsoft.com/office/word/2016/wordml/cid" xmlns:w16="http://schemas.microsoft.com/office/word/2018/wordml" xmlns:w16sdtdh="http://schemas.microsoft.com/office/word/2020/wordml/sdtdatahash" xmlns:w16se="http://schemas.microsoft.com/office/word/2015/wordml/symex" xmlns:wpg="http://schemas.microsoft.com/office/word/2010/wordprocessingGroup" xmlns:wpi="http://schemas.microsoft.com/office/word/2010/wordprocessingInk" xmlns:wne="http://schemas.microsoft.com/office/word/2006/wordml" xmlns:wps="http://schemas.microsoft.com/office/word/2010/wordprocessingShape" mc:Ignorable="w14 w15 w16se w16cid w16 w16cex w16sdtdh wp14">
   <w:body>
     <w:p>
       <w:pPr>
         <w:jc w:val="center"/>
         <w:rPr>
-          <w:rFonts w:ascii="Microsoft YaHei" w:eastAsia="Microsoft YaHei" w:hAnsi="Microsoft YaHei"/>
+          <w:rFonts w:ascii="微软雅黑" w:eastAsia="微软雅黑" w:hAnsi="微软雅黑"/>
           <w:b/>
           <w:sz w:val="24"/>
           <w:szCs w:val="24"/>
@@ -14,7 +14,7 @@
       </w:pPr>
       <w:r>
         <w:rPr>
-          <w:rFonts w:ascii="Microsoft YaHei" w:eastAsia="Microsoft YaHei" w:hAnsi="Microsoft YaHei"/>
+          <w:rFonts w:ascii="微软雅黑" w:eastAsia="微软雅黑" w:hAnsi="微软雅黑"/>
           <w:b/>
           <w:sz w:val="24"/>
           <w:szCs w:val="24"/>
@@ -23,7 +23,7 @@
       </w:r>
       <w:r>
         <w:rPr>
-          <w:rFonts w:ascii="Microsoft YaHei" w:eastAsia="Microsoft YaHei" w:hAnsi="Microsoft YaHei" w:hint="eastAsia"/>
+          <w:rFonts w:ascii="微软雅黑" w:eastAsia="微软雅黑" w:hAnsi="微软雅黑" w:hint="eastAsia"/>
           <w:b/>
           <w:sz w:val="24"/>
           <w:szCs w:val="24"/>
@@ -32,7 +32,7 @@
       </w:r>
       <w:r>
         <w:rPr>
-          <w:rFonts w:ascii="Microsoft YaHei" w:eastAsia="Microsoft YaHei" w:hAnsi="Microsoft YaHei"/>
+          <w:rFonts w:ascii="微软雅黑" w:eastAsia="微软雅黑" w:hAnsi="微软雅黑"/>
           <w:b/>
           <w:sz w:val="24"/>
           <w:szCs w:val="24"/>
@@ -41,7 +41,7 @@
       </w:r>
       <w:r>
         <w:rPr>
-          <w:rFonts w:ascii="Microsoft YaHei" w:eastAsia="Microsoft YaHei" w:hAnsi="Microsoft YaHei" w:hint="eastAsia"/>
+          <w:rFonts w:ascii="微软雅黑" w:eastAsia="微软雅黑" w:hAnsi="微软雅黑" w:hint="eastAsia"/>
           <w:b/>
           <w:sz w:val="24"/>
           <w:szCs w:val="24"/>
@@ -53,7 +53,7 @@
       <w:pPr>
         <w:jc w:val="center"/>
         <w:rPr>
-          <w:rFonts w:ascii="Microsoft YaHei" w:eastAsia="Microsoft YaHei" w:hAnsi="Microsoft YaHei"/>
+          <w:rFonts w:ascii="微软雅黑" w:eastAsia="微软雅黑" w:hAnsi="微软雅黑"/>
           <w:b/>
           <w:sz w:val="24"/>
           <w:szCs w:val="24"/>
@@ -61,7 +61,7 @@
       </w:pPr>
       <w:r>
         <w:rPr>
-          <w:rFonts w:ascii="Microsoft YaHei" w:eastAsia="Microsoft YaHei" w:hAnsi="Microsoft YaHei"/>
+          <w:rFonts w:ascii="微软雅黑" w:eastAsia="微软雅黑" w:hAnsi="微软雅黑"/>
           <w:b/>
           <w:sz w:val="24"/>
           <w:szCs w:val="24"/>
@@ -534,7 +534,7 @@
       <w:pPr>
         <w:jc w:val="center"/>
         <w:rPr>
-          <w:rFonts w:ascii="Microsoft YaHei" w:eastAsia="Microsoft YaHei" w:hAnsi="Microsoft YaHei"/>
+          <w:rFonts w:ascii="微软雅黑" w:eastAsia="微软雅黑" w:hAnsi="微软雅黑"/>
           <w:b/>
           <w:sz w:val="24"/>
           <w:szCs w:val="24"/>
@@ -542,7 +542,7 @@
       </w:pPr>
       <w:r>
         <w:rPr>
-          <w:rFonts w:ascii="Microsoft YaHei" w:eastAsia="Microsoft YaHei" w:hAnsi="Microsoft YaHei" w:hint="eastAsia"/>
+          <w:rFonts w:ascii="微软雅黑" w:eastAsia="微软雅黑" w:hAnsi="微软雅黑" w:hint="eastAsia"/>
           <w:b/>
           <w:sz w:val="24"/>
           <w:szCs w:val="24"/>
@@ -551,7 +551,7 @@
       </w:r>
       <w:r>
         <w:rPr>
-          <w:rFonts w:ascii="Microsoft YaHei" w:eastAsia="Microsoft YaHei" w:hAnsi="Microsoft YaHei"/>
+          <w:rFonts w:ascii="微软雅黑" w:eastAsia="微软雅黑" w:hAnsi="微软雅黑"/>
           <w:b/>
           <w:sz w:val="24"/>
           <w:szCs w:val="24"/>
@@ -560,7 +560,7 @@
       </w:r>
       <w:r>
         <w:rPr>
-          <w:rFonts w:ascii="Microsoft YaHei" w:eastAsia="Microsoft YaHei" w:hAnsi="Microsoft YaHei" w:hint="eastAsia"/>
+          <w:rFonts w:ascii="微软雅黑" w:eastAsia="微软雅黑" w:hAnsi="微软雅黑" w:hint="eastAsia"/>
           <w:b/>
           <w:sz w:val="24"/>
           <w:szCs w:val="24"/>
@@ -596,14 +596,14 @@
             <w:pPr>
               <w:jc w:val="center"/>
               <w:rPr>
-                <w:rFonts w:ascii="SimSun" w:eastAsia="SimSun" w:hAnsi="SimSun" w:cs="SimSun"/>
-                <w:sz w:val="20"/>
-                <w:szCs w:val="20"/>
-              </w:rPr>
-            </w:pPr>
-            <w:r>
-              <w:rPr>
-                <w:rFonts w:ascii="SimSun" w:eastAsia="SimSun" w:hAnsi="SimSun" w:cs="SimSun" w:hint="eastAsia"/>
+                <w:rFonts w:ascii="宋体" w:eastAsia="宋体" w:hAnsi="宋体" w:cs="宋体"/>
+                <w:sz w:val="20"/>
+                <w:szCs w:val="20"/>
+              </w:rPr>
+            </w:pPr>
+            <w:r>
+              <w:rPr>
+                <w:rFonts w:ascii="宋体" w:eastAsia="宋体" w:hAnsi="宋体" w:cs="宋体" w:hint="eastAsia"/>
                 <w:sz w:val="20"/>
                 <w:szCs w:val="20"/>
               </w:rPr>
@@ -620,14 +620,14 @@
             <w:pPr>
               <w:jc w:val="center"/>
               <w:rPr>
-                <w:rFonts w:ascii="SimSun" w:eastAsia="SimSun" w:hAnsi="SimSun" w:cs="SimSun"/>
-                <w:sz w:val="20"/>
-                <w:szCs w:val="20"/>
-              </w:rPr>
-            </w:pPr>
-            <w:r>
-              <w:rPr>
-                <w:rFonts w:ascii="SimSun" w:eastAsia="SimSun" w:hAnsi="SimSun" w:cs="SimSun"/>
+                <w:rFonts w:ascii="宋体" w:eastAsia="宋体" w:hAnsi="宋体" w:cs="宋体"/>
+                <w:sz w:val="20"/>
+                <w:szCs w:val="20"/>
+              </w:rPr>
+            </w:pPr>
+            <w:r>
+              <w:rPr>
+                <w:rFonts w:ascii="宋体" w:eastAsia="宋体" w:hAnsi="宋体" w:cs="宋体"/>
                 <w:sz w:val="20"/>
                 <w:szCs w:val="20"/>
               </w:rPr>
@@ -636,7 +636,7 @@
             <w:proofErr w:type="spellStart"/>
             <w:r>
               <w:rPr>
-                <w:rFonts w:ascii="SimSun" w:eastAsia="SimSun" w:hAnsi="SimSun" w:cs="SimSun"/>
+                <w:rFonts w:ascii="宋体" w:eastAsia="宋体" w:hAnsi="宋体" w:cs="宋体"/>
                 <w:sz w:val="20"/>
                 <w:szCs w:val="20"/>
               </w:rPr>
@@ -645,7 +645,7 @@
             <w:proofErr w:type="spellEnd"/>
             <w:r>
               <w:rPr>
-                <w:rFonts w:ascii="SimSun" w:eastAsia="SimSun" w:hAnsi="SimSun" w:cs="SimSun"/>
+                <w:rFonts w:ascii="宋体" w:eastAsia="宋体" w:hAnsi="宋体" w:cs="宋体"/>
                 <w:sz w:val="20"/>
                 <w:szCs w:val="20"/>
               </w:rPr>
@@ -662,14 +662,14 @@
             <w:pPr>
               <w:jc w:val="center"/>
               <w:rPr>
-                <w:rFonts w:ascii="SimSun" w:eastAsia="SimSun" w:hAnsi="SimSun" w:cs="SimSun"/>
-                <w:sz w:val="20"/>
-                <w:szCs w:val="20"/>
-              </w:rPr>
-            </w:pPr>
-            <w:r>
-              <w:rPr>
-                <w:rFonts w:ascii="SimSun" w:eastAsia="SimSun" w:hAnsi="SimSun" w:cs="SimSun" w:hint="eastAsia"/>
+                <w:rFonts w:ascii="宋体" w:eastAsia="宋体" w:hAnsi="宋体" w:cs="宋体"/>
+                <w:sz w:val="20"/>
+                <w:szCs w:val="20"/>
+              </w:rPr>
+            </w:pPr>
+            <w:r>
+              <w:rPr>
+                <w:rFonts w:ascii="宋体" w:eastAsia="宋体" w:hAnsi="宋体" w:cs="宋体" w:hint="eastAsia"/>
                 <w:sz w:val="20"/>
                 <w:szCs w:val="20"/>
               </w:rPr>
@@ -686,14 +686,14 @@
             <w:pPr>
               <w:jc w:val="center"/>
               <w:rPr>
-                <w:rFonts w:ascii="SimSun" w:eastAsia="SimSun" w:hAnsi="SimSun" w:cs="SimSun"/>
-                <w:sz w:val="20"/>
-                <w:szCs w:val="20"/>
-              </w:rPr>
-            </w:pPr>
-            <w:r>
-              <w:rPr>
-                <w:rFonts w:ascii="SimSun" w:eastAsia="SimSun" w:hAnsi="SimSun" w:cs="SimSun"/>
+                <w:rFonts w:ascii="宋体" w:eastAsia="宋体" w:hAnsi="宋体" w:cs="宋体"/>
+                <w:sz w:val="20"/>
+                <w:szCs w:val="20"/>
+              </w:rPr>
+            </w:pPr>
+            <w:r>
+              <w:rPr>
+                <w:rFonts w:ascii="宋体" w:eastAsia="宋体" w:hAnsi="宋体" w:cs="宋体"/>
                 <w:sz w:val="20"/>
                 <w:szCs w:val="20"/>
               </w:rPr>
@@ -702,7 +702,7 @@
             <w:proofErr w:type="spellStart"/>
             <w:r>
               <w:rPr>
-                <w:rFonts w:ascii="SimSun" w:eastAsia="SimSun" w:hAnsi="SimSun" w:cs="SimSun"/>
+                <w:rFonts w:ascii="宋体" w:eastAsia="宋体" w:hAnsi="宋体" w:cs="宋体"/>
                 <w:sz w:val="20"/>
                 <w:szCs w:val="20"/>
               </w:rPr>
@@ -711,7 +711,7 @@
             <w:proofErr w:type="spellEnd"/>
             <w:r>
               <w:rPr>
-                <w:rFonts w:ascii="SimSun" w:eastAsia="SimSun" w:hAnsi="SimSun" w:cs="SimSun"/>
+                <w:rFonts w:ascii="宋体" w:eastAsia="宋体" w:hAnsi="宋体" w:cs="宋体"/>
                 <w:sz w:val="20"/>
                 <w:szCs w:val="20"/>
               </w:rPr>
@@ -730,14 +730,14 @@
             <w:pPr>
               <w:jc w:val="center"/>
               <w:rPr>
-                <w:rFonts w:ascii="SimSun" w:eastAsia="SimSun" w:hAnsi="SimSun" w:cs="SimSun"/>
-                <w:sz w:val="20"/>
-                <w:szCs w:val="20"/>
-              </w:rPr>
-            </w:pPr>
-            <w:r>
-              <w:rPr>
-                <w:rFonts w:ascii="SimSun" w:eastAsia="SimSun" w:hAnsi="SimSun" w:cs="SimSun"/>
+                <w:rFonts w:ascii="宋体" w:eastAsia="宋体" w:hAnsi="宋体" w:cs="宋体"/>
+                <w:sz w:val="20"/>
+                <w:szCs w:val="20"/>
+              </w:rPr>
+            </w:pPr>
+            <w:r>
+              <w:rPr>
+                <w:rFonts w:ascii="宋体" w:eastAsia="宋体" w:hAnsi="宋体" w:cs="宋体"/>
                 <w:sz w:val="20"/>
                 <w:szCs w:val="20"/>
               </w:rPr>
@@ -754,14 +754,14 @@
             <w:pPr>
               <w:jc w:val="center"/>
               <w:rPr>
-                <w:rFonts w:ascii="SimSun" w:eastAsia="SimSun" w:hAnsi="SimSun" w:cs="SimSun"/>
-                <w:sz w:val="20"/>
-                <w:szCs w:val="20"/>
-              </w:rPr>
-            </w:pPr>
-            <w:r>
-              <w:rPr>
-                <w:rFonts w:ascii="SimSun" w:eastAsia="SimSun" w:hAnsi="SimSun" w:cs="SimSun"/>
+                <w:rFonts w:ascii="宋体" w:eastAsia="宋体" w:hAnsi="宋体" w:cs="宋体"/>
+                <w:sz w:val="20"/>
+                <w:szCs w:val="20"/>
+              </w:rPr>
+            </w:pPr>
+            <w:r>
+              <w:rPr>
+                <w:rFonts w:ascii="宋体" w:eastAsia="宋体" w:hAnsi="宋体" w:cs="宋体"/>
                 <w:sz w:val="20"/>
                 <w:szCs w:val="20"/>
               </w:rPr>
@@ -770,7 +770,7 @@
             <w:proofErr w:type="spellStart"/>
             <w:r>
               <w:rPr>
-                <w:rFonts w:ascii="SimSun" w:eastAsia="SimSun" w:hAnsi="SimSun" w:cs="SimSun"/>
+                <w:rFonts w:ascii="宋体" w:eastAsia="宋体" w:hAnsi="宋体" w:cs="宋体"/>
                 <w:sz w:val="20"/>
                 <w:szCs w:val="20"/>
               </w:rPr>
@@ -779,7 +779,7 @@
             <w:proofErr w:type="spellEnd"/>
             <w:r>
               <w:rPr>
-                <w:rFonts w:ascii="SimSun" w:eastAsia="SimSun" w:hAnsi="SimSun" w:cs="SimSun"/>
+                <w:rFonts w:ascii="宋体" w:eastAsia="宋体" w:hAnsi="宋体" w:cs="宋体"/>
                 <w:sz w:val="20"/>
                 <w:szCs w:val="20"/>
               </w:rPr>
@@ -796,14 +796,14 @@
             <w:pPr>
               <w:jc w:val="center"/>
               <w:rPr>
-                <w:rFonts w:ascii="SimSun" w:eastAsia="SimSun" w:hAnsi="SimSun" w:cs="SimSun"/>
-                <w:sz w:val="20"/>
-                <w:szCs w:val="20"/>
-              </w:rPr>
-            </w:pPr>
-            <w:r>
-              <w:rPr>
-                <w:rFonts w:ascii="SimSun" w:eastAsia="SimSun" w:hAnsi="SimSun" w:cs="SimSun"/>
+                <w:rFonts w:ascii="宋体" w:eastAsia="宋体" w:hAnsi="宋体" w:cs="宋体"/>
+                <w:sz w:val="20"/>
+                <w:szCs w:val="20"/>
+              </w:rPr>
+            </w:pPr>
+            <w:r>
+              <w:rPr>
+                <w:rFonts w:ascii="宋体" w:eastAsia="宋体" w:hAnsi="宋体" w:cs="宋体"/>
                 <w:sz w:val="20"/>
                 <w:szCs w:val="20"/>
               </w:rPr>
@@ -820,14 +820,14 @@
             <w:pPr>
               <w:jc w:val="center"/>
               <w:rPr>
-                <w:rFonts w:ascii="SimSun" w:eastAsia="SimSun" w:hAnsi="SimSun" w:cs="SimSun"/>
-                <w:sz w:val="20"/>
-                <w:szCs w:val="20"/>
-              </w:rPr>
-            </w:pPr>
-            <w:r>
-              <w:rPr>
-                <w:rFonts w:ascii="SimSun" w:eastAsia="SimSun" w:hAnsi="SimSun" w:cs="SimSun"/>
+                <w:rFonts w:ascii="宋体" w:eastAsia="宋体" w:hAnsi="宋体" w:cs="宋体"/>
+                <w:sz w:val="20"/>
+                <w:szCs w:val="20"/>
+              </w:rPr>
+            </w:pPr>
+            <w:r>
+              <w:rPr>
+                <w:rFonts w:ascii="宋体" w:eastAsia="宋体" w:hAnsi="宋体" w:cs="宋体"/>
                 <w:sz w:val="20"/>
                 <w:szCs w:val="20"/>
               </w:rPr>
@@ -836,7 +836,7 @@
             <w:proofErr w:type="spellStart"/>
             <w:r>
               <w:rPr>
-                <w:rFonts w:ascii="SimSun" w:eastAsia="SimSun" w:hAnsi="SimSun" w:cs="SimSun"/>
+                <w:rFonts w:ascii="宋体" w:eastAsia="宋体" w:hAnsi="宋体" w:cs="宋体"/>
                 <w:sz w:val="20"/>
                 <w:szCs w:val="20"/>
               </w:rPr>
@@ -845,7 +845,7 @@
             <w:proofErr w:type="spellEnd"/>
             <w:r>
               <w:rPr>
-                <w:rFonts w:ascii="SimSun" w:eastAsia="SimSun" w:hAnsi="SimSun" w:cs="SimSun"/>
+                <w:rFonts w:ascii="宋体" w:eastAsia="宋体" w:hAnsi="宋体" w:cs="宋体"/>
                 <w:sz w:val="20"/>
                 <w:szCs w:val="20"/>
               </w:rPr>
@@ -864,14 +864,14 @@
             <w:pPr>
               <w:jc w:val="center"/>
               <w:rPr>
-                <w:rFonts w:ascii="SimSun" w:eastAsia="SimSun" w:hAnsi="SimSun" w:cs="SimSun"/>
-                <w:sz w:val="20"/>
-                <w:szCs w:val="20"/>
-              </w:rPr>
-            </w:pPr>
-            <w:r>
-              <w:rPr>
-                <w:rFonts w:ascii="SimSun" w:eastAsia="SimSun" w:hAnsi="SimSun" w:cs="SimSun"/>
+                <w:rFonts w:ascii="宋体" w:eastAsia="宋体" w:hAnsi="宋体" w:cs="宋体"/>
+                <w:sz w:val="20"/>
+                <w:szCs w:val="20"/>
+              </w:rPr>
+            </w:pPr>
+            <w:r>
+              <w:rPr>
+                <w:rFonts w:ascii="宋体" w:eastAsia="宋体" w:hAnsi="宋体" w:cs="宋体"/>
                 <w:sz w:val="20"/>
                 <w:szCs w:val="20"/>
               </w:rPr>
@@ -888,14 +888,14 @@
             <w:pPr>
               <w:jc w:val="center"/>
               <w:rPr>
-                <w:rFonts w:ascii="SimSun" w:eastAsia="SimSun" w:hAnsi="SimSun" w:cs="SimSun"/>
-                <w:sz w:val="20"/>
-                <w:szCs w:val="20"/>
-              </w:rPr>
-            </w:pPr>
-            <w:r>
-              <w:rPr>
-                <w:rFonts w:ascii="SimSun" w:eastAsia="SimSun" w:hAnsi="SimSun" w:cs="SimSun"/>
+                <w:rFonts w:ascii="宋体" w:eastAsia="宋体" w:hAnsi="宋体" w:cs="宋体"/>
+                <w:sz w:val="20"/>
+                <w:szCs w:val="20"/>
+              </w:rPr>
+            </w:pPr>
+            <w:r>
+              <w:rPr>
+                <w:rFonts w:ascii="宋体" w:eastAsia="宋体" w:hAnsi="宋体" w:cs="宋体"/>
                 <w:sz w:val="20"/>
                 <w:szCs w:val="20"/>
               </w:rPr>
@@ -904,7 +904,7 @@
             <w:proofErr w:type="spellStart"/>
             <w:r>
               <w:rPr>
-                <w:rFonts w:ascii="SimSun" w:eastAsia="SimSun" w:hAnsi="SimSun" w:cs="SimSun"/>
+                <w:rFonts w:ascii="宋体" w:eastAsia="宋体" w:hAnsi="宋体" w:cs="宋体"/>
                 <w:sz w:val="20"/>
                 <w:szCs w:val="20"/>
               </w:rPr>
@@ -913,7 +913,7 @@
             <w:proofErr w:type="spellEnd"/>
             <w:r>
               <w:rPr>
-                <w:rFonts w:ascii="SimSun" w:eastAsia="SimSun" w:hAnsi="SimSun" w:cs="SimSun"/>
+                <w:rFonts w:ascii="宋体" w:eastAsia="宋体" w:hAnsi="宋体" w:cs="宋体"/>
                 <w:sz w:val="20"/>
                 <w:szCs w:val="20"/>
               </w:rPr>
@@ -930,14 +930,14 @@
             <w:pPr>
               <w:jc w:val="center"/>
               <w:rPr>
-                <w:rFonts w:ascii="SimSun" w:eastAsia="SimSun" w:hAnsi="SimSun" w:cs="SimSun"/>
-                <w:sz w:val="20"/>
-                <w:szCs w:val="20"/>
-              </w:rPr>
-            </w:pPr>
-            <w:r>
-              <w:rPr>
-                <w:rFonts w:ascii="SimSun" w:eastAsia="SimSun" w:hAnsi="SimSun" w:cs="SimSun"/>
+                <w:rFonts w:ascii="宋体" w:eastAsia="宋体" w:hAnsi="宋体" w:cs="宋体"/>
+                <w:sz w:val="20"/>
+                <w:szCs w:val="20"/>
+              </w:rPr>
+            </w:pPr>
+            <w:r>
+              <w:rPr>
+                <w:rFonts w:ascii="宋体" w:eastAsia="宋体" w:hAnsi="宋体" w:cs="宋体"/>
                 <w:sz w:val="20"/>
                 <w:szCs w:val="20"/>
               </w:rPr>
@@ -954,14 +954,14 @@
             <w:pPr>
               <w:jc w:val="center"/>
               <w:rPr>
-                <w:rFonts w:ascii="SimSun" w:eastAsia="SimSun" w:hAnsi="SimSun" w:cs="SimSun"/>
-                <w:sz w:val="20"/>
-                <w:szCs w:val="20"/>
-              </w:rPr>
-            </w:pPr>
-            <w:r>
-              <w:rPr>
-                <w:rFonts w:ascii="SimSun" w:eastAsia="SimSun" w:hAnsi="SimSun" w:cs="SimSun"/>
+                <w:rFonts w:ascii="宋体" w:eastAsia="宋体" w:hAnsi="宋体" w:cs="宋体"/>
+                <w:sz w:val="20"/>
+                <w:szCs w:val="20"/>
+              </w:rPr>
+            </w:pPr>
+            <w:r>
+              <w:rPr>
+                <w:rFonts w:ascii="宋体" w:eastAsia="宋体" w:hAnsi="宋体" w:cs="宋体"/>
                 <w:sz w:val="20"/>
                 <w:szCs w:val="20"/>
               </w:rPr>
@@ -970,7 +970,7 @@
             <w:proofErr w:type="spellStart"/>
             <w:r>
               <w:rPr>
-                <w:rFonts w:ascii="SimSun" w:eastAsia="SimSun" w:hAnsi="SimSun" w:cs="SimSun"/>
+                <w:rFonts w:ascii="宋体" w:eastAsia="宋体" w:hAnsi="宋体" w:cs="宋体"/>
                 <w:sz w:val="20"/>
                 <w:szCs w:val="20"/>
               </w:rPr>
@@ -979,7 +979,7 @@
             <w:proofErr w:type="spellEnd"/>
             <w:r>
               <w:rPr>
-                <w:rFonts w:ascii="SimSun" w:eastAsia="SimSun" w:hAnsi="SimSun" w:cs="SimSun"/>
+                <w:rFonts w:ascii="宋体" w:eastAsia="宋体" w:hAnsi="宋体" w:cs="宋体"/>
                 <w:sz w:val="20"/>
                 <w:szCs w:val="20"/>
               </w:rPr>
@@ -1003,7 +1003,7 @@
             </w:pPr>
             <w:r>
               <w:rPr>
-                <w:rFonts w:ascii="SimSun" w:eastAsia="SimSun" w:hAnsi="SimSun" w:cs="SimSun"/>
+                <w:rFonts w:ascii="宋体" w:eastAsia="宋体" w:hAnsi="宋体" w:cs="宋体"/>
                 <w:sz w:val="20"/>
                 <w:szCs w:val="20"/>
               </w:rPr>
@@ -1011,7 +1011,7 @@
             </w:r>
             <w:r>
               <w:rPr>
-                <w:rFonts w:ascii="SimSun" w:eastAsia="SimSun" w:hAnsi="SimSun" w:cs="SimSun" w:hint="eastAsia"/>
+                <w:rFonts w:ascii="宋体" w:eastAsia="宋体" w:hAnsi="宋体" w:cs="宋体" w:hint="eastAsia"/>
                 <w:sz w:val="20"/>
                 <w:szCs w:val="20"/>
               </w:rPr>
@@ -1381,7 +1381,7 @@
       <w:pPr>
         <w:jc w:val="center"/>
         <w:rPr>
-          <w:rFonts w:ascii="Microsoft YaHei" w:eastAsia="Microsoft YaHei" w:hAnsi="Microsoft YaHei"/>
+          <w:rFonts w:ascii="微软雅黑" w:eastAsia="微软雅黑" w:hAnsi="微软雅黑"/>
           <w:b/>
           <w:sz w:val="24"/>
           <w:szCs w:val="24"/>
@@ -1389,7 +1389,7 @@
       </w:pPr>
       <w:r>
         <w:rPr>
-          <w:rFonts w:ascii="Microsoft YaHei" w:eastAsia="Microsoft YaHei" w:hAnsi="Microsoft YaHei" w:hint="eastAsia"/>
+          <w:rFonts w:ascii="微软雅黑" w:eastAsia="微软雅黑" w:hAnsi="微软雅黑" w:hint="eastAsia"/>
           <w:b/>
           <w:sz w:val="24"/>
           <w:szCs w:val="24"/>
@@ -1606,7 +1606,7 @@
       <w:pPr>
         <w:jc w:val="center"/>
         <w:rPr>
-          <w:rFonts w:ascii="Microsoft YaHei" w:eastAsia="Microsoft YaHei" w:hAnsi="Microsoft YaHei"/>
+          <w:rFonts w:ascii="微软雅黑" w:eastAsia="微软雅黑" w:hAnsi="微软雅黑"/>
           <w:b/>
           <w:sz w:val="24"/>
           <w:szCs w:val="24"/>
@@ -1614,7 +1614,7 @@
       </w:pPr>
       <w:r>
         <w:rPr>
-          <w:rFonts w:ascii="Microsoft YaHei" w:eastAsia="Microsoft YaHei" w:hAnsi="Microsoft YaHei" w:hint="eastAsia"/>
+          <w:rFonts w:ascii="微软雅黑" w:eastAsia="微软雅黑" w:hAnsi="微软雅黑" w:hint="eastAsia"/>
           <w:b/>
           <w:sz w:val="24"/>
           <w:szCs w:val="24"/>
@@ -1623,7 +1623,7 @@
       </w:r>
       <w:r>
         <w:rPr>
-          <w:rFonts w:ascii="Microsoft YaHei" w:eastAsia="Microsoft YaHei" w:hAnsi="Microsoft YaHei" w:hint="eastAsia"/>
+          <w:rFonts w:ascii="微软雅黑" w:eastAsia="微软雅黑" w:hAnsi="微软雅黑" w:hint="eastAsia"/>
           <w:b/>
           <w:sz w:val="24"/>
           <w:szCs w:val="24"/>
@@ -1748,7 +1748,7 @@
       <w:pPr>
         <w:jc w:val="center"/>
         <w:rPr>
-          <w:rFonts w:ascii="Calibri" w:eastAsia="Microsoft YaHei" w:hAnsi="Calibri" w:cs="Calibri"/>
+          <w:rFonts w:ascii="Calibri" w:eastAsia="微软雅黑" w:hAnsi="Calibri" w:cs="Calibri"/>
           <w:b/>
         </w:rPr>
       </w:pPr>
@@ -1757,7 +1757,7 @@
       <w:pPr>
         <w:jc w:val="center"/>
         <w:rPr>
-          <w:rFonts w:ascii="Microsoft YaHei" w:eastAsia="Microsoft YaHei" w:hAnsi="Microsoft YaHei"/>
+          <w:rFonts w:ascii="微软雅黑" w:eastAsia="微软雅黑" w:hAnsi="微软雅黑"/>
           <w:b/>
           <w:sz w:val="24"/>
           <w:szCs w:val="24"/>
@@ -1765,7 +1765,7 @@
       </w:pPr>
       <w:r>
         <w:rPr>
-          <w:rFonts w:ascii="Microsoft YaHei" w:eastAsia="Microsoft YaHei" w:hAnsi="Microsoft YaHei" w:hint="eastAsia"/>
+          <w:rFonts w:ascii="微软雅黑" w:eastAsia="微软雅黑" w:hAnsi="微软雅黑" w:hint="eastAsia"/>
           <w:b/>
           <w:sz w:val="24"/>
           <w:szCs w:val="24"/>
@@ -1871,7 +1871,7 @@
       <w:pPr>
         <w:jc w:val="center"/>
         <w:rPr>
-          <w:rFonts w:ascii="Microsoft YaHei" w:eastAsia="Microsoft YaHei" w:hAnsi="Microsoft YaHei"/>
+          <w:rFonts w:ascii="微软雅黑" w:eastAsia="微软雅黑" w:hAnsi="微软雅黑"/>
           <w:b/>
           <w:sz w:val="24"/>
           <w:szCs w:val="24"/>
@@ -1879,7 +1879,7 @@
       </w:pPr>
       <w:r>
         <w:rPr>
-          <w:rFonts w:ascii="Microsoft YaHei" w:eastAsia="Microsoft YaHei" w:hAnsi="Microsoft YaHei"/>
+          <w:rFonts w:ascii="微软雅黑" w:eastAsia="微软雅黑" w:hAnsi="微软雅黑"/>
           <w:b/>
           <w:sz w:val="24"/>
           <w:szCs w:val="24"/>
@@ -2004,7 +2004,7 @@
       <w:pPr>
         <w:jc w:val="center"/>
         <w:rPr>
-          <w:rFonts w:ascii="Microsoft YaHei" w:eastAsia="Microsoft YaHei" w:hAnsi="Microsoft YaHei"/>
+          <w:rFonts w:ascii="微软雅黑" w:eastAsia="微软雅黑" w:hAnsi="微软雅黑"/>
           <w:sz w:val="24"/>
           <w:szCs w:val="24"/>
         </w:rPr>
@@ -2014,7 +2014,7 @@
       <w:pPr>
         <w:jc w:val="center"/>
         <w:rPr>
-          <w:rFonts w:ascii="Microsoft YaHei" w:eastAsia="Microsoft YaHei" w:hAnsi="Microsoft YaHei"/>
+          <w:rFonts w:ascii="微软雅黑" w:eastAsia="微软雅黑" w:hAnsi="微软雅黑"/>
           <w:b/>
           <w:sz w:val="24"/>
           <w:szCs w:val="24"/>
@@ -2022,7 +2022,7 @@
       </w:pPr>
       <w:r>
         <w:rPr>
-          <w:rFonts w:ascii="Microsoft YaHei" w:eastAsia="Microsoft YaHei" w:hAnsi="Microsoft YaHei"/>
+          <w:rFonts w:ascii="微软雅黑" w:eastAsia="微软雅黑" w:hAnsi="微软雅黑"/>
           <w:b/>
           <w:sz w:val="24"/>
           <w:szCs w:val="24"/>
@@ -2035,14 +2035,14 @@
       <w:pPr>
         <w:jc w:val="center"/>
         <w:rPr>
-          <w:rFonts w:ascii="Microsoft YaHei" w:eastAsia="Microsoft YaHei" w:hAnsi="Microsoft YaHei"/>
+          <w:rFonts w:ascii="微软雅黑" w:eastAsia="微软雅黑" w:hAnsi="微软雅黑"/>
           <w:sz w:val="24"/>
           <w:szCs w:val="24"/>
         </w:rPr>
       </w:pPr>
       <w:r>
         <w:rPr>
-          <w:rFonts w:ascii="Microsoft YaHei" w:eastAsia="Microsoft YaHei" w:hAnsi="Microsoft YaHei"/>
+          <w:rFonts w:ascii="微软雅黑" w:eastAsia="微软雅黑" w:hAnsi="微软雅黑"/>
           <w:sz w:val="24"/>
           <w:szCs w:val="24"/>
         </w:rPr>
@@ -2050,36 +2050,26 @@
       </w:r>
       <w:r>
         <w:rPr>
-          <w:rFonts w:ascii="Microsoft YaHei" w:eastAsia="Microsoft YaHei" w:hAnsi="Microsoft YaHei"/>
+          <w:rFonts w:ascii="微软雅黑" w:eastAsia="微软雅黑" w:hAnsi="微软雅黑"/>
           <w:sz w:val="24"/>
           <w:szCs w:val="24"/>
         </w:rPr>
         <w:t>#</w:t>
       </w:r>
-      <w:proofErr w:type="spellStart"/>
-      <w:r>
-        <w:rPr>
-          <w:rFonts w:ascii="Microsoft YaHei" w:eastAsia="Microsoft YaHei" w:hAnsi="Microsoft YaHei"/>
-          <w:sz w:val="24"/>
-          <w:szCs w:val="24"/>
-        </w:rPr>
-        <w:t>safety_report</w:t>
-      </w:r>
-      <w:proofErr w:type="spellEnd"/>
-      <w:r>
-        <w:rPr>
-          <w:rFonts w:ascii="Microsoft YaHei" w:eastAsia="Microsoft YaHei" w:hAnsi="Microsoft YaHei"/>
-          <w:sz w:val="24"/>
-          <w:szCs w:val="24"/>
-        </w:rPr>
-        <w:t>}}</w:t>
+      <w:r>
+        <w:rPr>
+          <w:rFonts w:ascii="微软雅黑" w:eastAsia="微软雅黑" w:hAnsi="微软雅黑"/>
+          <w:sz w:val="24"/>
+          <w:szCs w:val="24"/>
+        </w:rPr>
+        <w:t>safety_report}}</w:t>
       </w:r>
     </w:p>
     <w:p>
       <w:pPr>
         <w:jc w:val="center"/>
         <w:rPr>
-          <w:rFonts w:ascii="Microsoft YaHei" w:eastAsia="Microsoft YaHei" w:hAnsi="Microsoft YaHei"/>
+          <w:rFonts w:ascii="微软雅黑" w:eastAsia="微软雅黑" w:hAnsi="微软雅黑"/>
           <w:b/>
           <w:sz w:val="24"/>
           <w:szCs w:val="24"/>
@@ -2090,7 +2080,7 @@
       <w:pPr>
         <w:jc w:val="center"/>
         <w:rPr>
-          <w:rFonts w:ascii="Microsoft YaHei" w:eastAsia="Microsoft YaHei" w:hAnsi="Microsoft YaHei"/>
+          <w:rFonts w:ascii="微软雅黑" w:eastAsia="微软雅黑" w:hAnsi="微软雅黑"/>
           <w:b/>
           <w:sz w:val="24"/>
           <w:szCs w:val="24"/>
@@ -2098,7 +2088,7 @@
       </w:pPr>
       <w:r>
         <w:rPr>
-          <w:rFonts w:ascii="Microsoft YaHei" w:eastAsia="Microsoft YaHei" w:hAnsi="Microsoft YaHei"/>
+          <w:rFonts w:ascii="微软雅黑" w:eastAsia="微软雅黑" w:hAnsi="微软雅黑"/>
           <w:b/>
           <w:sz w:val="24"/>
           <w:szCs w:val="24"/>
@@ -2110,16 +2100,14 @@
       <w:pPr>
         <w:jc w:val="center"/>
         <w:rPr>
-          <w:rFonts w:ascii="Microsoft YaHei" w:eastAsia="Microsoft YaHei" w:hAnsi="Microsoft YaHei"/>
+          <w:rFonts w:ascii="微软雅黑" w:eastAsia="微软雅黑" w:hAnsi="微软雅黑"/>
           <w:sz w:val="24"/>
           <w:szCs w:val="24"/>
         </w:rPr>
       </w:pPr>
-      <w:bookmarkStart w:id="0" w:name="_GoBack"/>
-      <w:bookmarkEnd w:id="0"/>
-      <w:r>
-        <w:rPr>
-          <w:rFonts w:ascii="Microsoft YaHei" w:eastAsia="Microsoft YaHei" w:hAnsi="Microsoft YaHei" w:hint="eastAsia"/>
+      <w:r>
+        <w:rPr>
+          <w:rFonts w:ascii="微软雅黑" w:eastAsia="微软雅黑" w:hAnsi="微软雅黑" w:hint="eastAsia"/>
           <w:sz w:val="24"/>
           <w:szCs w:val="24"/>
         </w:rPr>
@@ -2127,7 +2115,7 @@
       </w:r>
       <w:r>
         <w:rPr>
-          <w:rFonts w:ascii="Microsoft YaHei" w:eastAsia="Microsoft YaHei" w:hAnsi="Microsoft YaHei"/>
+          <w:rFonts w:ascii="微软雅黑" w:eastAsia="微软雅黑" w:hAnsi="微软雅黑"/>
           <w:sz w:val="24"/>
           <w:szCs w:val="24"/>
         </w:rPr>
@@ -2135,7 +2123,7 @@
       </w:r>
       <w:r>
         <w:rPr>
-          <w:rFonts w:ascii="Microsoft YaHei" w:eastAsia="Microsoft YaHei" w:hAnsi="Microsoft YaHei" w:hint="eastAsia"/>
+          <w:rFonts w:ascii="微软雅黑" w:eastAsia="微软雅黑" w:hAnsi="微软雅黑" w:hint="eastAsia"/>
           <w:sz w:val="24"/>
           <w:szCs w:val="24"/>
         </w:rPr>
@@ -2146,7 +2134,175 @@
       <w:pPr>
         <w:jc w:val="center"/>
         <w:rPr>
-          <w:rFonts w:ascii="Microsoft YaHei" w:eastAsia="Microsoft YaHei" w:hAnsi="Microsoft YaHei"/>
+          <w:rFonts w:ascii="微软雅黑" w:eastAsia="微软雅黑" w:hAnsi="微软雅黑"/>
+          <w:sz w:val="24"/>
+          <w:szCs w:val="24"/>
+        </w:rPr>
+      </w:pPr>
+    </w:p>
+    <w:p>
+      <w:pPr>
+        <w:jc w:val="center"/>
+        <w:rPr>
+          <w:rFonts w:ascii="微软雅黑" w:eastAsia="微软雅黑" w:hAnsi="微软雅黑"/>
+          <w:sz w:val="24"/>
+          <w:szCs w:val="24"/>
+        </w:rPr>
+      </w:pPr>
+      <w:r>
+        <w:rPr>
+          <w:rFonts w:ascii="微软雅黑" w:eastAsia="微软雅黑" w:hAnsi="微软雅黑"/>
+          <w:sz w:val="24"/>
+          <w:szCs w:val="24"/>
+        </w:rPr>
+        <w:t xml:space="preserve">                                            </w:t>
+      </w:r>
+      <w:r>
+        <w:rPr>
+          <w:rFonts w:ascii="微软雅黑" w:eastAsia="微软雅黑" w:hAnsi="微软雅黑"/>
+          <w:sz w:val="24"/>
+          <w:szCs w:val="24"/>
+        </w:rPr>
+        <w:t xml:space="preserve">                                  </w:t>
+      </w:r>
+      <w:r>
+        <w:rPr>
+          <w:rFonts w:ascii="微软雅黑" w:eastAsia="微软雅黑" w:hAnsi="微软雅黑"/>
+          <w:sz w:val="24"/>
+          <w:szCs w:val="24"/>
+        </w:rPr>
+        <w:t xml:space="preserve"> </w:t>
+      </w:r>
+      <w:r>
+        <w:t>{{</w:t>
+      </w:r>
+      <w:proofErr w:type="spellStart"/>
+      <w:r>
+        <w:rPr>
+          <w:rFonts w:hint="eastAsia"/>
+        </w:rPr>
+        <w:t>ack</w:t>
+      </w:r>
+      <w:r>
+        <w:t>_signature_place_holder</w:t>
+      </w:r>
+      <w:proofErr w:type="spellEnd"/>
+      <w:proofErr w:type="gramStart"/>
+      <w:r>
+        <w:t>}}</w:t>
+      </w:r>
+      <w:r>
+        <w:rPr>
+          <w:rFonts w:ascii="微软雅黑" w:eastAsia="微软雅黑" w:hAnsi="微软雅黑"/>
+          <w:sz w:val="24"/>
+          <w:szCs w:val="24"/>
+        </w:rPr>
+        <w:t>{</w:t>
+      </w:r>
+      <w:proofErr w:type="gramEnd"/>
+      <w:r>
+        <w:rPr>
+          <w:rFonts w:ascii="微软雅黑" w:eastAsia="微软雅黑" w:hAnsi="微软雅黑"/>
+          <w:sz w:val="24"/>
+          <w:szCs w:val="24"/>
+        </w:rPr>
+        <w:t>{</w:t>
+      </w:r>
+      <w:proofErr w:type="spellStart"/>
+      <w:r>
+        <w:rPr>
+          <w:rFonts w:ascii="微软雅黑" w:eastAsia="微软雅黑" w:hAnsi="微软雅黑"/>
+          <w:sz w:val="24"/>
+          <w:szCs w:val="24"/>
+        </w:rPr>
+        <w:t>ack_signature</w:t>
+      </w:r>
+      <w:proofErr w:type="spellEnd"/>
+      <w:r>
+        <w:rPr>
+          <w:rFonts w:ascii="微软雅黑" w:eastAsia="微软雅黑" w:hAnsi="微软雅黑"/>
+          <w:sz w:val="24"/>
+          <w:szCs w:val="24"/>
+        </w:rPr>
+        <w:t>}}</w:t>
+      </w:r>
+    </w:p>
+    <w:p>
+      <w:pPr>
+        <w:jc w:val="center"/>
+        <w:rPr>
+          <w:rFonts w:ascii="微软雅黑" w:eastAsia="微软雅黑" w:hAnsi="微软雅黑"/>
+          <w:sz w:val="24"/>
+          <w:szCs w:val="24"/>
+        </w:rPr>
+      </w:pPr>
+      <w:r>
+        <w:rPr>
+          <w:rFonts w:ascii="微软雅黑" w:eastAsia="微软雅黑" w:hAnsi="微软雅黑"/>
+          <w:sz w:val="24"/>
+          <w:szCs w:val="24"/>
+        </w:rPr>
+        <w:t xml:space="preserve">                                                                              </w:t>
+      </w:r>
+      <w:r>
+        <w:t>{{</w:t>
+      </w:r>
+      <w:proofErr w:type="spellStart"/>
+      <w:r>
+        <w:rPr>
+          <w:rFonts w:hint="eastAsia"/>
+        </w:rPr>
+        <w:t>wc</w:t>
+      </w:r>
+      <w:r>
+        <w:t>_signature_place_holder</w:t>
+      </w:r>
+      <w:proofErr w:type="spellEnd"/>
+      <w:proofErr w:type="gramStart"/>
+      <w:r>
+        <w:t>}}</w:t>
+      </w:r>
+      <w:r>
+        <w:rPr>
+          <w:rFonts w:ascii="微软雅黑" w:eastAsia="微软雅黑" w:hAnsi="微软雅黑"/>
+          <w:sz w:val="24"/>
+          <w:szCs w:val="24"/>
+        </w:rPr>
+        <w:t>{</w:t>
+      </w:r>
+      <w:proofErr w:type="gramEnd"/>
+      <w:r>
+        <w:rPr>
+          <w:rFonts w:ascii="微软雅黑" w:eastAsia="微软雅黑" w:hAnsi="微软雅黑"/>
+          <w:sz w:val="24"/>
+          <w:szCs w:val="24"/>
+        </w:rPr>
+        <w:t>{</w:t>
+      </w:r>
+      <w:proofErr w:type="spellStart"/>
+      <w:r>
+        <w:rPr>
+          <w:rFonts w:ascii="微软雅黑" w:eastAsia="微软雅黑" w:hAnsi="微软雅黑"/>
+          <w:sz w:val="24"/>
+          <w:szCs w:val="24"/>
+        </w:rPr>
+        <w:t>wc_signature</w:t>
+      </w:r>
+      <w:proofErr w:type="spellEnd"/>
+      <w:r>
+        <w:rPr>
+          <w:rFonts w:ascii="微软雅黑" w:eastAsia="微软雅黑" w:hAnsi="微软雅黑"/>
+          <w:sz w:val="24"/>
+          <w:szCs w:val="24"/>
+        </w:rPr>
+        <w:t>}}</w:t>
+      </w:r>
+    </w:p>
+    <w:p>
+      <w:pPr>
+        <w:jc w:val="center"/>
+        <w:rPr>
+          <w:rFonts w:ascii="微软雅黑" w:eastAsia="微软雅黑" w:hAnsi="微软雅黑"/>
           <w:sz w:val="24"/>
           <w:szCs w:val="24"/>
         </w:rPr>
@@ -2163,7 +2319,7 @@
 </file>
 
 <file path=word/styles.xml><?xml version="1.0" encoding="utf-8"?>
-<w:styles xmlns:mc="http://schemas.openxmlformats.org/markup-compatibility/2006" xmlns:r="http://schemas.openxmlformats.org/officeDocument/2006/relationships" xmlns:w="http://schemas.openxmlformats.org/wordprocessingml/2006/main" xmlns:w14="http://schemas.microsoft.com/office/word/2010/wordml" xmlns:w15="http://schemas.microsoft.com/office/word/2012/wordml" xmlns:w16cid="http://schemas.microsoft.com/office/word/2016/wordml/cid" xmlns:w16se="http://schemas.microsoft.com/office/word/2015/wordml/symex" mc:Ignorable="w14 w15 w16se w16cid">
+<w:styles xmlns:mc="http://schemas.openxmlformats.org/markup-compatibility/2006" xmlns:r="http://schemas.openxmlformats.org/officeDocument/2006/relationships" xmlns:w="http://schemas.openxmlformats.org/wordprocessingml/2006/main" xmlns:w14="http://schemas.microsoft.com/office/word/2010/wordml" xmlns:w15="http://schemas.microsoft.com/office/word/2012/wordml" xmlns:w16cex="http://schemas.microsoft.com/office/word/2018/wordml/cex" xmlns:w16cid="http://schemas.microsoft.com/office/word/2016/wordml/cid" xmlns:w16="http://schemas.microsoft.com/office/word/2018/wordml" xmlns:w16sdtdh="http://schemas.microsoft.com/office/word/2020/wordml/sdtdatahash" xmlns:w16se="http://schemas.microsoft.com/office/word/2015/wordml/symex" mc:Ignorable="w14 w15 w16se w16cid w16 w16cex w16sdtdh">
   <w:docDefaults>
     <w:rPrDefault>
       <w:rPr>
@@ -2179,7 +2335,7 @@
       </w:pPr>
     </w:pPrDefault>
   </w:docDefaults>
-  <w:latentStyles w:defLockedState="0" w:defUIPriority="99" w:defSemiHidden="0" w:defUnhideWhenUsed="0" w:defQFormat="0" w:count="375">
+  <w:latentStyles w:defLockedState="0" w:defUIPriority="99" w:defSemiHidden="0" w:defUnhideWhenUsed="0" w:defQFormat="0" w:count="376">
     <w:lsdException w:name="Normal" w:uiPriority="0" w:qFormat="1"/>
     <w:lsdException w:name="heading 1" w:uiPriority="9" w:qFormat="1"/>
     <w:lsdException w:name="heading 2" w:semiHidden="1" w:uiPriority="9" w:unhideWhenUsed="1" w:qFormat="1"/>
@@ -2555,6 +2711,7 @@
     <w:lsdException w:name="Smart Hyperlink" w:semiHidden="1" w:unhideWhenUsed="1"/>
     <w:lsdException w:name="Hashtag" w:semiHidden="1" w:unhideWhenUsed="1"/>
     <w:lsdException w:name="Unresolved Mention" w:semiHidden="1" w:unhideWhenUsed="1"/>
+    <w:lsdException w:name="Smart Link" w:semiHidden="1" w:unhideWhenUsed="1"/>
   </w:latentStyles>
   <w:style w:type="paragraph" w:default="1" w:styleId="Normal">
     <w:name w:val="Normal"/>

--- a/src/src/main/resources/report/maintenance-template_en.docx
+++ b/src/src/main/resources/report/maintenance-template_en.docx
@@ -1,12 +1,12 @@
 
 <file path=word/document.xml><?xml version="1.0" encoding="utf-8"?>
-<w:document xmlns:wpc="http://schemas.microsoft.com/office/word/2010/wordprocessingCanvas" xmlns:cx="http://schemas.microsoft.com/office/drawing/2014/chartex" xmlns:cx1="http://schemas.microsoft.com/office/drawing/2015/9/8/chartex" xmlns:cx2="http://schemas.microsoft.com/office/drawing/2015/10/21/chartex" xmlns:cx3="http://schemas.microsoft.com/office/drawing/2016/5/9/chartex" xmlns:cx4="http://schemas.microsoft.com/office/drawing/2016/5/10/chartex" xmlns:cx5="http://schemas.microsoft.com/office/drawing/2016/5/11/chartex" xmlns:cx6="http://schemas.microsoft.com/office/drawing/2016/5/12/chartex" xmlns:cx7="http://schemas.microsoft.com/office/drawing/2016/5/13/chartex" xmlns:cx8="http://schemas.microsoft.com/office/drawing/2016/5/14/chartex" xmlns:mc="http://schemas.openxmlformats.org/markup-compatibility/2006" xmlns:aink="http://schemas.microsoft.com/office/drawing/2016/ink" xmlns:am3d="http://schemas.microsoft.com/office/drawing/2017/model3d" xmlns:o="urn:schemas-microsoft-com:office:office" xmlns:r="http://schemas.openxmlformats.org/officeDocument/2006/relationships" xmlns:m="http://schemas.openxmlformats.org/officeDocument/2006/math" xmlns:v="urn:schemas-microsoft-com:vml" xmlns:wp14="http://schemas.microsoft.com/office/word/2010/wordprocessingDrawing" xmlns:wp="http://schemas.openxmlformats.org/drawingml/2006/wordprocessingDrawing" xmlns:w10="urn:schemas-microsoft-com:office:word" xmlns:w="http://schemas.openxmlformats.org/wordprocessingml/2006/main" xmlns:w14="http://schemas.microsoft.com/office/word/2010/wordml" xmlns:w15="http://schemas.microsoft.com/office/word/2012/wordml" xmlns:w16cex="http://schemas.microsoft.com/office/word/2018/wordml/cex" xmlns:w16cid="http://schemas.microsoft.com/office/word/2016/wordml/cid" xmlns:w16="http://schemas.microsoft.com/office/word/2018/wordml" xmlns:w16sdtdh="http://schemas.microsoft.com/office/word/2020/wordml/sdtdatahash" xmlns:w16se="http://schemas.microsoft.com/office/word/2015/wordml/symex" xmlns:wpg="http://schemas.microsoft.com/office/word/2010/wordprocessingGroup" xmlns:wpi="http://schemas.microsoft.com/office/word/2010/wordprocessingInk" xmlns:wne="http://schemas.microsoft.com/office/word/2006/wordml" xmlns:wps="http://schemas.microsoft.com/office/word/2010/wordprocessingShape" mc:Ignorable="w14 w15 w16se w16cid w16 w16cex w16sdtdh wp14">
+<w:document xmlns:wpc="http://schemas.microsoft.com/office/word/2010/wordprocessingCanvas" xmlns:cx="http://schemas.microsoft.com/office/drawing/2014/chartex" xmlns:cx1="http://schemas.microsoft.com/office/drawing/2015/9/8/chartex" xmlns:cx2="http://schemas.microsoft.com/office/drawing/2015/10/21/chartex" xmlns:cx3="http://schemas.microsoft.com/office/drawing/2016/5/9/chartex" xmlns:cx4="http://schemas.microsoft.com/office/drawing/2016/5/10/chartex" xmlns:cx5="http://schemas.microsoft.com/office/drawing/2016/5/11/chartex" xmlns:cx6="http://schemas.microsoft.com/office/drawing/2016/5/12/chartex" xmlns:cx7="http://schemas.microsoft.com/office/drawing/2016/5/13/chartex" xmlns:cx8="http://schemas.microsoft.com/office/drawing/2016/5/14/chartex" xmlns:mc="http://schemas.openxmlformats.org/markup-compatibility/2006" xmlns:aink="http://schemas.microsoft.com/office/drawing/2016/ink" xmlns:am3d="http://schemas.microsoft.com/office/drawing/2017/model3d" xmlns:o="urn:schemas-microsoft-com:office:office" xmlns:oel="http://schemas.microsoft.com/office/2019/extlst" xmlns:r="http://schemas.openxmlformats.org/officeDocument/2006/relationships" xmlns:m="http://schemas.openxmlformats.org/officeDocument/2006/math" xmlns:v="urn:schemas-microsoft-com:vml" xmlns:wp14="http://schemas.microsoft.com/office/word/2010/wordprocessingDrawing" xmlns:wp="http://schemas.openxmlformats.org/drawingml/2006/wordprocessingDrawing" xmlns:w10="urn:schemas-microsoft-com:office:word" xmlns:w="http://schemas.openxmlformats.org/wordprocessingml/2006/main" xmlns:w14="http://schemas.microsoft.com/office/word/2010/wordml" xmlns:w15="http://schemas.microsoft.com/office/word/2012/wordml" xmlns:w16cex="http://schemas.microsoft.com/office/word/2018/wordml/cex" xmlns:w16cid="http://schemas.microsoft.com/office/word/2016/wordml/cid" xmlns:w16="http://schemas.microsoft.com/office/word/2018/wordml" xmlns:w16sdtdh="http://schemas.microsoft.com/office/word/2020/wordml/sdtdatahash" xmlns:w16se="http://schemas.microsoft.com/office/word/2015/wordml/symex" xmlns:wpg="http://schemas.microsoft.com/office/word/2010/wordprocessingGroup" xmlns:wpi="http://schemas.microsoft.com/office/word/2010/wordprocessingInk" xmlns:wne="http://schemas.microsoft.com/office/word/2006/wordml" xmlns:wps="http://schemas.microsoft.com/office/word/2010/wordprocessingShape" mc:Ignorable="w14 w15 w16se w16cid w16 w16cex w16sdtdh wp14">
   <w:body>
     <w:p>
       <w:pPr>
         <w:jc w:val="center"/>
         <w:rPr>
-          <w:rFonts w:ascii="微软雅黑" w:eastAsia="微软雅黑" w:hAnsi="微软雅黑"/>
+          <w:rFonts w:ascii="Microsoft YaHei" w:eastAsia="Microsoft YaHei" w:hAnsi="Microsoft YaHei"/>
           <w:b/>
           <w:sz w:val="24"/>
           <w:szCs w:val="24"/>
@@ -14,7 +14,7 @@
       </w:pPr>
       <w:r>
         <w:rPr>
-          <w:rFonts w:ascii="微软雅黑" w:eastAsia="微软雅黑" w:hAnsi="微软雅黑"/>
+          <w:rFonts w:ascii="Microsoft YaHei" w:eastAsia="Microsoft YaHei" w:hAnsi="Microsoft YaHei"/>
           <w:b/>
           <w:sz w:val="24"/>
           <w:szCs w:val="24"/>
@@ -23,7 +23,7 @@
       </w:r>
       <w:r>
         <w:rPr>
-          <w:rFonts w:ascii="微软雅黑" w:eastAsia="微软雅黑" w:hAnsi="微软雅黑" w:hint="eastAsia"/>
+          <w:rFonts w:ascii="Microsoft YaHei" w:eastAsia="Microsoft YaHei" w:hAnsi="Microsoft YaHei" w:hint="eastAsia"/>
           <w:b/>
           <w:sz w:val="24"/>
           <w:szCs w:val="24"/>
@@ -32,7 +32,7 @@
       </w:r>
       <w:r>
         <w:rPr>
-          <w:rFonts w:ascii="微软雅黑" w:eastAsia="微软雅黑" w:hAnsi="微软雅黑"/>
+          <w:rFonts w:ascii="Microsoft YaHei" w:eastAsia="Microsoft YaHei" w:hAnsi="Microsoft YaHei"/>
           <w:b/>
           <w:sz w:val="24"/>
           <w:szCs w:val="24"/>
@@ -41,7 +41,7 @@
       </w:r>
       <w:r>
         <w:rPr>
-          <w:rFonts w:ascii="微软雅黑" w:eastAsia="微软雅黑" w:hAnsi="微软雅黑" w:hint="eastAsia"/>
+          <w:rFonts w:ascii="Microsoft YaHei" w:eastAsia="Microsoft YaHei" w:hAnsi="Microsoft YaHei" w:hint="eastAsia"/>
           <w:b/>
           <w:sz w:val="24"/>
           <w:szCs w:val="24"/>
@@ -53,7 +53,7 @@
       <w:pPr>
         <w:jc w:val="center"/>
         <w:rPr>
-          <w:rFonts w:ascii="微软雅黑" w:eastAsia="微软雅黑" w:hAnsi="微软雅黑"/>
+          <w:rFonts w:ascii="Microsoft YaHei" w:eastAsia="Microsoft YaHei" w:hAnsi="Microsoft YaHei"/>
           <w:b/>
           <w:sz w:val="24"/>
           <w:szCs w:val="24"/>
@@ -61,7 +61,7 @@
       </w:pPr>
       <w:r>
         <w:rPr>
-          <w:rFonts w:ascii="微软雅黑" w:eastAsia="微软雅黑" w:hAnsi="微软雅黑"/>
+          <w:rFonts w:ascii="Microsoft YaHei" w:eastAsia="Microsoft YaHei" w:hAnsi="Microsoft YaHei"/>
           <w:b/>
           <w:sz w:val="24"/>
           <w:szCs w:val="24"/>
@@ -71,7 +71,7 @@
     </w:p>
     <w:tbl>
       <w:tblPr>
-        <w:tblStyle w:val="TableGrid"/>
+        <w:tblStyle w:val="a3"/>
         <w:tblW w:w="10795" w:type="dxa"/>
         <w:tblLook w:val="04A0" w:firstRow="1" w:lastRow="0" w:firstColumn="1" w:lastColumn="0" w:noHBand="0" w:noVBand="1"/>
       </w:tblPr>
@@ -524,6 +524,97 @@
           </w:p>
         </w:tc>
       </w:tr>
+      <w:tr>
+        <w:tc>
+          <w:tcPr>
+            <w:tcW w:w="1705" w:type="dxa"/>
+          </w:tcPr>
+          <w:p>
+            <w:pPr>
+              <w:jc w:val="center"/>
+              <w:rPr>
+                <w:rFonts w:cstheme="minorHAnsi"/>
+                <w:sz w:val="20"/>
+                <w:szCs w:val="20"/>
+              </w:rPr>
+            </w:pPr>
+            <w:r>
+              <w:rPr>
+                <w:rFonts w:eastAsia="Microsoft YaHei" w:cstheme="minorHAnsi"/>
+                <w:sz w:val="20"/>
+                <w:szCs w:val="20"/>
+                <w:shd w:val="clear" w:color="auto" w:fill="F5F5F5"/>
+              </w:rPr>
+              <w:t>Brand</w:t>
+            </w:r>
+          </w:p>
+        </w:tc>
+        <w:tc>
+          <w:tcPr>
+            <w:tcW w:w="2609" w:type="dxa"/>
+          </w:tcPr>
+          <w:p>
+            <w:pPr>
+              <w:jc w:val="center"/>
+              <w:rPr>
+                <w:sz w:val="20"/>
+                <w:szCs w:val="20"/>
+              </w:rPr>
+            </w:pPr>
+            <w:r>
+              <w:rPr>
+                <w:sz w:val="20"/>
+                <w:szCs w:val="20"/>
+              </w:rPr>
+              <w:t>{{</w:t>
+            </w:r>
+            <w:proofErr w:type="spellStart"/>
+            <w:r>
+              <w:rPr>
+                <w:sz w:val="20"/>
+                <w:szCs w:val="20"/>
+              </w:rPr>
+              <w:t>device_maker</w:t>
+            </w:r>
+            <w:proofErr w:type="spellEnd"/>
+            <w:r>
+              <w:rPr>
+                <w:sz w:val="20"/>
+                <w:szCs w:val="20"/>
+              </w:rPr>
+              <w:t>}}</w:t>
+            </w:r>
+          </w:p>
+        </w:tc>
+        <w:tc>
+          <w:tcPr>
+            <w:tcW w:w="1531" w:type="dxa"/>
+          </w:tcPr>
+          <w:p>
+            <w:pPr>
+              <w:jc w:val="center"/>
+              <w:rPr>
+                <w:sz w:val="20"/>
+                <w:szCs w:val="20"/>
+              </w:rPr>
+            </w:pPr>
+          </w:p>
+        </w:tc>
+        <w:tc>
+          <w:tcPr>
+            <w:tcW w:w="4950" w:type="dxa"/>
+          </w:tcPr>
+          <w:p>
+            <w:pPr>
+              <w:jc w:val="center"/>
+              <w:rPr>
+                <w:sz w:val="20"/>
+                <w:szCs w:val="20"/>
+              </w:rPr>
+            </w:pPr>
+          </w:p>
+        </w:tc>
+      </w:tr>
     </w:tbl>
     <w:p>
       <w:pPr>
@@ -534,7 +625,7 @@
       <w:pPr>
         <w:jc w:val="center"/>
         <w:rPr>
-          <w:rFonts w:ascii="微软雅黑" w:eastAsia="微软雅黑" w:hAnsi="微软雅黑"/>
+          <w:rFonts w:ascii="Microsoft YaHei" w:eastAsia="Microsoft YaHei" w:hAnsi="Microsoft YaHei"/>
           <w:b/>
           <w:sz w:val="24"/>
           <w:szCs w:val="24"/>
@@ -542,7 +633,7 @@
       </w:pPr>
       <w:r>
         <w:rPr>
-          <w:rFonts w:ascii="微软雅黑" w:eastAsia="微软雅黑" w:hAnsi="微软雅黑" w:hint="eastAsia"/>
+          <w:rFonts w:ascii="Microsoft YaHei" w:eastAsia="Microsoft YaHei" w:hAnsi="Microsoft YaHei" w:hint="eastAsia"/>
           <w:b/>
           <w:sz w:val="24"/>
           <w:szCs w:val="24"/>
@@ -551,7 +642,7 @@
       </w:r>
       <w:r>
         <w:rPr>
-          <w:rFonts w:ascii="微软雅黑" w:eastAsia="微软雅黑" w:hAnsi="微软雅黑"/>
+          <w:rFonts w:ascii="Microsoft YaHei" w:eastAsia="Microsoft YaHei" w:hAnsi="Microsoft YaHei"/>
           <w:b/>
           <w:sz w:val="24"/>
           <w:szCs w:val="24"/>
@@ -560,7 +651,7 @@
       </w:r>
       <w:r>
         <w:rPr>
-          <w:rFonts w:ascii="微软雅黑" w:eastAsia="微软雅黑" w:hAnsi="微软雅黑" w:hint="eastAsia"/>
+          <w:rFonts w:ascii="Microsoft YaHei" w:eastAsia="Microsoft YaHei" w:hAnsi="Microsoft YaHei" w:hint="eastAsia"/>
           <w:b/>
           <w:sz w:val="24"/>
           <w:szCs w:val="24"/>
@@ -570,7 +661,7 @@
     </w:p>
     <w:tbl>
       <w:tblPr>
-        <w:tblStyle w:val="TableGrid"/>
+        <w:tblStyle w:val="a3"/>
         <w:tblW w:w="10627" w:type="dxa"/>
         <w:tblLook w:val="04A0" w:firstRow="1" w:lastRow="0" w:firstColumn="1" w:lastColumn="0" w:noHBand="0" w:noVBand="1"/>
       </w:tblPr>
@@ -596,14 +687,14 @@
             <w:pPr>
               <w:jc w:val="center"/>
               <w:rPr>
-                <w:rFonts w:ascii="宋体" w:eastAsia="宋体" w:hAnsi="宋体" w:cs="宋体"/>
-                <w:sz w:val="20"/>
-                <w:szCs w:val="20"/>
-              </w:rPr>
-            </w:pPr>
-            <w:r>
-              <w:rPr>
-                <w:rFonts w:ascii="宋体" w:eastAsia="宋体" w:hAnsi="宋体" w:cs="宋体" w:hint="eastAsia"/>
+                <w:rFonts w:ascii="SimSun" w:eastAsia="SimSun" w:hAnsi="SimSun" w:cs="SimSun"/>
+                <w:sz w:val="20"/>
+                <w:szCs w:val="20"/>
+              </w:rPr>
+            </w:pPr>
+            <w:r>
+              <w:rPr>
+                <w:rFonts w:ascii="SimSun" w:eastAsia="SimSun" w:hAnsi="SimSun" w:cs="SimSun" w:hint="eastAsia"/>
                 <w:sz w:val="20"/>
                 <w:szCs w:val="20"/>
               </w:rPr>
@@ -620,14 +711,14 @@
             <w:pPr>
               <w:jc w:val="center"/>
               <w:rPr>
-                <w:rFonts w:ascii="宋体" w:eastAsia="宋体" w:hAnsi="宋体" w:cs="宋体"/>
-                <w:sz w:val="20"/>
-                <w:szCs w:val="20"/>
-              </w:rPr>
-            </w:pPr>
-            <w:r>
-              <w:rPr>
-                <w:rFonts w:ascii="宋体" w:eastAsia="宋体" w:hAnsi="宋体" w:cs="宋体"/>
+                <w:rFonts w:ascii="SimSun" w:eastAsia="SimSun" w:hAnsi="SimSun" w:cs="SimSun"/>
+                <w:sz w:val="20"/>
+                <w:szCs w:val="20"/>
+              </w:rPr>
+            </w:pPr>
+            <w:r>
+              <w:rPr>
+                <w:rFonts w:ascii="SimSun" w:eastAsia="SimSun" w:hAnsi="SimSun" w:cs="SimSun"/>
                 <w:sz w:val="20"/>
                 <w:szCs w:val="20"/>
               </w:rPr>
@@ -636,7 +727,7 @@
             <w:proofErr w:type="spellStart"/>
             <w:r>
               <w:rPr>
-                <w:rFonts w:ascii="宋体" w:eastAsia="宋体" w:hAnsi="宋体" w:cs="宋体"/>
+                <w:rFonts w:ascii="SimSun" w:eastAsia="SimSun" w:hAnsi="SimSun" w:cs="SimSun"/>
                 <w:sz w:val="20"/>
                 <w:szCs w:val="20"/>
               </w:rPr>
@@ -645,7 +736,7 @@
             <w:proofErr w:type="spellEnd"/>
             <w:r>
               <w:rPr>
-                <w:rFonts w:ascii="宋体" w:eastAsia="宋体" w:hAnsi="宋体" w:cs="宋体"/>
+                <w:rFonts w:ascii="SimSun" w:eastAsia="SimSun" w:hAnsi="SimSun" w:cs="SimSun"/>
                 <w:sz w:val="20"/>
                 <w:szCs w:val="20"/>
               </w:rPr>
@@ -662,14 +753,14 @@
             <w:pPr>
               <w:jc w:val="center"/>
               <w:rPr>
-                <w:rFonts w:ascii="宋体" w:eastAsia="宋体" w:hAnsi="宋体" w:cs="宋体"/>
-                <w:sz w:val="20"/>
-                <w:szCs w:val="20"/>
-              </w:rPr>
-            </w:pPr>
-            <w:r>
-              <w:rPr>
-                <w:rFonts w:ascii="宋体" w:eastAsia="宋体" w:hAnsi="宋体" w:cs="宋体" w:hint="eastAsia"/>
+                <w:rFonts w:ascii="SimSun" w:eastAsia="SimSun" w:hAnsi="SimSun" w:cs="SimSun"/>
+                <w:sz w:val="20"/>
+                <w:szCs w:val="20"/>
+              </w:rPr>
+            </w:pPr>
+            <w:r>
+              <w:rPr>
+                <w:rFonts w:ascii="SimSun" w:eastAsia="SimSun" w:hAnsi="SimSun" w:cs="SimSun" w:hint="eastAsia"/>
                 <w:sz w:val="20"/>
                 <w:szCs w:val="20"/>
               </w:rPr>
@@ -686,14 +777,14 @@
             <w:pPr>
               <w:jc w:val="center"/>
               <w:rPr>
-                <w:rFonts w:ascii="宋体" w:eastAsia="宋体" w:hAnsi="宋体" w:cs="宋体"/>
-                <w:sz w:val="20"/>
-                <w:szCs w:val="20"/>
-              </w:rPr>
-            </w:pPr>
-            <w:r>
-              <w:rPr>
-                <w:rFonts w:ascii="宋体" w:eastAsia="宋体" w:hAnsi="宋体" w:cs="宋体"/>
+                <w:rFonts w:ascii="SimSun" w:eastAsia="SimSun" w:hAnsi="SimSun" w:cs="SimSun"/>
+                <w:sz w:val="20"/>
+                <w:szCs w:val="20"/>
+              </w:rPr>
+            </w:pPr>
+            <w:r>
+              <w:rPr>
+                <w:rFonts w:ascii="SimSun" w:eastAsia="SimSun" w:hAnsi="SimSun" w:cs="SimSun"/>
                 <w:sz w:val="20"/>
                 <w:szCs w:val="20"/>
               </w:rPr>
@@ -702,7 +793,7 @@
             <w:proofErr w:type="spellStart"/>
             <w:r>
               <w:rPr>
-                <w:rFonts w:ascii="宋体" w:eastAsia="宋体" w:hAnsi="宋体" w:cs="宋体"/>
+                <w:rFonts w:ascii="SimSun" w:eastAsia="SimSun" w:hAnsi="SimSun" w:cs="SimSun"/>
                 <w:sz w:val="20"/>
                 <w:szCs w:val="20"/>
               </w:rPr>
@@ -711,7 +802,7 @@
             <w:proofErr w:type="spellEnd"/>
             <w:r>
               <w:rPr>
-                <w:rFonts w:ascii="宋体" w:eastAsia="宋体" w:hAnsi="宋体" w:cs="宋体"/>
+                <w:rFonts w:ascii="SimSun" w:eastAsia="SimSun" w:hAnsi="SimSun" w:cs="SimSun"/>
                 <w:sz w:val="20"/>
                 <w:szCs w:val="20"/>
               </w:rPr>
@@ -730,14 +821,14 @@
             <w:pPr>
               <w:jc w:val="center"/>
               <w:rPr>
-                <w:rFonts w:ascii="宋体" w:eastAsia="宋体" w:hAnsi="宋体" w:cs="宋体"/>
-                <w:sz w:val="20"/>
-                <w:szCs w:val="20"/>
-              </w:rPr>
-            </w:pPr>
-            <w:r>
-              <w:rPr>
-                <w:rFonts w:ascii="宋体" w:eastAsia="宋体" w:hAnsi="宋体" w:cs="宋体"/>
+                <w:rFonts w:ascii="SimSun" w:eastAsia="SimSun" w:hAnsi="SimSun" w:cs="SimSun"/>
+                <w:sz w:val="20"/>
+                <w:szCs w:val="20"/>
+              </w:rPr>
+            </w:pPr>
+            <w:r>
+              <w:rPr>
+                <w:rFonts w:ascii="SimSun" w:eastAsia="SimSun" w:hAnsi="SimSun" w:cs="SimSun"/>
                 <w:sz w:val="20"/>
                 <w:szCs w:val="20"/>
               </w:rPr>
@@ -754,14 +845,14 @@
             <w:pPr>
               <w:jc w:val="center"/>
               <w:rPr>
-                <w:rFonts w:ascii="宋体" w:eastAsia="宋体" w:hAnsi="宋体" w:cs="宋体"/>
-                <w:sz w:val="20"/>
-                <w:szCs w:val="20"/>
-              </w:rPr>
-            </w:pPr>
-            <w:r>
-              <w:rPr>
-                <w:rFonts w:ascii="宋体" w:eastAsia="宋体" w:hAnsi="宋体" w:cs="宋体"/>
+                <w:rFonts w:ascii="SimSun" w:eastAsia="SimSun" w:hAnsi="SimSun" w:cs="SimSun"/>
+                <w:sz w:val="20"/>
+                <w:szCs w:val="20"/>
+              </w:rPr>
+            </w:pPr>
+            <w:r>
+              <w:rPr>
+                <w:rFonts w:ascii="SimSun" w:eastAsia="SimSun" w:hAnsi="SimSun" w:cs="SimSun"/>
                 <w:sz w:val="20"/>
                 <w:szCs w:val="20"/>
               </w:rPr>
@@ -770,7 +861,7 @@
             <w:proofErr w:type="spellStart"/>
             <w:r>
               <w:rPr>
-                <w:rFonts w:ascii="宋体" w:eastAsia="宋体" w:hAnsi="宋体" w:cs="宋体"/>
+                <w:rFonts w:ascii="SimSun" w:eastAsia="SimSun" w:hAnsi="SimSun" w:cs="SimSun"/>
                 <w:sz w:val="20"/>
                 <w:szCs w:val="20"/>
               </w:rPr>
@@ -779,7 +870,7 @@
             <w:proofErr w:type="spellEnd"/>
             <w:r>
               <w:rPr>
-                <w:rFonts w:ascii="宋体" w:eastAsia="宋体" w:hAnsi="宋体" w:cs="宋体"/>
+                <w:rFonts w:ascii="SimSun" w:eastAsia="SimSun" w:hAnsi="SimSun" w:cs="SimSun"/>
                 <w:sz w:val="20"/>
                 <w:szCs w:val="20"/>
               </w:rPr>
@@ -796,14 +887,14 @@
             <w:pPr>
               <w:jc w:val="center"/>
               <w:rPr>
-                <w:rFonts w:ascii="宋体" w:eastAsia="宋体" w:hAnsi="宋体" w:cs="宋体"/>
-                <w:sz w:val="20"/>
-                <w:szCs w:val="20"/>
-              </w:rPr>
-            </w:pPr>
-            <w:r>
-              <w:rPr>
-                <w:rFonts w:ascii="宋体" w:eastAsia="宋体" w:hAnsi="宋体" w:cs="宋体"/>
+                <w:rFonts w:ascii="SimSun" w:eastAsia="SimSun" w:hAnsi="SimSun" w:cs="SimSun"/>
+                <w:sz w:val="20"/>
+                <w:szCs w:val="20"/>
+              </w:rPr>
+            </w:pPr>
+            <w:r>
+              <w:rPr>
+                <w:rFonts w:ascii="SimSun" w:eastAsia="SimSun" w:hAnsi="SimSun" w:cs="SimSun"/>
                 <w:sz w:val="20"/>
                 <w:szCs w:val="20"/>
               </w:rPr>
@@ -820,14 +911,14 @@
             <w:pPr>
               <w:jc w:val="center"/>
               <w:rPr>
-                <w:rFonts w:ascii="宋体" w:eastAsia="宋体" w:hAnsi="宋体" w:cs="宋体"/>
-                <w:sz w:val="20"/>
-                <w:szCs w:val="20"/>
-              </w:rPr>
-            </w:pPr>
-            <w:r>
-              <w:rPr>
-                <w:rFonts w:ascii="宋体" w:eastAsia="宋体" w:hAnsi="宋体" w:cs="宋体"/>
+                <w:rFonts w:ascii="SimSun" w:eastAsia="SimSun" w:hAnsi="SimSun" w:cs="SimSun"/>
+                <w:sz w:val="20"/>
+                <w:szCs w:val="20"/>
+              </w:rPr>
+            </w:pPr>
+            <w:r>
+              <w:rPr>
+                <w:rFonts w:ascii="SimSun" w:eastAsia="SimSun" w:hAnsi="SimSun" w:cs="SimSun"/>
                 <w:sz w:val="20"/>
                 <w:szCs w:val="20"/>
               </w:rPr>
@@ -836,7 +927,7 @@
             <w:proofErr w:type="spellStart"/>
             <w:r>
               <w:rPr>
-                <w:rFonts w:ascii="宋体" w:eastAsia="宋体" w:hAnsi="宋体" w:cs="宋体"/>
+                <w:rFonts w:ascii="SimSun" w:eastAsia="SimSun" w:hAnsi="SimSun" w:cs="SimSun"/>
                 <w:sz w:val="20"/>
                 <w:szCs w:val="20"/>
               </w:rPr>
@@ -845,7 +936,7 @@
             <w:proofErr w:type="spellEnd"/>
             <w:r>
               <w:rPr>
-                <w:rFonts w:ascii="宋体" w:eastAsia="宋体" w:hAnsi="宋体" w:cs="宋体"/>
+                <w:rFonts w:ascii="SimSun" w:eastAsia="SimSun" w:hAnsi="SimSun" w:cs="SimSun"/>
                 <w:sz w:val="20"/>
                 <w:szCs w:val="20"/>
               </w:rPr>
@@ -864,14 +955,14 @@
             <w:pPr>
               <w:jc w:val="center"/>
               <w:rPr>
-                <w:rFonts w:ascii="宋体" w:eastAsia="宋体" w:hAnsi="宋体" w:cs="宋体"/>
-                <w:sz w:val="20"/>
-                <w:szCs w:val="20"/>
-              </w:rPr>
-            </w:pPr>
-            <w:r>
-              <w:rPr>
-                <w:rFonts w:ascii="宋体" w:eastAsia="宋体" w:hAnsi="宋体" w:cs="宋体"/>
+                <w:rFonts w:ascii="SimSun" w:eastAsia="SimSun" w:hAnsi="SimSun" w:cs="SimSun"/>
+                <w:sz w:val="20"/>
+                <w:szCs w:val="20"/>
+              </w:rPr>
+            </w:pPr>
+            <w:r>
+              <w:rPr>
+                <w:rFonts w:ascii="SimSun" w:eastAsia="SimSun" w:hAnsi="SimSun" w:cs="SimSun"/>
                 <w:sz w:val="20"/>
                 <w:szCs w:val="20"/>
               </w:rPr>
@@ -888,14 +979,14 @@
             <w:pPr>
               <w:jc w:val="center"/>
               <w:rPr>
-                <w:rFonts w:ascii="宋体" w:eastAsia="宋体" w:hAnsi="宋体" w:cs="宋体"/>
-                <w:sz w:val="20"/>
-                <w:szCs w:val="20"/>
-              </w:rPr>
-            </w:pPr>
-            <w:r>
-              <w:rPr>
-                <w:rFonts w:ascii="宋体" w:eastAsia="宋体" w:hAnsi="宋体" w:cs="宋体"/>
+                <w:rFonts w:ascii="SimSun" w:eastAsia="SimSun" w:hAnsi="SimSun" w:cs="SimSun"/>
+                <w:sz w:val="20"/>
+                <w:szCs w:val="20"/>
+              </w:rPr>
+            </w:pPr>
+            <w:r>
+              <w:rPr>
+                <w:rFonts w:ascii="SimSun" w:eastAsia="SimSun" w:hAnsi="SimSun" w:cs="SimSun"/>
                 <w:sz w:val="20"/>
                 <w:szCs w:val="20"/>
               </w:rPr>
@@ -904,7 +995,7 @@
             <w:proofErr w:type="spellStart"/>
             <w:r>
               <w:rPr>
-                <w:rFonts w:ascii="宋体" w:eastAsia="宋体" w:hAnsi="宋体" w:cs="宋体"/>
+                <w:rFonts w:ascii="SimSun" w:eastAsia="SimSun" w:hAnsi="SimSun" w:cs="SimSun"/>
                 <w:sz w:val="20"/>
                 <w:szCs w:val="20"/>
               </w:rPr>
@@ -913,7 +1004,7 @@
             <w:proofErr w:type="spellEnd"/>
             <w:r>
               <w:rPr>
-                <w:rFonts w:ascii="宋体" w:eastAsia="宋体" w:hAnsi="宋体" w:cs="宋体"/>
+                <w:rFonts w:ascii="SimSun" w:eastAsia="SimSun" w:hAnsi="SimSun" w:cs="SimSun"/>
                 <w:sz w:val="20"/>
                 <w:szCs w:val="20"/>
               </w:rPr>
@@ -930,14 +1021,14 @@
             <w:pPr>
               <w:jc w:val="center"/>
               <w:rPr>
-                <w:rFonts w:ascii="宋体" w:eastAsia="宋体" w:hAnsi="宋体" w:cs="宋体"/>
-                <w:sz w:val="20"/>
-                <w:szCs w:val="20"/>
-              </w:rPr>
-            </w:pPr>
-            <w:r>
-              <w:rPr>
-                <w:rFonts w:ascii="宋体" w:eastAsia="宋体" w:hAnsi="宋体" w:cs="宋体"/>
+                <w:rFonts w:ascii="SimSun" w:eastAsia="SimSun" w:hAnsi="SimSun" w:cs="SimSun"/>
+                <w:sz w:val="20"/>
+                <w:szCs w:val="20"/>
+              </w:rPr>
+            </w:pPr>
+            <w:r>
+              <w:rPr>
+                <w:rFonts w:ascii="SimSun" w:eastAsia="SimSun" w:hAnsi="SimSun" w:cs="SimSun"/>
                 <w:sz w:val="20"/>
                 <w:szCs w:val="20"/>
               </w:rPr>
@@ -954,14 +1045,14 @@
             <w:pPr>
               <w:jc w:val="center"/>
               <w:rPr>
-                <w:rFonts w:ascii="宋体" w:eastAsia="宋体" w:hAnsi="宋体" w:cs="宋体"/>
-                <w:sz w:val="20"/>
-                <w:szCs w:val="20"/>
-              </w:rPr>
-            </w:pPr>
-            <w:r>
-              <w:rPr>
-                <w:rFonts w:ascii="宋体" w:eastAsia="宋体" w:hAnsi="宋体" w:cs="宋体"/>
+                <w:rFonts w:ascii="SimSun" w:eastAsia="SimSun" w:hAnsi="SimSun" w:cs="SimSun"/>
+                <w:sz w:val="20"/>
+                <w:szCs w:val="20"/>
+              </w:rPr>
+            </w:pPr>
+            <w:r>
+              <w:rPr>
+                <w:rFonts w:ascii="SimSun" w:eastAsia="SimSun" w:hAnsi="SimSun" w:cs="SimSun"/>
                 <w:sz w:val="20"/>
                 <w:szCs w:val="20"/>
               </w:rPr>
@@ -970,7 +1061,7 @@
             <w:proofErr w:type="spellStart"/>
             <w:r>
               <w:rPr>
-                <w:rFonts w:ascii="宋体" w:eastAsia="宋体" w:hAnsi="宋体" w:cs="宋体"/>
+                <w:rFonts w:ascii="SimSun" w:eastAsia="SimSun" w:hAnsi="SimSun" w:cs="SimSun"/>
                 <w:sz w:val="20"/>
                 <w:szCs w:val="20"/>
               </w:rPr>
@@ -979,7 +1070,7 @@
             <w:proofErr w:type="spellEnd"/>
             <w:r>
               <w:rPr>
-                <w:rFonts w:ascii="宋体" w:eastAsia="宋体" w:hAnsi="宋体" w:cs="宋体"/>
+                <w:rFonts w:ascii="SimSun" w:eastAsia="SimSun" w:hAnsi="SimSun" w:cs="SimSun"/>
                 <w:sz w:val="20"/>
                 <w:szCs w:val="20"/>
               </w:rPr>
@@ -1003,7 +1094,7 @@
             </w:pPr>
             <w:r>
               <w:rPr>
-                <w:rFonts w:ascii="宋体" w:eastAsia="宋体" w:hAnsi="宋体" w:cs="宋体"/>
+                <w:rFonts w:ascii="SimSun" w:eastAsia="SimSun" w:hAnsi="SimSun" w:cs="SimSun"/>
                 <w:sz w:val="20"/>
                 <w:szCs w:val="20"/>
               </w:rPr>
@@ -1011,7 +1102,7 @@
             </w:r>
             <w:r>
               <w:rPr>
-                <w:rFonts w:ascii="宋体" w:eastAsia="宋体" w:hAnsi="宋体" w:cs="宋体" w:hint="eastAsia"/>
+                <w:rFonts w:ascii="SimSun" w:eastAsia="SimSun" w:hAnsi="SimSun" w:cs="SimSun" w:hint="eastAsia"/>
                 <w:sz w:val="20"/>
                 <w:szCs w:val="20"/>
               </w:rPr>
@@ -1381,7 +1472,7 @@
       <w:pPr>
         <w:jc w:val="center"/>
         <w:rPr>
-          <w:rFonts w:ascii="微软雅黑" w:eastAsia="微软雅黑" w:hAnsi="微软雅黑"/>
+          <w:rFonts w:ascii="Microsoft YaHei" w:eastAsia="Microsoft YaHei" w:hAnsi="Microsoft YaHei"/>
           <w:b/>
           <w:sz w:val="24"/>
           <w:szCs w:val="24"/>
@@ -1389,7 +1480,7 @@
       </w:pPr>
       <w:r>
         <w:rPr>
-          <w:rFonts w:ascii="微软雅黑" w:eastAsia="微软雅黑" w:hAnsi="微软雅黑" w:hint="eastAsia"/>
+          <w:rFonts w:ascii="Microsoft YaHei" w:eastAsia="Microsoft YaHei" w:hAnsi="Microsoft YaHei" w:hint="eastAsia"/>
           <w:b/>
           <w:sz w:val="24"/>
           <w:szCs w:val="24"/>
@@ -1399,7 +1490,7 @@
     </w:p>
     <w:tbl>
       <w:tblPr>
-        <w:tblStyle w:val="TableGrid"/>
+        <w:tblStyle w:val="a3"/>
         <w:tblW w:w="0" w:type="auto"/>
         <w:tblLook w:val="04A0" w:firstRow="1" w:lastRow="0" w:firstColumn="1" w:lastColumn="0" w:noHBand="0" w:noVBand="1"/>
       </w:tblPr>
@@ -1606,7 +1697,7 @@
       <w:pPr>
         <w:jc w:val="center"/>
         <w:rPr>
-          <w:rFonts w:ascii="微软雅黑" w:eastAsia="微软雅黑" w:hAnsi="微软雅黑"/>
+          <w:rFonts w:ascii="Microsoft YaHei" w:eastAsia="Microsoft YaHei" w:hAnsi="Microsoft YaHei"/>
           <w:b/>
           <w:sz w:val="24"/>
           <w:szCs w:val="24"/>
@@ -1614,7 +1705,7 @@
       </w:pPr>
       <w:r>
         <w:rPr>
-          <w:rFonts w:ascii="微软雅黑" w:eastAsia="微软雅黑" w:hAnsi="微软雅黑" w:hint="eastAsia"/>
+          <w:rFonts w:ascii="Microsoft YaHei" w:eastAsia="Microsoft YaHei" w:hAnsi="Microsoft YaHei" w:hint="eastAsia"/>
           <w:b/>
           <w:sz w:val="24"/>
           <w:szCs w:val="24"/>
@@ -1623,7 +1714,7 @@
       </w:r>
       <w:r>
         <w:rPr>
-          <w:rFonts w:ascii="微软雅黑" w:eastAsia="微软雅黑" w:hAnsi="微软雅黑" w:hint="eastAsia"/>
+          <w:rFonts w:ascii="Microsoft YaHei" w:eastAsia="Microsoft YaHei" w:hAnsi="Microsoft YaHei" w:hint="eastAsia"/>
           <w:b/>
           <w:sz w:val="24"/>
           <w:szCs w:val="24"/>
@@ -1633,7 +1724,7 @@
     </w:p>
     <w:tbl>
       <w:tblPr>
-        <w:tblStyle w:val="TableGrid"/>
+        <w:tblStyle w:val="a3"/>
         <w:tblW w:w="0" w:type="auto"/>
         <w:tblLook w:val="04A0" w:firstRow="1" w:lastRow="0" w:firstColumn="1" w:lastColumn="0" w:noHBand="0" w:noVBand="1"/>
       </w:tblPr>
@@ -1748,7 +1839,7 @@
       <w:pPr>
         <w:jc w:val="center"/>
         <w:rPr>
-          <w:rFonts w:ascii="Calibri" w:eastAsia="微软雅黑" w:hAnsi="Calibri" w:cs="Calibri"/>
+          <w:rFonts w:ascii="Calibri" w:eastAsia="Microsoft YaHei" w:hAnsi="Calibri" w:cs="Calibri"/>
           <w:b/>
         </w:rPr>
       </w:pPr>
@@ -1757,7 +1848,7 @@
       <w:pPr>
         <w:jc w:val="center"/>
         <w:rPr>
-          <w:rFonts w:ascii="微软雅黑" w:eastAsia="微软雅黑" w:hAnsi="微软雅黑"/>
+          <w:rFonts w:ascii="Microsoft YaHei" w:eastAsia="Microsoft YaHei" w:hAnsi="Microsoft YaHei"/>
           <w:b/>
           <w:sz w:val="24"/>
           <w:szCs w:val="24"/>
@@ -1765,7 +1856,7 @@
       </w:pPr>
       <w:r>
         <w:rPr>
-          <w:rFonts w:ascii="微软雅黑" w:eastAsia="微软雅黑" w:hAnsi="微软雅黑" w:hint="eastAsia"/>
+          <w:rFonts w:ascii="Microsoft YaHei" w:eastAsia="Microsoft YaHei" w:hAnsi="Microsoft YaHei" w:hint="eastAsia"/>
           <w:b/>
           <w:sz w:val="24"/>
           <w:szCs w:val="24"/>
@@ -1775,7 +1866,7 @@
     </w:p>
     <w:tbl>
       <w:tblPr>
-        <w:tblStyle w:val="TableGrid"/>
+        <w:tblStyle w:val="a3"/>
         <w:tblW w:w="0" w:type="auto"/>
         <w:tblLook w:val="04A0" w:firstRow="1" w:lastRow="0" w:firstColumn="1" w:lastColumn="0" w:noHBand="0" w:noVBand="1"/>
       </w:tblPr>
@@ -1871,7 +1962,7 @@
       <w:pPr>
         <w:jc w:val="center"/>
         <w:rPr>
-          <w:rFonts w:ascii="微软雅黑" w:eastAsia="微软雅黑" w:hAnsi="微软雅黑"/>
+          <w:rFonts w:ascii="Microsoft YaHei" w:eastAsia="Microsoft YaHei" w:hAnsi="Microsoft YaHei"/>
           <w:b/>
           <w:sz w:val="24"/>
           <w:szCs w:val="24"/>
@@ -1879,7 +1970,7 @@
       </w:pPr>
       <w:r>
         <w:rPr>
-          <w:rFonts w:ascii="微软雅黑" w:eastAsia="微软雅黑" w:hAnsi="微软雅黑"/>
+          <w:rFonts w:ascii="Microsoft YaHei" w:eastAsia="Microsoft YaHei" w:hAnsi="Microsoft YaHei"/>
           <w:b/>
           <w:sz w:val="24"/>
           <w:szCs w:val="24"/>
@@ -1889,7 +1980,7 @@
     </w:p>
     <w:tbl>
       <w:tblPr>
-        <w:tblStyle w:val="TableGrid"/>
+        <w:tblStyle w:val="a3"/>
         <w:tblW w:w="0" w:type="auto"/>
         <w:tblLook w:val="04A0" w:firstRow="1" w:lastRow="0" w:firstColumn="1" w:lastColumn="0" w:noHBand="0" w:noVBand="1"/>
       </w:tblPr>
@@ -2004,7 +2095,7 @@
       <w:pPr>
         <w:jc w:val="center"/>
         <w:rPr>
-          <w:rFonts w:ascii="微软雅黑" w:eastAsia="微软雅黑" w:hAnsi="微软雅黑"/>
+          <w:rFonts w:ascii="Microsoft YaHei" w:eastAsia="Microsoft YaHei" w:hAnsi="Microsoft YaHei"/>
           <w:sz w:val="24"/>
           <w:szCs w:val="24"/>
         </w:rPr>
@@ -2014,7 +2105,7 @@
       <w:pPr>
         <w:jc w:val="center"/>
         <w:rPr>
-          <w:rFonts w:ascii="微软雅黑" w:eastAsia="微软雅黑" w:hAnsi="微软雅黑"/>
+          <w:rFonts w:ascii="Microsoft YaHei" w:eastAsia="Microsoft YaHei" w:hAnsi="Microsoft YaHei"/>
           <w:b/>
           <w:sz w:val="24"/>
           <w:szCs w:val="24"/>
@@ -2022,12 +2113,11 @@
       </w:pPr>
       <w:r>
         <w:rPr>
-          <w:rFonts w:ascii="微软雅黑" w:eastAsia="微软雅黑" w:hAnsi="微软雅黑"/>
+          <w:rFonts w:ascii="Microsoft YaHei" w:eastAsia="Microsoft YaHei" w:hAnsi="Microsoft YaHei"/>
           <w:b/>
           <w:sz w:val="24"/>
           <w:szCs w:val="24"/>
         </w:rPr>
-        <w:lastRenderedPageBreak/>
         <w:t>Electric Safety Test Report</w:t>
       </w:r>
     </w:p>
@@ -2035,14 +2125,14 @@
       <w:pPr>
         <w:jc w:val="center"/>
         <w:rPr>
-          <w:rFonts w:ascii="微软雅黑" w:eastAsia="微软雅黑" w:hAnsi="微软雅黑"/>
+          <w:rFonts w:ascii="Microsoft YaHei" w:eastAsia="Microsoft YaHei" w:hAnsi="Microsoft YaHei"/>
           <w:sz w:val="24"/>
           <w:szCs w:val="24"/>
         </w:rPr>
       </w:pPr>
       <w:r>
         <w:rPr>
-          <w:rFonts w:ascii="微软雅黑" w:eastAsia="微软雅黑" w:hAnsi="微软雅黑"/>
+          <w:rFonts w:ascii="Microsoft YaHei" w:eastAsia="Microsoft YaHei" w:hAnsi="Microsoft YaHei"/>
           <w:sz w:val="24"/>
           <w:szCs w:val="24"/>
         </w:rPr>
@@ -2050,7 +2140,7 @@
       </w:r>
       <w:r>
         <w:rPr>
-          <w:rFonts w:ascii="微软雅黑" w:eastAsia="微软雅黑" w:hAnsi="微软雅黑"/>
+          <w:rFonts w:ascii="Microsoft YaHei" w:eastAsia="Microsoft YaHei" w:hAnsi="Microsoft YaHei"/>
           <w:sz w:val="24"/>
           <w:szCs w:val="24"/>
         </w:rPr>
@@ -2058,7 +2148,7 @@
       </w:r>
       <w:r>
         <w:rPr>
-          <w:rFonts w:ascii="微软雅黑" w:eastAsia="微软雅黑" w:hAnsi="微软雅黑"/>
+          <w:rFonts w:ascii="Microsoft YaHei" w:eastAsia="Microsoft YaHei" w:hAnsi="Microsoft YaHei"/>
           <w:sz w:val="24"/>
           <w:szCs w:val="24"/>
         </w:rPr>
@@ -2069,7 +2159,7 @@
       <w:pPr>
         <w:jc w:val="center"/>
         <w:rPr>
-          <w:rFonts w:ascii="微软雅黑" w:eastAsia="微软雅黑" w:hAnsi="微软雅黑"/>
+          <w:rFonts w:ascii="Microsoft YaHei" w:eastAsia="Microsoft YaHei" w:hAnsi="Microsoft YaHei"/>
           <w:b/>
           <w:sz w:val="24"/>
           <w:szCs w:val="24"/>
@@ -2080,7 +2170,7 @@
       <w:pPr>
         <w:jc w:val="center"/>
         <w:rPr>
-          <w:rFonts w:ascii="微软雅黑" w:eastAsia="微软雅黑" w:hAnsi="微软雅黑"/>
+          <w:rFonts w:ascii="Microsoft YaHei" w:eastAsia="Microsoft YaHei" w:hAnsi="Microsoft YaHei"/>
           <w:b/>
           <w:sz w:val="24"/>
           <w:szCs w:val="24"/>
@@ -2088,7 +2178,7 @@
       </w:pPr>
       <w:r>
         <w:rPr>
-          <w:rFonts w:ascii="微软雅黑" w:eastAsia="微软雅黑" w:hAnsi="微软雅黑"/>
+          <w:rFonts w:ascii="Microsoft YaHei" w:eastAsia="Microsoft YaHei" w:hAnsi="Microsoft YaHei"/>
           <w:b/>
           <w:sz w:val="24"/>
           <w:szCs w:val="24"/>
@@ -2100,14 +2190,14 @@
       <w:pPr>
         <w:jc w:val="center"/>
         <w:rPr>
-          <w:rFonts w:ascii="微软雅黑" w:eastAsia="微软雅黑" w:hAnsi="微软雅黑"/>
+          <w:rFonts w:ascii="Microsoft YaHei" w:eastAsia="Microsoft YaHei" w:hAnsi="Microsoft YaHei"/>
           <w:sz w:val="24"/>
           <w:szCs w:val="24"/>
         </w:rPr>
       </w:pPr>
       <w:r>
         <w:rPr>
-          <w:rFonts w:ascii="微软雅黑" w:eastAsia="微软雅黑" w:hAnsi="微软雅黑" w:hint="eastAsia"/>
+          <w:rFonts w:ascii="Microsoft YaHei" w:eastAsia="Microsoft YaHei" w:hAnsi="Microsoft YaHei" w:hint="eastAsia"/>
           <w:sz w:val="24"/>
           <w:szCs w:val="24"/>
         </w:rPr>
@@ -2115,7 +2205,7 @@
       </w:r>
       <w:r>
         <w:rPr>
-          <w:rFonts w:ascii="微软雅黑" w:eastAsia="微软雅黑" w:hAnsi="微软雅黑"/>
+          <w:rFonts w:ascii="Microsoft YaHei" w:eastAsia="Microsoft YaHei" w:hAnsi="Microsoft YaHei"/>
           <w:sz w:val="24"/>
           <w:szCs w:val="24"/>
         </w:rPr>
@@ -2123,7 +2213,7 @@
       </w:r>
       <w:r>
         <w:rPr>
-          <w:rFonts w:ascii="微软雅黑" w:eastAsia="微软雅黑" w:hAnsi="微软雅黑" w:hint="eastAsia"/>
+          <w:rFonts w:ascii="Microsoft YaHei" w:eastAsia="Microsoft YaHei" w:hAnsi="Microsoft YaHei" w:hint="eastAsia"/>
           <w:sz w:val="24"/>
           <w:szCs w:val="24"/>
         </w:rPr>
@@ -2134,7 +2224,7 @@
       <w:pPr>
         <w:jc w:val="center"/>
         <w:rPr>
-          <w:rFonts w:ascii="微软雅黑" w:eastAsia="微软雅黑" w:hAnsi="微软雅黑"/>
+          <w:rFonts w:ascii="Microsoft YaHei" w:eastAsia="Microsoft YaHei" w:hAnsi="Microsoft YaHei"/>
           <w:sz w:val="24"/>
           <w:szCs w:val="24"/>
         </w:rPr>
@@ -2144,14 +2234,14 @@
       <w:pPr>
         <w:jc w:val="center"/>
         <w:rPr>
-          <w:rFonts w:ascii="微软雅黑" w:eastAsia="微软雅黑" w:hAnsi="微软雅黑"/>
+          <w:rFonts w:ascii="Microsoft YaHei" w:eastAsia="Microsoft YaHei" w:hAnsi="Microsoft YaHei"/>
           <w:sz w:val="24"/>
           <w:szCs w:val="24"/>
         </w:rPr>
       </w:pPr>
       <w:r>
         <w:rPr>
-          <w:rFonts w:ascii="微软雅黑" w:eastAsia="微软雅黑" w:hAnsi="微软雅黑"/>
+          <w:rFonts w:ascii="Microsoft YaHei" w:eastAsia="Microsoft YaHei" w:hAnsi="Microsoft YaHei"/>
           <w:sz w:val="24"/>
           <w:szCs w:val="24"/>
         </w:rPr>
@@ -2159,7 +2249,7 @@
       </w:r>
       <w:r>
         <w:rPr>
-          <w:rFonts w:ascii="微软雅黑" w:eastAsia="微软雅黑" w:hAnsi="微软雅黑"/>
+          <w:rFonts w:ascii="Microsoft YaHei" w:eastAsia="Microsoft YaHei" w:hAnsi="Microsoft YaHei"/>
           <w:sz w:val="24"/>
           <w:szCs w:val="24"/>
         </w:rPr>
@@ -2167,7 +2257,7 @@
       </w:r>
       <w:r>
         <w:rPr>
-          <w:rFonts w:ascii="微软雅黑" w:eastAsia="微软雅黑" w:hAnsi="微软雅黑"/>
+          <w:rFonts w:ascii="Microsoft YaHei" w:eastAsia="Microsoft YaHei" w:hAnsi="Microsoft YaHei"/>
           <w:sz w:val="24"/>
           <w:szCs w:val="24"/>
         </w:rPr>
@@ -2193,7 +2283,7 @@
       </w:r>
       <w:r>
         <w:rPr>
-          <w:rFonts w:ascii="微软雅黑" w:eastAsia="微软雅黑" w:hAnsi="微软雅黑"/>
+          <w:rFonts w:ascii="Microsoft YaHei" w:eastAsia="Microsoft YaHei" w:hAnsi="Microsoft YaHei"/>
           <w:sz w:val="24"/>
           <w:szCs w:val="24"/>
         </w:rPr>
@@ -2202,7 +2292,7 @@
       <w:proofErr w:type="gramEnd"/>
       <w:r>
         <w:rPr>
-          <w:rFonts w:ascii="微软雅黑" w:eastAsia="微软雅黑" w:hAnsi="微软雅黑"/>
+          <w:rFonts w:ascii="Microsoft YaHei" w:eastAsia="Microsoft YaHei" w:hAnsi="Microsoft YaHei"/>
           <w:sz w:val="24"/>
           <w:szCs w:val="24"/>
         </w:rPr>
@@ -2211,7 +2301,7 @@
       <w:proofErr w:type="spellStart"/>
       <w:r>
         <w:rPr>
-          <w:rFonts w:ascii="微软雅黑" w:eastAsia="微软雅黑" w:hAnsi="微软雅黑"/>
+          <w:rFonts w:ascii="Microsoft YaHei" w:eastAsia="Microsoft YaHei" w:hAnsi="Microsoft YaHei"/>
           <w:sz w:val="24"/>
           <w:szCs w:val="24"/>
         </w:rPr>
@@ -2220,7 +2310,7 @@
       <w:proofErr w:type="spellEnd"/>
       <w:r>
         <w:rPr>
-          <w:rFonts w:ascii="微软雅黑" w:eastAsia="微软雅黑" w:hAnsi="微软雅黑"/>
+          <w:rFonts w:ascii="Microsoft YaHei" w:eastAsia="Microsoft YaHei" w:hAnsi="Microsoft YaHei"/>
           <w:sz w:val="24"/>
           <w:szCs w:val="24"/>
         </w:rPr>
@@ -2231,14 +2321,14 @@
       <w:pPr>
         <w:jc w:val="center"/>
         <w:rPr>
-          <w:rFonts w:ascii="微软雅黑" w:eastAsia="微软雅黑" w:hAnsi="微软雅黑"/>
+          <w:rFonts w:ascii="Microsoft YaHei" w:eastAsia="Microsoft YaHei" w:hAnsi="Microsoft YaHei"/>
           <w:sz w:val="24"/>
           <w:szCs w:val="24"/>
         </w:rPr>
       </w:pPr>
       <w:r>
         <w:rPr>
-          <w:rFonts w:ascii="微软雅黑" w:eastAsia="微软雅黑" w:hAnsi="微软雅黑"/>
+          <w:rFonts w:ascii="Microsoft YaHei" w:eastAsia="Microsoft YaHei" w:hAnsi="Microsoft YaHei"/>
           <w:sz w:val="24"/>
           <w:szCs w:val="24"/>
         </w:rPr>
@@ -2264,7 +2354,7 @@
       </w:r>
       <w:r>
         <w:rPr>
-          <w:rFonts w:ascii="微软雅黑" w:eastAsia="微软雅黑" w:hAnsi="微软雅黑"/>
+          <w:rFonts w:ascii="Microsoft YaHei" w:eastAsia="Microsoft YaHei" w:hAnsi="Microsoft YaHei"/>
           <w:sz w:val="24"/>
           <w:szCs w:val="24"/>
         </w:rPr>
@@ -2273,7 +2363,7 @@
       <w:proofErr w:type="gramEnd"/>
       <w:r>
         <w:rPr>
-          <w:rFonts w:ascii="微软雅黑" w:eastAsia="微软雅黑" w:hAnsi="微软雅黑"/>
+          <w:rFonts w:ascii="Microsoft YaHei" w:eastAsia="Microsoft YaHei" w:hAnsi="Microsoft YaHei"/>
           <w:sz w:val="24"/>
           <w:szCs w:val="24"/>
         </w:rPr>
@@ -2282,7 +2372,7 @@
       <w:proofErr w:type="spellStart"/>
       <w:r>
         <w:rPr>
-          <w:rFonts w:ascii="微软雅黑" w:eastAsia="微软雅黑" w:hAnsi="微软雅黑"/>
+          <w:rFonts w:ascii="Microsoft YaHei" w:eastAsia="Microsoft YaHei" w:hAnsi="Microsoft YaHei"/>
           <w:sz w:val="24"/>
           <w:szCs w:val="24"/>
         </w:rPr>
@@ -2291,7 +2381,7 @@
       <w:proofErr w:type="spellEnd"/>
       <w:r>
         <w:rPr>
-          <w:rFonts w:ascii="微软雅黑" w:eastAsia="微软雅黑" w:hAnsi="微软雅黑"/>
+          <w:rFonts w:ascii="Microsoft YaHei" w:eastAsia="Microsoft YaHei" w:hAnsi="Microsoft YaHei"/>
           <w:sz w:val="24"/>
           <w:szCs w:val="24"/>
         </w:rPr>
@@ -2302,7 +2392,7 @@
       <w:pPr>
         <w:jc w:val="center"/>
         <w:rPr>
-          <w:rFonts w:ascii="微软雅黑" w:eastAsia="微软雅黑" w:hAnsi="微软雅黑"/>
+          <w:rFonts w:ascii="Microsoft YaHei" w:eastAsia="Microsoft YaHei" w:hAnsi="Microsoft YaHei"/>
           <w:sz w:val="24"/>
           <w:szCs w:val="24"/>
         </w:rPr>
@@ -2316,6 +2406,56 @@
     </w:sectPr>
   </w:body>
 </w:document>
+</file>
+
+<file path=word/endnotes.xml><?xml version="1.0" encoding="utf-8"?>
+<w:endnotes xmlns:wpc="http://schemas.microsoft.com/office/word/2010/wordprocessingCanvas" xmlns:cx="http://schemas.microsoft.com/office/drawing/2014/chartex" xmlns:cx1="http://schemas.microsoft.com/office/drawing/2015/9/8/chartex" xmlns:cx2="http://schemas.microsoft.com/office/drawing/2015/10/21/chartex" xmlns:cx3="http://schemas.microsoft.com/office/drawing/2016/5/9/chartex" xmlns:cx4="http://schemas.microsoft.com/office/drawing/2016/5/10/chartex" xmlns:cx5="http://schemas.microsoft.com/office/drawing/2016/5/11/chartex" xmlns:cx6="http://schemas.microsoft.com/office/drawing/2016/5/12/chartex" xmlns:cx7="http://schemas.microsoft.com/office/drawing/2016/5/13/chartex" xmlns:cx8="http://schemas.microsoft.com/office/drawing/2016/5/14/chartex" xmlns:mc="http://schemas.openxmlformats.org/markup-compatibility/2006" xmlns:aink="http://schemas.microsoft.com/office/drawing/2016/ink" xmlns:am3d="http://schemas.microsoft.com/office/drawing/2017/model3d" xmlns:o="urn:schemas-microsoft-com:office:office" xmlns:oel="http://schemas.microsoft.com/office/2019/extlst" xmlns:r="http://schemas.openxmlformats.org/officeDocument/2006/relationships" xmlns:m="http://schemas.openxmlformats.org/officeDocument/2006/math" xmlns:v="urn:schemas-microsoft-com:vml" xmlns:wp14="http://schemas.microsoft.com/office/word/2010/wordprocessingDrawing" xmlns:wp="http://schemas.openxmlformats.org/drawingml/2006/wordprocessingDrawing" xmlns:w10="urn:schemas-microsoft-com:office:word" xmlns:w="http://schemas.openxmlformats.org/wordprocessingml/2006/main" xmlns:w14="http://schemas.microsoft.com/office/word/2010/wordml" xmlns:w15="http://schemas.microsoft.com/office/word/2012/wordml" xmlns:w16cex="http://schemas.microsoft.com/office/word/2018/wordml/cex" xmlns:w16cid="http://schemas.microsoft.com/office/word/2016/wordml/cid" xmlns:w16="http://schemas.microsoft.com/office/word/2018/wordml" xmlns:w16sdtdh="http://schemas.microsoft.com/office/word/2020/wordml/sdtdatahash" xmlns:w16se="http://schemas.microsoft.com/office/word/2015/wordml/symex" xmlns:wpg="http://schemas.microsoft.com/office/word/2010/wordprocessingGroup" xmlns:wpi="http://schemas.microsoft.com/office/word/2010/wordprocessingInk" xmlns:wne="http://schemas.microsoft.com/office/word/2006/wordml" xmlns:wps="http://schemas.microsoft.com/office/word/2010/wordprocessingShape" mc:Ignorable="w14 w15 w16se w16cid w16 w16cex w16sdtdh wp14">
+  <w:endnote w:type="separator" w:id="-1">
+    <w:p>
+      <w:pPr>
+        <w:spacing w:after="0" w:line="240" w:lineRule="auto"/>
+      </w:pPr>
+      <w:r>
+        <w:separator/>
+      </w:r>
+    </w:p>
+  </w:endnote>
+  <w:endnote w:type="continuationSeparator" w:id="0">
+    <w:p>
+      <w:pPr>
+        <w:spacing w:after="0" w:line="240" w:lineRule="auto"/>
+      </w:pPr>
+      <w:r>
+        <w:continuationSeparator/>
+      </w:r>
+    </w:p>
+  </w:endnote>
+</w:endnotes>
+</file>
+
+<file path=word/footnotes.xml><?xml version="1.0" encoding="utf-8"?>
+<w:footnotes xmlns:wpc="http://schemas.microsoft.com/office/word/2010/wordprocessingCanvas" xmlns:cx="http://schemas.microsoft.com/office/drawing/2014/chartex" xmlns:cx1="http://schemas.microsoft.com/office/drawing/2015/9/8/chartex" xmlns:cx2="http://schemas.microsoft.com/office/drawing/2015/10/21/chartex" xmlns:cx3="http://schemas.microsoft.com/office/drawing/2016/5/9/chartex" xmlns:cx4="http://schemas.microsoft.com/office/drawing/2016/5/10/chartex" xmlns:cx5="http://schemas.microsoft.com/office/drawing/2016/5/11/chartex" xmlns:cx6="http://schemas.microsoft.com/office/drawing/2016/5/12/chartex" xmlns:cx7="http://schemas.microsoft.com/office/drawing/2016/5/13/chartex" xmlns:cx8="http://schemas.microsoft.com/office/drawing/2016/5/14/chartex" xmlns:mc="http://schemas.openxmlformats.org/markup-compatibility/2006" xmlns:aink="http://schemas.microsoft.com/office/drawing/2016/ink" xmlns:am3d="http://schemas.microsoft.com/office/drawing/2017/model3d" xmlns:o="urn:schemas-microsoft-com:office:office" xmlns:oel="http://schemas.microsoft.com/office/2019/extlst" xmlns:r="http://schemas.openxmlformats.org/officeDocument/2006/relationships" xmlns:m="http://schemas.openxmlformats.org/officeDocument/2006/math" xmlns:v="urn:schemas-microsoft-com:vml" xmlns:wp14="http://schemas.microsoft.com/office/word/2010/wordprocessingDrawing" xmlns:wp="http://schemas.openxmlformats.org/drawingml/2006/wordprocessingDrawing" xmlns:w10="urn:schemas-microsoft-com:office:word" xmlns:w="http://schemas.openxmlformats.org/wordprocessingml/2006/main" xmlns:w14="http://schemas.microsoft.com/office/word/2010/wordml" xmlns:w15="http://schemas.microsoft.com/office/word/2012/wordml" xmlns:w16cex="http://schemas.microsoft.com/office/word/2018/wordml/cex" xmlns:w16cid="http://schemas.microsoft.com/office/word/2016/wordml/cid" xmlns:w16="http://schemas.microsoft.com/office/word/2018/wordml" xmlns:w16sdtdh="http://schemas.microsoft.com/office/word/2020/wordml/sdtdatahash" xmlns:w16se="http://schemas.microsoft.com/office/word/2015/wordml/symex" xmlns:wpg="http://schemas.microsoft.com/office/word/2010/wordprocessingGroup" xmlns:wpi="http://schemas.microsoft.com/office/word/2010/wordprocessingInk" xmlns:wne="http://schemas.microsoft.com/office/word/2006/wordml" xmlns:wps="http://schemas.microsoft.com/office/word/2010/wordprocessingShape" mc:Ignorable="w14 w15 w16se w16cid w16 w16cex w16sdtdh wp14">
+  <w:footnote w:type="separator" w:id="-1">
+    <w:p>
+      <w:pPr>
+        <w:spacing w:after="0" w:line="240" w:lineRule="auto"/>
+      </w:pPr>
+      <w:r>
+        <w:separator/>
+      </w:r>
+    </w:p>
+  </w:footnote>
+  <w:footnote w:type="continuationSeparator" w:id="0">
+    <w:p>
+      <w:pPr>
+        <w:spacing w:after="0" w:line="240" w:lineRule="auto"/>
+      </w:pPr>
+      <w:r>
+        <w:continuationSeparator/>
+      </w:r>
+    </w:p>
+  </w:footnote>
+</w:footnotes>
 </file>
 
 <file path=word/styles.xml><?xml version="1.0" encoding="utf-8"?>
@@ -2713,17 +2853,17 @@
     <w:lsdException w:name="Unresolved Mention" w:semiHidden="1" w:unhideWhenUsed="1"/>
     <w:lsdException w:name="Smart Link" w:semiHidden="1" w:unhideWhenUsed="1"/>
   </w:latentStyles>
-  <w:style w:type="paragraph" w:default="1" w:styleId="Normal">
+  <w:style w:type="paragraph" w:default="1" w:styleId="a">
     <w:name w:val="Normal"/>
     <w:qFormat/>
   </w:style>
-  <w:style w:type="character" w:default="1" w:styleId="DefaultParagraphFont">
+  <w:style w:type="character" w:default="1" w:styleId="a0">
     <w:name w:val="Default Paragraph Font"/>
     <w:uiPriority w:val="1"/>
     <w:semiHidden/>
     <w:unhideWhenUsed/>
   </w:style>
-  <w:style w:type="table" w:default="1" w:styleId="TableNormal">
+  <w:style w:type="table" w:default="1" w:styleId="a1">
     <w:name w:val="Normal Table"/>
     <w:uiPriority w:val="99"/>
     <w:semiHidden/>
@@ -2738,15 +2878,15 @@
       </w:tblCellMar>
     </w:tblPr>
   </w:style>
-  <w:style w:type="numbering" w:default="1" w:styleId="NoList">
+  <w:style w:type="numbering" w:default="1" w:styleId="a2">
     <w:name w:val="No List"/>
     <w:uiPriority w:val="99"/>
     <w:semiHidden/>
     <w:unhideWhenUsed/>
   </w:style>
-  <w:style w:type="table" w:styleId="TableGrid">
+  <w:style w:type="table" w:styleId="a3">
     <w:name w:val="Table Grid"/>
-    <w:basedOn w:val="TableNormal"/>
+    <w:basedOn w:val="a1"/>
     <w:uiPriority w:val="39"/>
     <w:rsid w:val="00347F63"/>
     <w:pPr>
@@ -2762,6 +2902,69 @@
         <w:insideV w:val="single" w:sz="4" w:space="0" w:color="auto"/>
       </w:tblBorders>
     </w:tblPr>
+  </w:style>
+  <w:style w:type="paragraph" w:styleId="a4">
+    <w:name w:val="header"/>
+    <w:basedOn w:val="a"/>
+    <w:link w:val="a5"/>
+    <w:uiPriority w:val="99"/>
+    <w:unhideWhenUsed/>
+    <w:rsid w:val="00BD5F81"/>
+    <w:pPr>
+      <w:tabs>
+        <w:tab w:val="center" w:pos="4513"/>
+        <w:tab w:val="right" w:pos="9026"/>
+      </w:tabs>
+      <w:snapToGrid w:val="0"/>
+      <w:spacing w:line="240" w:lineRule="auto"/>
+      <w:jc w:val="center"/>
+    </w:pPr>
+    <w:rPr>
+      <w:sz w:val="18"/>
+      <w:szCs w:val="18"/>
+    </w:rPr>
+  </w:style>
+  <w:style w:type="character" w:customStyle="1" w:styleId="a5">
+    <w:name w:val="页眉 字符"/>
+    <w:basedOn w:val="a0"/>
+    <w:link w:val="a4"/>
+    <w:uiPriority w:val="99"/>
+    <w:rsid w:val="00BD5F81"/>
+    <w:rPr>
+      <w:sz w:val="18"/>
+      <w:szCs w:val="18"/>
+    </w:rPr>
+  </w:style>
+  <w:style w:type="paragraph" w:styleId="a6">
+    <w:name w:val="footer"/>
+    <w:basedOn w:val="a"/>
+    <w:link w:val="a7"/>
+    <w:uiPriority w:val="99"/>
+    <w:unhideWhenUsed/>
+    <w:rsid w:val="00BD5F81"/>
+    <w:pPr>
+      <w:tabs>
+        <w:tab w:val="center" w:pos="4513"/>
+        <w:tab w:val="right" w:pos="9026"/>
+      </w:tabs>
+      <w:snapToGrid w:val="0"/>
+      <w:spacing w:line="240" w:lineRule="auto"/>
+    </w:pPr>
+    <w:rPr>
+      <w:sz w:val="18"/>
+      <w:szCs w:val="18"/>
+    </w:rPr>
+  </w:style>
+  <w:style w:type="character" w:customStyle="1" w:styleId="a7">
+    <w:name w:val="页脚 字符"/>
+    <w:basedOn w:val="a0"/>
+    <w:link w:val="a6"/>
+    <w:uiPriority w:val="99"/>
+    <w:rsid w:val="00BD5F81"/>
+    <w:rPr>
+      <w:sz w:val="18"/>
+      <w:szCs w:val="18"/>
+    </w:rPr>
   </w:style>
 </w:styles>
 </file>

--- a/src/src/main/resources/report/maintenance-template_en.docx
+++ b/src/src/main/resources/report/maintenance-template_en.docx
@@ -6,7 +6,7 @@
       <w:pPr>
         <w:jc w:val="center"/>
         <w:rPr>
-          <w:rFonts w:ascii="Microsoft YaHei" w:eastAsia="Microsoft YaHei" w:hAnsi="Microsoft YaHei"/>
+          <w:rFonts w:ascii="微软雅黑" w:eastAsia="微软雅黑" w:hAnsi="微软雅黑"/>
           <w:b/>
           <w:sz w:val="24"/>
           <w:szCs w:val="24"/>
@@ -14,7 +14,7 @@
       </w:pPr>
       <w:r>
         <w:rPr>
-          <w:rFonts w:ascii="Microsoft YaHei" w:eastAsia="Microsoft YaHei" w:hAnsi="Microsoft YaHei"/>
+          <w:rFonts w:ascii="微软雅黑" w:eastAsia="微软雅黑" w:hAnsi="微软雅黑"/>
           <w:b/>
           <w:sz w:val="24"/>
           <w:szCs w:val="24"/>
@@ -23,7 +23,7 @@
       </w:r>
       <w:r>
         <w:rPr>
-          <w:rFonts w:ascii="Microsoft YaHei" w:eastAsia="Microsoft YaHei" w:hAnsi="Microsoft YaHei" w:hint="eastAsia"/>
+          <w:rFonts w:ascii="微软雅黑" w:eastAsia="微软雅黑" w:hAnsi="微软雅黑" w:hint="eastAsia"/>
           <w:b/>
           <w:sz w:val="24"/>
           <w:szCs w:val="24"/>
@@ -32,7 +32,7 @@
       </w:r>
       <w:r>
         <w:rPr>
-          <w:rFonts w:ascii="Microsoft YaHei" w:eastAsia="Microsoft YaHei" w:hAnsi="Microsoft YaHei"/>
+          <w:rFonts w:ascii="微软雅黑" w:eastAsia="微软雅黑" w:hAnsi="微软雅黑"/>
           <w:b/>
           <w:sz w:val="24"/>
           <w:szCs w:val="24"/>
@@ -41,7 +41,7 @@
       </w:r>
       <w:r>
         <w:rPr>
-          <w:rFonts w:ascii="Microsoft YaHei" w:eastAsia="Microsoft YaHei" w:hAnsi="Microsoft YaHei" w:hint="eastAsia"/>
+          <w:rFonts w:ascii="微软雅黑" w:eastAsia="微软雅黑" w:hAnsi="微软雅黑" w:hint="eastAsia"/>
           <w:b/>
           <w:sz w:val="24"/>
           <w:szCs w:val="24"/>
@@ -53,7 +53,7 @@
       <w:pPr>
         <w:jc w:val="center"/>
         <w:rPr>
-          <w:rFonts w:ascii="Microsoft YaHei" w:eastAsia="Microsoft YaHei" w:hAnsi="Microsoft YaHei"/>
+          <w:rFonts w:ascii="微软雅黑" w:eastAsia="微软雅黑" w:hAnsi="微软雅黑"/>
           <w:b/>
           <w:sz w:val="24"/>
           <w:szCs w:val="24"/>
@@ -61,7 +61,7 @@
       </w:pPr>
       <w:r>
         <w:rPr>
-          <w:rFonts w:ascii="Microsoft YaHei" w:eastAsia="Microsoft YaHei" w:hAnsi="Microsoft YaHei"/>
+          <w:rFonts w:ascii="微软雅黑" w:eastAsia="微软雅黑" w:hAnsi="微软雅黑"/>
           <w:b/>
           <w:sz w:val="24"/>
           <w:szCs w:val="24"/>
@@ -540,7 +540,8 @@
             </w:pPr>
             <w:r>
               <w:rPr>
-                <w:rFonts w:eastAsia="Microsoft YaHei" w:cstheme="minorHAnsi"/>
+                <w:rFonts w:eastAsia="微软雅黑" w:cstheme="minorHAnsi"/>
+                <w:color w:val="000000" w:themeColor="text1"/>
                 <w:sz w:val="20"/>
                 <w:szCs w:val="20"/>
                 <w:shd w:val="clear" w:color="auto" w:fill="F5F5F5"/>
@@ -625,7 +626,7 @@
       <w:pPr>
         <w:jc w:val="center"/>
         <w:rPr>
-          <w:rFonts w:ascii="Microsoft YaHei" w:eastAsia="Microsoft YaHei" w:hAnsi="Microsoft YaHei"/>
+          <w:rFonts w:ascii="微软雅黑" w:eastAsia="微软雅黑" w:hAnsi="微软雅黑"/>
           <w:b/>
           <w:sz w:val="24"/>
           <w:szCs w:val="24"/>
@@ -633,7 +634,7 @@
       </w:pPr>
       <w:r>
         <w:rPr>
-          <w:rFonts w:ascii="Microsoft YaHei" w:eastAsia="Microsoft YaHei" w:hAnsi="Microsoft YaHei" w:hint="eastAsia"/>
+          <w:rFonts w:ascii="微软雅黑" w:eastAsia="微软雅黑" w:hAnsi="微软雅黑" w:hint="eastAsia"/>
           <w:b/>
           <w:sz w:val="24"/>
           <w:szCs w:val="24"/>
@@ -642,7 +643,7 @@
       </w:r>
       <w:r>
         <w:rPr>
-          <w:rFonts w:ascii="Microsoft YaHei" w:eastAsia="Microsoft YaHei" w:hAnsi="Microsoft YaHei"/>
+          <w:rFonts w:ascii="微软雅黑" w:eastAsia="微软雅黑" w:hAnsi="微软雅黑"/>
           <w:b/>
           <w:sz w:val="24"/>
           <w:szCs w:val="24"/>
@@ -651,7 +652,7 @@
       </w:r>
       <w:r>
         <w:rPr>
-          <w:rFonts w:ascii="Microsoft YaHei" w:eastAsia="Microsoft YaHei" w:hAnsi="Microsoft YaHei" w:hint="eastAsia"/>
+          <w:rFonts w:ascii="微软雅黑" w:eastAsia="微软雅黑" w:hAnsi="微软雅黑" w:hint="eastAsia"/>
           <w:b/>
           <w:sz w:val="24"/>
           <w:szCs w:val="24"/>
@@ -687,14 +688,14 @@
             <w:pPr>
               <w:jc w:val="center"/>
               <w:rPr>
-                <w:rFonts w:ascii="SimSun" w:eastAsia="SimSun" w:hAnsi="SimSun" w:cs="SimSun"/>
-                <w:sz w:val="20"/>
-                <w:szCs w:val="20"/>
-              </w:rPr>
-            </w:pPr>
-            <w:r>
-              <w:rPr>
-                <w:rFonts w:ascii="SimSun" w:eastAsia="SimSun" w:hAnsi="SimSun" w:cs="SimSun" w:hint="eastAsia"/>
+                <w:rFonts w:ascii="宋体" w:eastAsia="宋体" w:hAnsi="宋体" w:cs="宋体"/>
+                <w:sz w:val="20"/>
+                <w:szCs w:val="20"/>
+              </w:rPr>
+            </w:pPr>
+            <w:r>
+              <w:rPr>
+                <w:rFonts w:ascii="宋体" w:eastAsia="宋体" w:hAnsi="宋体" w:cs="宋体" w:hint="eastAsia"/>
                 <w:sz w:val="20"/>
                 <w:szCs w:val="20"/>
               </w:rPr>
@@ -711,14 +712,14 @@
             <w:pPr>
               <w:jc w:val="center"/>
               <w:rPr>
-                <w:rFonts w:ascii="SimSun" w:eastAsia="SimSun" w:hAnsi="SimSun" w:cs="SimSun"/>
-                <w:sz w:val="20"/>
-                <w:szCs w:val="20"/>
-              </w:rPr>
-            </w:pPr>
-            <w:r>
-              <w:rPr>
-                <w:rFonts w:ascii="SimSun" w:eastAsia="SimSun" w:hAnsi="SimSun" w:cs="SimSun"/>
+                <w:rFonts w:ascii="宋体" w:eastAsia="宋体" w:hAnsi="宋体" w:cs="宋体"/>
+                <w:sz w:val="20"/>
+                <w:szCs w:val="20"/>
+              </w:rPr>
+            </w:pPr>
+            <w:r>
+              <w:rPr>
+                <w:rFonts w:ascii="宋体" w:eastAsia="宋体" w:hAnsi="宋体" w:cs="宋体"/>
                 <w:sz w:val="20"/>
                 <w:szCs w:val="20"/>
               </w:rPr>
@@ -727,7 +728,7 @@
             <w:proofErr w:type="spellStart"/>
             <w:r>
               <w:rPr>
-                <w:rFonts w:ascii="SimSun" w:eastAsia="SimSun" w:hAnsi="SimSun" w:cs="SimSun"/>
+                <w:rFonts w:ascii="宋体" w:eastAsia="宋体" w:hAnsi="宋体" w:cs="宋体"/>
                 <w:sz w:val="20"/>
                 <w:szCs w:val="20"/>
               </w:rPr>
@@ -736,7 +737,7 @@
             <w:proofErr w:type="spellEnd"/>
             <w:r>
               <w:rPr>
-                <w:rFonts w:ascii="SimSun" w:eastAsia="SimSun" w:hAnsi="SimSun" w:cs="SimSun"/>
+                <w:rFonts w:ascii="宋体" w:eastAsia="宋体" w:hAnsi="宋体" w:cs="宋体"/>
                 <w:sz w:val="20"/>
                 <w:szCs w:val="20"/>
               </w:rPr>
@@ -753,14 +754,14 @@
             <w:pPr>
               <w:jc w:val="center"/>
               <w:rPr>
-                <w:rFonts w:ascii="SimSun" w:eastAsia="SimSun" w:hAnsi="SimSun" w:cs="SimSun"/>
-                <w:sz w:val="20"/>
-                <w:szCs w:val="20"/>
-              </w:rPr>
-            </w:pPr>
-            <w:r>
-              <w:rPr>
-                <w:rFonts w:ascii="SimSun" w:eastAsia="SimSun" w:hAnsi="SimSun" w:cs="SimSun" w:hint="eastAsia"/>
+                <w:rFonts w:ascii="宋体" w:eastAsia="宋体" w:hAnsi="宋体" w:cs="宋体"/>
+                <w:sz w:val="20"/>
+                <w:szCs w:val="20"/>
+              </w:rPr>
+            </w:pPr>
+            <w:r>
+              <w:rPr>
+                <w:rFonts w:ascii="宋体" w:eastAsia="宋体" w:hAnsi="宋体" w:cs="宋体" w:hint="eastAsia"/>
                 <w:sz w:val="20"/>
                 <w:szCs w:val="20"/>
               </w:rPr>
@@ -777,14 +778,14 @@
             <w:pPr>
               <w:jc w:val="center"/>
               <w:rPr>
-                <w:rFonts w:ascii="SimSun" w:eastAsia="SimSun" w:hAnsi="SimSun" w:cs="SimSun"/>
-                <w:sz w:val="20"/>
-                <w:szCs w:val="20"/>
-              </w:rPr>
-            </w:pPr>
-            <w:r>
-              <w:rPr>
-                <w:rFonts w:ascii="SimSun" w:eastAsia="SimSun" w:hAnsi="SimSun" w:cs="SimSun"/>
+                <w:rFonts w:ascii="宋体" w:eastAsia="宋体" w:hAnsi="宋体" w:cs="宋体"/>
+                <w:sz w:val="20"/>
+                <w:szCs w:val="20"/>
+              </w:rPr>
+            </w:pPr>
+            <w:r>
+              <w:rPr>
+                <w:rFonts w:ascii="宋体" w:eastAsia="宋体" w:hAnsi="宋体" w:cs="宋体"/>
                 <w:sz w:val="20"/>
                 <w:szCs w:val="20"/>
               </w:rPr>
@@ -793,7 +794,7 @@
             <w:proofErr w:type="spellStart"/>
             <w:r>
               <w:rPr>
-                <w:rFonts w:ascii="SimSun" w:eastAsia="SimSun" w:hAnsi="SimSun" w:cs="SimSun"/>
+                <w:rFonts w:ascii="宋体" w:eastAsia="宋体" w:hAnsi="宋体" w:cs="宋体"/>
                 <w:sz w:val="20"/>
                 <w:szCs w:val="20"/>
               </w:rPr>
@@ -802,7 +803,7 @@
             <w:proofErr w:type="spellEnd"/>
             <w:r>
               <w:rPr>
-                <w:rFonts w:ascii="SimSun" w:eastAsia="SimSun" w:hAnsi="SimSun" w:cs="SimSun"/>
+                <w:rFonts w:ascii="宋体" w:eastAsia="宋体" w:hAnsi="宋体" w:cs="宋体"/>
                 <w:sz w:val="20"/>
                 <w:szCs w:val="20"/>
               </w:rPr>
@@ -821,14 +822,14 @@
             <w:pPr>
               <w:jc w:val="center"/>
               <w:rPr>
-                <w:rFonts w:ascii="SimSun" w:eastAsia="SimSun" w:hAnsi="SimSun" w:cs="SimSun"/>
-                <w:sz w:val="20"/>
-                <w:szCs w:val="20"/>
-              </w:rPr>
-            </w:pPr>
-            <w:r>
-              <w:rPr>
-                <w:rFonts w:ascii="SimSun" w:eastAsia="SimSun" w:hAnsi="SimSun" w:cs="SimSun"/>
+                <w:rFonts w:ascii="宋体" w:eastAsia="宋体" w:hAnsi="宋体" w:cs="宋体"/>
+                <w:sz w:val="20"/>
+                <w:szCs w:val="20"/>
+              </w:rPr>
+            </w:pPr>
+            <w:r>
+              <w:rPr>
+                <w:rFonts w:ascii="宋体" w:eastAsia="宋体" w:hAnsi="宋体" w:cs="宋体"/>
                 <w:sz w:val="20"/>
                 <w:szCs w:val="20"/>
               </w:rPr>
@@ -845,14 +846,14 @@
             <w:pPr>
               <w:jc w:val="center"/>
               <w:rPr>
-                <w:rFonts w:ascii="SimSun" w:eastAsia="SimSun" w:hAnsi="SimSun" w:cs="SimSun"/>
-                <w:sz w:val="20"/>
-                <w:szCs w:val="20"/>
-              </w:rPr>
-            </w:pPr>
-            <w:r>
-              <w:rPr>
-                <w:rFonts w:ascii="SimSun" w:eastAsia="SimSun" w:hAnsi="SimSun" w:cs="SimSun"/>
+                <w:rFonts w:ascii="宋体" w:eastAsia="宋体" w:hAnsi="宋体" w:cs="宋体"/>
+                <w:sz w:val="20"/>
+                <w:szCs w:val="20"/>
+              </w:rPr>
+            </w:pPr>
+            <w:r>
+              <w:rPr>
+                <w:rFonts w:ascii="宋体" w:eastAsia="宋体" w:hAnsi="宋体" w:cs="宋体"/>
                 <w:sz w:val="20"/>
                 <w:szCs w:val="20"/>
               </w:rPr>
@@ -861,7 +862,7 @@
             <w:proofErr w:type="spellStart"/>
             <w:r>
               <w:rPr>
-                <w:rFonts w:ascii="SimSun" w:eastAsia="SimSun" w:hAnsi="SimSun" w:cs="SimSun"/>
+                <w:rFonts w:ascii="宋体" w:eastAsia="宋体" w:hAnsi="宋体" w:cs="宋体"/>
                 <w:sz w:val="20"/>
                 <w:szCs w:val="20"/>
               </w:rPr>
@@ -870,7 +871,7 @@
             <w:proofErr w:type="spellEnd"/>
             <w:r>
               <w:rPr>
-                <w:rFonts w:ascii="SimSun" w:eastAsia="SimSun" w:hAnsi="SimSun" w:cs="SimSun"/>
+                <w:rFonts w:ascii="宋体" w:eastAsia="宋体" w:hAnsi="宋体" w:cs="宋体"/>
                 <w:sz w:val="20"/>
                 <w:szCs w:val="20"/>
               </w:rPr>
@@ -887,14 +888,14 @@
             <w:pPr>
               <w:jc w:val="center"/>
               <w:rPr>
-                <w:rFonts w:ascii="SimSun" w:eastAsia="SimSun" w:hAnsi="SimSun" w:cs="SimSun"/>
-                <w:sz w:val="20"/>
-                <w:szCs w:val="20"/>
-              </w:rPr>
-            </w:pPr>
-            <w:r>
-              <w:rPr>
-                <w:rFonts w:ascii="SimSun" w:eastAsia="SimSun" w:hAnsi="SimSun" w:cs="SimSun"/>
+                <w:rFonts w:ascii="宋体" w:eastAsia="宋体" w:hAnsi="宋体" w:cs="宋体"/>
+                <w:sz w:val="20"/>
+                <w:szCs w:val="20"/>
+              </w:rPr>
+            </w:pPr>
+            <w:r>
+              <w:rPr>
+                <w:rFonts w:ascii="宋体" w:eastAsia="宋体" w:hAnsi="宋体" w:cs="宋体"/>
                 <w:sz w:val="20"/>
                 <w:szCs w:val="20"/>
               </w:rPr>
@@ -911,14 +912,14 @@
             <w:pPr>
               <w:jc w:val="center"/>
               <w:rPr>
-                <w:rFonts w:ascii="SimSun" w:eastAsia="SimSun" w:hAnsi="SimSun" w:cs="SimSun"/>
-                <w:sz w:val="20"/>
-                <w:szCs w:val="20"/>
-              </w:rPr>
-            </w:pPr>
-            <w:r>
-              <w:rPr>
-                <w:rFonts w:ascii="SimSun" w:eastAsia="SimSun" w:hAnsi="SimSun" w:cs="SimSun"/>
+                <w:rFonts w:ascii="宋体" w:eastAsia="宋体" w:hAnsi="宋体" w:cs="宋体"/>
+                <w:sz w:val="20"/>
+                <w:szCs w:val="20"/>
+              </w:rPr>
+            </w:pPr>
+            <w:r>
+              <w:rPr>
+                <w:rFonts w:ascii="宋体" w:eastAsia="宋体" w:hAnsi="宋体" w:cs="宋体"/>
                 <w:sz w:val="20"/>
                 <w:szCs w:val="20"/>
               </w:rPr>
@@ -927,7 +928,7 @@
             <w:proofErr w:type="spellStart"/>
             <w:r>
               <w:rPr>
-                <w:rFonts w:ascii="SimSun" w:eastAsia="SimSun" w:hAnsi="SimSun" w:cs="SimSun"/>
+                <w:rFonts w:ascii="宋体" w:eastAsia="宋体" w:hAnsi="宋体" w:cs="宋体"/>
                 <w:sz w:val="20"/>
                 <w:szCs w:val="20"/>
               </w:rPr>
@@ -936,7 +937,7 @@
             <w:proofErr w:type="spellEnd"/>
             <w:r>
               <w:rPr>
-                <w:rFonts w:ascii="SimSun" w:eastAsia="SimSun" w:hAnsi="SimSun" w:cs="SimSun"/>
+                <w:rFonts w:ascii="宋体" w:eastAsia="宋体" w:hAnsi="宋体" w:cs="宋体"/>
                 <w:sz w:val="20"/>
                 <w:szCs w:val="20"/>
               </w:rPr>
@@ -955,14 +956,14 @@
             <w:pPr>
               <w:jc w:val="center"/>
               <w:rPr>
-                <w:rFonts w:ascii="SimSun" w:eastAsia="SimSun" w:hAnsi="SimSun" w:cs="SimSun"/>
-                <w:sz w:val="20"/>
-                <w:szCs w:val="20"/>
-              </w:rPr>
-            </w:pPr>
-            <w:r>
-              <w:rPr>
-                <w:rFonts w:ascii="SimSun" w:eastAsia="SimSun" w:hAnsi="SimSun" w:cs="SimSun"/>
+                <w:rFonts w:ascii="宋体" w:eastAsia="宋体" w:hAnsi="宋体" w:cs="宋体"/>
+                <w:sz w:val="20"/>
+                <w:szCs w:val="20"/>
+              </w:rPr>
+            </w:pPr>
+            <w:r>
+              <w:rPr>
+                <w:rFonts w:ascii="宋体" w:eastAsia="宋体" w:hAnsi="宋体" w:cs="宋体"/>
                 <w:sz w:val="20"/>
                 <w:szCs w:val="20"/>
               </w:rPr>
@@ -979,14 +980,14 @@
             <w:pPr>
               <w:jc w:val="center"/>
               <w:rPr>
-                <w:rFonts w:ascii="SimSun" w:eastAsia="SimSun" w:hAnsi="SimSun" w:cs="SimSun"/>
-                <w:sz w:val="20"/>
-                <w:szCs w:val="20"/>
-              </w:rPr>
-            </w:pPr>
-            <w:r>
-              <w:rPr>
-                <w:rFonts w:ascii="SimSun" w:eastAsia="SimSun" w:hAnsi="SimSun" w:cs="SimSun"/>
+                <w:rFonts w:ascii="宋体" w:eastAsia="宋体" w:hAnsi="宋体" w:cs="宋体"/>
+                <w:sz w:val="20"/>
+                <w:szCs w:val="20"/>
+              </w:rPr>
+            </w:pPr>
+            <w:r>
+              <w:rPr>
+                <w:rFonts w:ascii="宋体" w:eastAsia="宋体" w:hAnsi="宋体" w:cs="宋体"/>
                 <w:sz w:val="20"/>
                 <w:szCs w:val="20"/>
               </w:rPr>
@@ -995,7 +996,7 @@
             <w:proofErr w:type="spellStart"/>
             <w:r>
               <w:rPr>
-                <w:rFonts w:ascii="SimSun" w:eastAsia="SimSun" w:hAnsi="SimSun" w:cs="SimSun"/>
+                <w:rFonts w:ascii="宋体" w:eastAsia="宋体" w:hAnsi="宋体" w:cs="宋体"/>
                 <w:sz w:val="20"/>
                 <w:szCs w:val="20"/>
               </w:rPr>
@@ -1004,7 +1005,7 @@
             <w:proofErr w:type="spellEnd"/>
             <w:r>
               <w:rPr>
-                <w:rFonts w:ascii="SimSun" w:eastAsia="SimSun" w:hAnsi="SimSun" w:cs="SimSun"/>
+                <w:rFonts w:ascii="宋体" w:eastAsia="宋体" w:hAnsi="宋体" w:cs="宋体"/>
                 <w:sz w:val="20"/>
                 <w:szCs w:val="20"/>
               </w:rPr>
@@ -1021,14 +1022,14 @@
             <w:pPr>
               <w:jc w:val="center"/>
               <w:rPr>
-                <w:rFonts w:ascii="SimSun" w:eastAsia="SimSun" w:hAnsi="SimSun" w:cs="SimSun"/>
-                <w:sz w:val="20"/>
-                <w:szCs w:val="20"/>
-              </w:rPr>
-            </w:pPr>
-            <w:r>
-              <w:rPr>
-                <w:rFonts w:ascii="SimSun" w:eastAsia="SimSun" w:hAnsi="SimSun" w:cs="SimSun"/>
+                <w:rFonts w:ascii="宋体" w:eastAsia="宋体" w:hAnsi="宋体" w:cs="宋体"/>
+                <w:sz w:val="20"/>
+                <w:szCs w:val="20"/>
+              </w:rPr>
+            </w:pPr>
+            <w:r>
+              <w:rPr>
+                <w:rFonts w:ascii="宋体" w:eastAsia="宋体" w:hAnsi="宋体" w:cs="宋体"/>
                 <w:sz w:val="20"/>
                 <w:szCs w:val="20"/>
               </w:rPr>
@@ -1045,14 +1046,14 @@
             <w:pPr>
               <w:jc w:val="center"/>
               <w:rPr>
-                <w:rFonts w:ascii="SimSun" w:eastAsia="SimSun" w:hAnsi="SimSun" w:cs="SimSun"/>
-                <w:sz w:val="20"/>
-                <w:szCs w:val="20"/>
-              </w:rPr>
-            </w:pPr>
-            <w:r>
-              <w:rPr>
-                <w:rFonts w:ascii="SimSun" w:eastAsia="SimSun" w:hAnsi="SimSun" w:cs="SimSun"/>
+                <w:rFonts w:ascii="宋体" w:eastAsia="宋体" w:hAnsi="宋体" w:cs="宋体"/>
+                <w:sz w:val="20"/>
+                <w:szCs w:val="20"/>
+              </w:rPr>
+            </w:pPr>
+            <w:r>
+              <w:rPr>
+                <w:rFonts w:ascii="宋体" w:eastAsia="宋体" w:hAnsi="宋体" w:cs="宋体"/>
                 <w:sz w:val="20"/>
                 <w:szCs w:val="20"/>
               </w:rPr>
@@ -1061,7 +1062,7 @@
             <w:proofErr w:type="spellStart"/>
             <w:r>
               <w:rPr>
-                <w:rFonts w:ascii="SimSun" w:eastAsia="SimSun" w:hAnsi="SimSun" w:cs="SimSun"/>
+                <w:rFonts w:ascii="宋体" w:eastAsia="宋体" w:hAnsi="宋体" w:cs="宋体"/>
                 <w:sz w:val="20"/>
                 <w:szCs w:val="20"/>
               </w:rPr>
@@ -1070,7 +1071,7 @@
             <w:proofErr w:type="spellEnd"/>
             <w:r>
               <w:rPr>
-                <w:rFonts w:ascii="SimSun" w:eastAsia="SimSun" w:hAnsi="SimSun" w:cs="SimSun"/>
+                <w:rFonts w:ascii="宋体" w:eastAsia="宋体" w:hAnsi="宋体" w:cs="宋体"/>
                 <w:sz w:val="20"/>
                 <w:szCs w:val="20"/>
               </w:rPr>
@@ -1094,7 +1095,7 @@
             </w:pPr>
             <w:r>
               <w:rPr>
-                <w:rFonts w:ascii="SimSun" w:eastAsia="SimSun" w:hAnsi="SimSun" w:cs="SimSun"/>
+                <w:rFonts w:ascii="宋体" w:eastAsia="宋体" w:hAnsi="宋体" w:cs="宋体"/>
                 <w:sz w:val="20"/>
                 <w:szCs w:val="20"/>
               </w:rPr>
@@ -1102,7 +1103,7 @@
             </w:r>
             <w:r>
               <w:rPr>
-                <w:rFonts w:ascii="SimSun" w:eastAsia="SimSun" w:hAnsi="SimSun" w:cs="SimSun" w:hint="eastAsia"/>
+                <w:rFonts w:ascii="宋体" w:eastAsia="宋体" w:hAnsi="宋体" w:cs="宋体" w:hint="eastAsia"/>
                 <w:sz w:val="20"/>
                 <w:szCs w:val="20"/>
               </w:rPr>
@@ -1472,7 +1473,7 @@
       <w:pPr>
         <w:jc w:val="center"/>
         <w:rPr>
-          <w:rFonts w:ascii="Microsoft YaHei" w:eastAsia="Microsoft YaHei" w:hAnsi="Microsoft YaHei"/>
+          <w:rFonts w:ascii="微软雅黑" w:eastAsia="微软雅黑" w:hAnsi="微软雅黑"/>
           <w:b/>
           <w:sz w:val="24"/>
           <w:szCs w:val="24"/>
@@ -1480,7 +1481,7 @@
       </w:pPr>
       <w:r>
         <w:rPr>
-          <w:rFonts w:ascii="Microsoft YaHei" w:eastAsia="Microsoft YaHei" w:hAnsi="Microsoft YaHei" w:hint="eastAsia"/>
+          <w:rFonts w:ascii="微软雅黑" w:eastAsia="微软雅黑" w:hAnsi="微软雅黑" w:hint="eastAsia"/>
           <w:b/>
           <w:sz w:val="24"/>
           <w:szCs w:val="24"/>
@@ -1697,7 +1698,7 @@
       <w:pPr>
         <w:jc w:val="center"/>
         <w:rPr>
-          <w:rFonts w:ascii="Microsoft YaHei" w:eastAsia="Microsoft YaHei" w:hAnsi="Microsoft YaHei"/>
+          <w:rFonts w:ascii="微软雅黑" w:eastAsia="微软雅黑" w:hAnsi="微软雅黑"/>
           <w:b/>
           <w:sz w:val="24"/>
           <w:szCs w:val="24"/>
@@ -1705,7 +1706,7 @@
       </w:pPr>
       <w:r>
         <w:rPr>
-          <w:rFonts w:ascii="Microsoft YaHei" w:eastAsia="Microsoft YaHei" w:hAnsi="Microsoft YaHei" w:hint="eastAsia"/>
+          <w:rFonts w:ascii="微软雅黑" w:eastAsia="微软雅黑" w:hAnsi="微软雅黑" w:hint="eastAsia"/>
           <w:b/>
           <w:sz w:val="24"/>
           <w:szCs w:val="24"/>
@@ -1714,7 +1715,7 @@
       </w:r>
       <w:r>
         <w:rPr>
-          <w:rFonts w:ascii="Microsoft YaHei" w:eastAsia="Microsoft YaHei" w:hAnsi="Microsoft YaHei" w:hint="eastAsia"/>
+          <w:rFonts w:ascii="微软雅黑" w:eastAsia="微软雅黑" w:hAnsi="微软雅黑" w:hint="eastAsia"/>
           <w:b/>
           <w:sz w:val="24"/>
           <w:szCs w:val="24"/>
@@ -1839,7 +1840,7 @@
       <w:pPr>
         <w:jc w:val="center"/>
         <w:rPr>
-          <w:rFonts w:ascii="Calibri" w:eastAsia="Microsoft YaHei" w:hAnsi="Calibri" w:cs="Calibri"/>
+          <w:rFonts w:ascii="Calibri" w:eastAsia="微软雅黑" w:hAnsi="Calibri" w:cs="Calibri"/>
           <w:b/>
         </w:rPr>
       </w:pPr>
@@ -1848,7 +1849,7 @@
       <w:pPr>
         <w:jc w:val="center"/>
         <w:rPr>
-          <w:rFonts w:ascii="Microsoft YaHei" w:eastAsia="Microsoft YaHei" w:hAnsi="Microsoft YaHei"/>
+          <w:rFonts w:ascii="微软雅黑" w:eastAsia="微软雅黑" w:hAnsi="微软雅黑"/>
           <w:b/>
           <w:sz w:val="24"/>
           <w:szCs w:val="24"/>
@@ -1856,7 +1857,7 @@
       </w:pPr>
       <w:r>
         <w:rPr>
-          <w:rFonts w:ascii="Microsoft YaHei" w:eastAsia="Microsoft YaHei" w:hAnsi="Microsoft YaHei" w:hint="eastAsia"/>
+          <w:rFonts w:ascii="微软雅黑" w:eastAsia="微软雅黑" w:hAnsi="微软雅黑" w:hint="eastAsia"/>
           <w:b/>
           <w:sz w:val="24"/>
           <w:szCs w:val="24"/>
@@ -1962,7 +1963,7 @@
       <w:pPr>
         <w:jc w:val="center"/>
         <w:rPr>
-          <w:rFonts w:ascii="Microsoft YaHei" w:eastAsia="Microsoft YaHei" w:hAnsi="Microsoft YaHei"/>
+          <w:rFonts w:ascii="微软雅黑" w:eastAsia="微软雅黑" w:hAnsi="微软雅黑"/>
           <w:b/>
           <w:sz w:val="24"/>
           <w:szCs w:val="24"/>
@@ -1970,7 +1971,7 @@
       </w:pPr>
       <w:r>
         <w:rPr>
-          <w:rFonts w:ascii="Microsoft YaHei" w:eastAsia="Microsoft YaHei" w:hAnsi="Microsoft YaHei"/>
+          <w:rFonts w:ascii="微软雅黑" w:eastAsia="微软雅黑" w:hAnsi="微软雅黑"/>
           <w:b/>
           <w:sz w:val="24"/>
           <w:szCs w:val="24"/>
@@ -2095,7 +2096,7 @@
       <w:pPr>
         <w:jc w:val="center"/>
         <w:rPr>
-          <w:rFonts w:ascii="Microsoft YaHei" w:eastAsia="Microsoft YaHei" w:hAnsi="Microsoft YaHei"/>
+          <w:rFonts w:ascii="微软雅黑" w:eastAsia="微软雅黑" w:hAnsi="微软雅黑"/>
           <w:sz w:val="24"/>
           <w:szCs w:val="24"/>
         </w:rPr>
@@ -2105,7 +2106,7 @@
       <w:pPr>
         <w:jc w:val="center"/>
         <w:rPr>
-          <w:rFonts w:ascii="Microsoft YaHei" w:eastAsia="Microsoft YaHei" w:hAnsi="Microsoft YaHei"/>
+          <w:rFonts w:ascii="微软雅黑" w:eastAsia="微软雅黑" w:hAnsi="微软雅黑"/>
           <w:b/>
           <w:sz w:val="24"/>
           <w:szCs w:val="24"/>
@@ -2113,7 +2114,7 @@
       </w:pPr>
       <w:r>
         <w:rPr>
-          <w:rFonts w:ascii="Microsoft YaHei" w:eastAsia="Microsoft YaHei" w:hAnsi="Microsoft YaHei"/>
+          <w:rFonts w:ascii="微软雅黑" w:eastAsia="微软雅黑" w:hAnsi="微软雅黑"/>
           <w:b/>
           <w:sz w:val="24"/>
           <w:szCs w:val="24"/>
@@ -2125,14 +2126,14 @@
       <w:pPr>
         <w:jc w:val="center"/>
         <w:rPr>
-          <w:rFonts w:ascii="Microsoft YaHei" w:eastAsia="Microsoft YaHei" w:hAnsi="Microsoft YaHei"/>
+          <w:rFonts w:ascii="微软雅黑" w:eastAsia="微软雅黑" w:hAnsi="微软雅黑"/>
           <w:sz w:val="24"/>
           <w:szCs w:val="24"/>
         </w:rPr>
       </w:pPr>
       <w:r>
         <w:rPr>
-          <w:rFonts w:ascii="Microsoft YaHei" w:eastAsia="Microsoft YaHei" w:hAnsi="Microsoft YaHei"/>
+          <w:rFonts w:ascii="微软雅黑" w:eastAsia="微软雅黑" w:hAnsi="微软雅黑"/>
           <w:sz w:val="24"/>
           <w:szCs w:val="24"/>
         </w:rPr>
@@ -2140,7 +2141,7 @@
       </w:r>
       <w:r>
         <w:rPr>
-          <w:rFonts w:ascii="Microsoft YaHei" w:eastAsia="Microsoft YaHei" w:hAnsi="Microsoft YaHei"/>
+          <w:rFonts w:ascii="微软雅黑" w:eastAsia="微软雅黑" w:hAnsi="微软雅黑"/>
           <w:sz w:val="24"/>
           <w:szCs w:val="24"/>
         </w:rPr>
@@ -2148,7 +2149,7 @@
       </w:r>
       <w:r>
         <w:rPr>
-          <w:rFonts w:ascii="Microsoft YaHei" w:eastAsia="Microsoft YaHei" w:hAnsi="Microsoft YaHei"/>
+          <w:rFonts w:ascii="微软雅黑" w:eastAsia="微软雅黑" w:hAnsi="微软雅黑"/>
           <w:sz w:val="24"/>
           <w:szCs w:val="24"/>
         </w:rPr>
@@ -2159,7 +2160,7 @@
       <w:pPr>
         <w:jc w:val="center"/>
         <w:rPr>
-          <w:rFonts w:ascii="Microsoft YaHei" w:eastAsia="Microsoft YaHei" w:hAnsi="Microsoft YaHei"/>
+          <w:rFonts w:ascii="微软雅黑" w:eastAsia="微软雅黑" w:hAnsi="微软雅黑"/>
           <w:b/>
           <w:sz w:val="24"/>
           <w:szCs w:val="24"/>
@@ -2170,7 +2171,7 @@
       <w:pPr>
         <w:jc w:val="center"/>
         <w:rPr>
-          <w:rFonts w:ascii="Microsoft YaHei" w:eastAsia="Microsoft YaHei" w:hAnsi="Microsoft YaHei"/>
+          <w:rFonts w:ascii="微软雅黑" w:eastAsia="微软雅黑" w:hAnsi="微软雅黑"/>
           <w:b/>
           <w:sz w:val="24"/>
           <w:szCs w:val="24"/>
@@ -2178,7 +2179,7 @@
       </w:pPr>
       <w:r>
         <w:rPr>
-          <w:rFonts w:ascii="Microsoft YaHei" w:eastAsia="Microsoft YaHei" w:hAnsi="Microsoft YaHei"/>
+          <w:rFonts w:ascii="微软雅黑" w:eastAsia="微软雅黑" w:hAnsi="微软雅黑"/>
           <w:b/>
           <w:sz w:val="24"/>
           <w:szCs w:val="24"/>
@@ -2190,14 +2191,14 @@
       <w:pPr>
         <w:jc w:val="center"/>
         <w:rPr>
-          <w:rFonts w:ascii="Microsoft YaHei" w:eastAsia="Microsoft YaHei" w:hAnsi="Microsoft YaHei"/>
+          <w:rFonts w:ascii="微软雅黑" w:eastAsia="微软雅黑" w:hAnsi="微软雅黑"/>
           <w:sz w:val="24"/>
           <w:szCs w:val="24"/>
         </w:rPr>
       </w:pPr>
       <w:r>
         <w:rPr>
-          <w:rFonts w:ascii="Microsoft YaHei" w:eastAsia="Microsoft YaHei" w:hAnsi="Microsoft YaHei" w:hint="eastAsia"/>
+          <w:rFonts w:ascii="微软雅黑" w:eastAsia="微软雅黑" w:hAnsi="微软雅黑" w:hint="eastAsia"/>
           <w:sz w:val="24"/>
           <w:szCs w:val="24"/>
         </w:rPr>
@@ -2205,7 +2206,7 @@
       </w:r>
       <w:r>
         <w:rPr>
-          <w:rFonts w:ascii="Microsoft YaHei" w:eastAsia="Microsoft YaHei" w:hAnsi="Microsoft YaHei"/>
+          <w:rFonts w:ascii="微软雅黑" w:eastAsia="微软雅黑" w:hAnsi="微软雅黑"/>
           <w:sz w:val="24"/>
           <w:szCs w:val="24"/>
         </w:rPr>
@@ -2213,7 +2214,7 @@
       </w:r>
       <w:r>
         <w:rPr>
-          <w:rFonts w:ascii="Microsoft YaHei" w:eastAsia="Microsoft YaHei" w:hAnsi="Microsoft YaHei" w:hint="eastAsia"/>
+          <w:rFonts w:ascii="微软雅黑" w:eastAsia="微软雅黑" w:hAnsi="微软雅黑" w:hint="eastAsia"/>
           <w:sz w:val="24"/>
           <w:szCs w:val="24"/>
         </w:rPr>
@@ -2224,7 +2225,7 @@
       <w:pPr>
         <w:jc w:val="center"/>
         <w:rPr>
-          <w:rFonts w:ascii="Microsoft YaHei" w:eastAsia="Microsoft YaHei" w:hAnsi="Microsoft YaHei"/>
+          <w:rFonts w:ascii="微软雅黑" w:eastAsia="微软雅黑" w:hAnsi="微软雅黑"/>
           <w:sz w:val="24"/>
           <w:szCs w:val="24"/>
         </w:rPr>
@@ -2234,14 +2235,14 @@
       <w:pPr>
         <w:jc w:val="center"/>
         <w:rPr>
-          <w:rFonts w:ascii="Microsoft YaHei" w:eastAsia="Microsoft YaHei" w:hAnsi="Microsoft YaHei"/>
+          <w:rFonts w:ascii="微软雅黑" w:eastAsia="微软雅黑" w:hAnsi="微软雅黑"/>
           <w:sz w:val="24"/>
           <w:szCs w:val="24"/>
         </w:rPr>
       </w:pPr>
       <w:r>
         <w:rPr>
-          <w:rFonts w:ascii="Microsoft YaHei" w:eastAsia="Microsoft YaHei" w:hAnsi="Microsoft YaHei"/>
+          <w:rFonts w:ascii="微软雅黑" w:eastAsia="微软雅黑" w:hAnsi="微软雅黑"/>
           <w:sz w:val="24"/>
           <w:szCs w:val="24"/>
         </w:rPr>
@@ -2249,7 +2250,7 @@
       </w:r>
       <w:r>
         <w:rPr>
-          <w:rFonts w:ascii="Microsoft YaHei" w:eastAsia="Microsoft YaHei" w:hAnsi="Microsoft YaHei"/>
+          <w:rFonts w:ascii="微软雅黑" w:eastAsia="微软雅黑" w:hAnsi="微软雅黑"/>
           <w:sz w:val="24"/>
           <w:szCs w:val="24"/>
         </w:rPr>
@@ -2257,7 +2258,7 @@
       </w:r>
       <w:r>
         <w:rPr>
-          <w:rFonts w:ascii="Microsoft YaHei" w:eastAsia="Microsoft YaHei" w:hAnsi="Microsoft YaHei"/>
+          <w:rFonts w:ascii="微软雅黑" w:eastAsia="微软雅黑" w:hAnsi="微软雅黑"/>
           <w:sz w:val="24"/>
           <w:szCs w:val="24"/>
         </w:rPr>
@@ -2283,7 +2284,7 @@
       </w:r>
       <w:r>
         <w:rPr>
-          <w:rFonts w:ascii="Microsoft YaHei" w:eastAsia="Microsoft YaHei" w:hAnsi="Microsoft YaHei"/>
+          <w:rFonts w:ascii="微软雅黑" w:eastAsia="微软雅黑" w:hAnsi="微软雅黑"/>
           <w:sz w:val="24"/>
           <w:szCs w:val="24"/>
         </w:rPr>
@@ -2292,7 +2293,7 @@
       <w:proofErr w:type="gramEnd"/>
       <w:r>
         <w:rPr>
-          <w:rFonts w:ascii="Microsoft YaHei" w:eastAsia="Microsoft YaHei" w:hAnsi="Microsoft YaHei"/>
+          <w:rFonts w:ascii="微软雅黑" w:eastAsia="微软雅黑" w:hAnsi="微软雅黑"/>
           <w:sz w:val="24"/>
           <w:szCs w:val="24"/>
         </w:rPr>
@@ -2301,7 +2302,7 @@
       <w:proofErr w:type="spellStart"/>
       <w:r>
         <w:rPr>
-          <w:rFonts w:ascii="Microsoft YaHei" w:eastAsia="Microsoft YaHei" w:hAnsi="Microsoft YaHei"/>
+          <w:rFonts w:ascii="微软雅黑" w:eastAsia="微软雅黑" w:hAnsi="微软雅黑"/>
           <w:sz w:val="24"/>
           <w:szCs w:val="24"/>
         </w:rPr>
@@ -2310,7 +2311,7 @@
       <w:proofErr w:type="spellEnd"/>
       <w:r>
         <w:rPr>
-          <w:rFonts w:ascii="Microsoft YaHei" w:eastAsia="Microsoft YaHei" w:hAnsi="Microsoft YaHei"/>
+          <w:rFonts w:ascii="微软雅黑" w:eastAsia="微软雅黑" w:hAnsi="微软雅黑"/>
           <w:sz w:val="24"/>
           <w:szCs w:val="24"/>
         </w:rPr>
@@ -2321,14 +2322,14 @@
       <w:pPr>
         <w:jc w:val="center"/>
         <w:rPr>
-          <w:rFonts w:ascii="Microsoft YaHei" w:eastAsia="Microsoft YaHei" w:hAnsi="Microsoft YaHei"/>
+          <w:rFonts w:ascii="微软雅黑" w:eastAsia="微软雅黑" w:hAnsi="微软雅黑"/>
           <w:sz w:val="24"/>
           <w:szCs w:val="24"/>
         </w:rPr>
       </w:pPr>
       <w:r>
         <w:rPr>
-          <w:rFonts w:ascii="Microsoft YaHei" w:eastAsia="Microsoft YaHei" w:hAnsi="Microsoft YaHei"/>
+          <w:rFonts w:ascii="微软雅黑" w:eastAsia="微软雅黑" w:hAnsi="微软雅黑"/>
           <w:sz w:val="24"/>
           <w:szCs w:val="24"/>
         </w:rPr>
@@ -2354,7 +2355,7 @@
       </w:r>
       <w:r>
         <w:rPr>
-          <w:rFonts w:ascii="Microsoft YaHei" w:eastAsia="Microsoft YaHei" w:hAnsi="Microsoft YaHei"/>
+          <w:rFonts w:ascii="微软雅黑" w:eastAsia="微软雅黑" w:hAnsi="微软雅黑"/>
           <w:sz w:val="24"/>
           <w:szCs w:val="24"/>
         </w:rPr>
@@ -2363,7 +2364,7 @@
       <w:proofErr w:type="gramEnd"/>
       <w:r>
         <w:rPr>
-          <w:rFonts w:ascii="Microsoft YaHei" w:eastAsia="Microsoft YaHei" w:hAnsi="Microsoft YaHei"/>
+          <w:rFonts w:ascii="微软雅黑" w:eastAsia="微软雅黑" w:hAnsi="微软雅黑"/>
           <w:sz w:val="24"/>
           <w:szCs w:val="24"/>
         </w:rPr>
@@ -2372,7 +2373,7 @@
       <w:proofErr w:type="spellStart"/>
       <w:r>
         <w:rPr>
-          <w:rFonts w:ascii="Microsoft YaHei" w:eastAsia="Microsoft YaHei" w:hAnsi="Microsoft YaHei"/>
+          <w:rFonts w:ascii="微软雅黑" w:eastAsia="微软雅黑" w:hAnsi="微软雅黑"/>
           <w:sz w:val="24"/>
           <w:szCs w:val="24"/>
         </w:rPr>
@@ -2381,7 +2382,7 @@
       <w:proofErr w:type="spellEnd"/>
       <w:r>
         <w:rPr>
-          <w:rFonts w:ascii="Microsoft YaHei" w:eastAsia="Microsoft YaHei" w:hAnsi="Microsoft YaHei"/>
+          <w:rFonts w:ascii="微软雅黑" w:eastAsia="微软雅黑" w:hAnsi="微软雅黑"/>
           <w:sz w:val="24"/>
           <w:szCs w:val="24"/>
         </w:rPr>
@@ -2392,7 +2393,7 @@
       <w:pPr>
         <w:jc w:val="center"/>
         <w:rPr>
-          <w:rFonts w:ascii="Microsoft YaHei" w:eastAsia="Microsoft YaHei" w:hAnsi="Microsoft YaHei"/>
+          <w:rFonts w:ascii="微软雅黑" w:eastAsia="微软雅黑" w:hAnsi="微软雅黑"/>
           <w:sz w:val="24"/>
           <w:szCs w:val="24"/>
         </w:rPr>

--- a/src/src/main/resources/report/maintenance-template_en.docx
+++ b/src/src/main/resources/report/maintenance-template_en.docx
@@ -507,6 +507,21 @@
                 <w:szCs w:val="20"/>
               </w:rPr>
             </w:pPr>
+            <w:r>
+              <w:rPr>
+                <w:sz w:val="20"/>
+                <w:szCs w:val="20"/>
+              </w:rPr>
+              <w:t>H</w:t>
+            </w:r>
+            <w:r>
+              <w:rPr>
+                <w:rFonts w:hint="eastAsia"/>
+                <w:sz w:val="20"/>
+                <w:szCs w:val="20"/>
+              </w:rPr>
+              <w:t>ospital</w:t>
+            </w:r>
           </w:p>
         </w:tc>
         <w:tc>
@@ -521,6 +536,29 @@
                 <w:szCs w:val="20"/>
               </w:rPr>
             </w:pPr>
+            <w:r>
+              <w:rPr>
+                <w:sz w:val="20"/>
+                <w:szCs w:val="20"/>
+              </w:rPr>
+              <w:t>{{</w:t>
+            </w:r>
+            <w:proofErr w:type="spellStart"/>
+            <w:r>
+              <w:rPr>
+                <w:sz w:val="20"/>
+                <w:szCs w:val="20"/>
+              </w:rPr>
+              <w:t>device_site</w:t>
+            </w:r>
+            <w:proofErr w:type="spellEnd"/>
+            <w:r>
+              <w:rPr>
+                <w:sz w:val="20"/>
+                <w:szCs w:val="20"/>
+              </w:rPr>
+              <w:t>}}</w:t>
+            </w:r>
           </w:p>
         </w:tc>
       </w:tr>
@@ -599,6 +637,13 @@
                 <w:szCs w:val="20"/>
               </w:rPr>
             </w:pPr>
+            <w:r>
+              <w:rPr>
+                <w:sz w:val="20"/>
+                <w:szCs w:val="20"/>
+              </w:rPr>
+              <w:t>Install Date</w:t>
+            </w:r>
           </w:p>
         </w:tc>
         <w:tc>
@@ -613,6 +658,167 @@
                 <w:szCs w:val="20"/>
               </w:rPr>
             </w:pPr>
+            <w:r>
+              <w:rPr>
+                <w:sz w:val="20"/>
+                <w:szCs w:val="20"/>
+              </w:rPr>
+              <w:t>{{</w:t>
+            </w:r>
+            <w:proofErr w:type="spellStart"/>
+            <w:r>
+              <w:rPr>
+                <w:sz w:val="20"/>
+                <w:szCs w:val="20"/>
+              </w:rPr>
+              <w:t>device_installDate</w:t>
+            </w:r>
+            <w:proofErr w:type="spellEnd"/>
+            <w:r>
+              <w:rPr>
+                <w:sz w:val="20"/>
+                <w:szCs w:val="20"/>
+              </w:rPr>
+              <w:t>}}</w:t>
+            </w:r>
+          </w:p>
+        </w:tc>
+      </w:tr>
+      <w:tr>
+        <w:tc>
+          <w:tcPr>
+            <w:tcW w:w="1705" w:type="dxa"/>
+          </w:tcPr>
+          <w:p>
+            <w:pPr>
+              <w:jc w:val="center"/>
+              <w:rPr>
+                <w:rFonts w:eastAsia="微软雅黑" w:cstheme="minorHAnsi"/>
+                <w:color w:val="000000" w:themeColor="text1"/>
+                <w:sz w:val="20"/>
+                <w:szCs w:val="20"/>
+                <w:shd w:val="clear" w:color="auto" w:fill="F5F5F5"/>
+              </w:rPr>
+            </w:pPr>
+            <w:r>
+              <w:rPr>
+                <w:rFonts w:eastAsia="微软雅黑" w:cstheme="minorHAnsi"/>
+                <w:color w:val="000000" w:themeColor="text1"/>
+                <w:sz w:val="20"/>
+                <w:szCs w:val="20"/>
+                <w:shd w:val="clear" w:color="auto" w:fill="F5F5F5"/>
+              </w:rPr>
+              <w:t>Install location</w:t>
+            </w:r>
+          </w:p>
+        </w:tc>
+        <w:tc>
+          <w:tcPr>
+            <w:tcW w:w="2609" w:type="dxa"/>
+          </w:tcPr>
+          <w:p>
+            <w:pPr>
+              <w:jc w:val="center"/>
+              <w:rPr>
+                <w:sz w:val="20"/>
+                <w:szCs w:val="20"/>
+              </w:rPr>
+            </w:pPr>
+            <w:r>
+              <w:rPr>
+                <w:sz w:val="20"/>
+                <w:szCs w:val="20"/>
+              </w:rPr>
+              <w:t>{{</w:t>
+            </w:r>
+            <w:proofErr w:type="spellStart"/>
+            <w:r>
+              <w:rPr>
+                <w:sz w:val="20"/>
+                <w:szCs w:val="20"/>
+              </w:rPr>
+              <w:t>device_locationName</w:t>
+            </w:r>
+            <w:proofErr w:type="spellEnd"/>
+            <w:r>
+              <w:rPr>
+                <w:sz w:val="20"/>
+                <w:szCs w:val="20"/>
+              </w:rPr>
+              <w:t>}}</w:t>
+            </w:r>
+          </w:p>
+        </w:tc>
+        <w:tc>
+          <w:tcPr>
+            <w:tcW w:w="1531" w:type="dxa"/>
+          </w:tcPr>
+          <w:p>
+            <w:pPr>
+              <w:jc w:val="center"/>
+              <w:rPr>
+                <w:sz w:val="20"/>
+                <w:szCs w:val="20"/>
+              </w:rPr>
+            </w:pPr>
+            <w:r>
+              <w:rPr>
+                <w:sz w:val="20"/>
+                <w:szCs w:val="20"/>
+              </w:rPr>
+              <w:t>Maintenance</w:t>
+            </w:r>
+            <w:r>
+              <w:rPr>
+                <w:sz w:val="20"/>
+                <w:szCs w:val="20"/>
+              </w:rPr>
+              <w:t xml:space="preserve"> </w:t>
+            </w:r>
+            <w:r>
+              <w:rPr>
+                <w:sz w:val="20"/>
+                <w:szCs w:val="20"/>
+              </w:rPr>
+              <w:t>cycle</w:t>
+            </w:r>
+          </w:p>
+        </w:tc>
+        <w:tc>
+          <w:tcPr>
+            <w:tcW w:w="4950" w:type="dxa"/>
+          </w:tcPr>
+          <w:p>
+            <w:pPr>
+              <w:jc w:val="center"/>
+              <w:rPr>
+                <w:sz w:val="20"/>
+                <w:szCs w:val="20"/>
+              </w:rPr>
+            </w:pPr>
+            <w:r>
+              <w:rPr>
+                <w:sz w:val="20"/>
+                <w:szCs w:val="20"/>
+              </w:rPr>
+              <w:t>{{</w:t>
+            </w:r>
+            <w:proofErr w:type="spellStart"/>
+            <w:r>
+              <w:rPr>
+                <w:sz w:val="20"/>
+                <w:szCs w:val="20"/>
+              </w:rPr>
+              <w:t>device_period</w:t>
+            </w:r>
+            <w:proofErr w:type="spellEnd"/>
+            <w:r>
+              <w:rPr>
+                <w:sz w:val="20"/>
+                <w:szCs w:val="20"/>
+              </w:rPr>
+              <w:t>}}</w:t>
+            </w:r>
           </w:p>
         </w:tc>
       </w:tr>
@@ -2007,6 +2213,7 @@
               <w:rPr>
                 <w:b/>
               </w:rPr>
+              <w:lastRenderedPageBreak/>
               <w:t>Name</w:t>
             </w:r>
           </w:p>

--- a/src/src/main/resources/report/maintenance-template_en.docx
+++ b/src/src/main/resources/report/maintenance-template_en.docx
@@ -6,7 +6,7 @@
       <w:pPr>
         <w:jc w:val="center"/>
         <w:rPr>
-          <w:rFonts w:ascii="微软雅黑" w:eastAsia="微软雅黑" w:hAnsi="微软雅黑"/>
+          <w:rFonts w:ascii="Microsoft YaHei" w:eastAsia="Microsoft YaHei" w:hAnsi="Microsoft YaHei"/>
           <w:b/>
           <w:sz w:val="24"/>
           <w:szCs w:val="24"/>
@@ -14,7 +14,7 @@
       </w:pPr>
       <w:r>
         <w:rPr>
-          <w:rFonts w:ascii="微软雅黑" w:eastAsia="微软雅黑" w:hAnsi="微软雅黑"/>
+          <w:rFonts w:ascii="Microsoft YaHei" w:eastAsia="Microsoft YaHei" w:hAnsi="Microsoft YaHei"/>
           <w:b/>
           <w:sz w:val="24"/>
           <w:szCs w:val="24"/>
@@ -23,7 +23,7 @@
       </w:r>
       <w:r>
         <w:rPr>
-          <w:rFonts w:ascii="微软雅黑" w:eastAsia="微软雅黑" w:hAnsi="微软雅黑" w:hint="eastAsia"/>
+          <w:rFonts w:ascii="Microsoft YaHei" w:eastAsia="Microsoft YaHei" w:hAnsi="Microsoft YaHei" w:hint="eastAsia"/>
           <w:b/>
           <w:sz w:val="24"/>
           <w:szCs w:val="24"/>
@@ -32,7 +32,7 @@
       </w:r>
       <w:r>
         <w:rPr>
-          <w:rFonts w:ascii="微软雅黑" w:eastAsia="微软雅黑" w:hAnsi="微软雅黑"/>
+          <w:rFonts w:ascii="Microsoft YaHei" w:eastAsia="Microsoft YaHei" w:hAnsi="Microsoft YaHei"/>
           <w:b/>
           <w:sz w:val="24"/>
           <w:szCs w:val="24"/>
@@ -41,7 +41,7 @@
       </w:r>
       <w:r>
         <w:rPr>
-          <w:rFonts w:ascii="微软雅黑" w:eastAsia="微软雅黑" w:hAnsi="微软雅黑" w:hint="eastAsia"/>
+          <w:rFonts w:ascii="Microsoft YaHei" w:eastAsia="Microsoft YaHei" w:hAnsi="Microsoft YaHei" w:hint="eastAsia"/>
           <w:b/>
           <w:sz w:val="24"/>
           <w:szCs w:val="24"/>
@@ -53,7 +53,7 @@
       <w:pPr>
         <w:jc w:val="center"/>
         <w:rPr>
-          <w:rFonts w:ascii="微软雅黑" w:eastAsia="微软雅黑" w:hAnsi="微软雅黑"/>
+          <w:rFonts w:ascii="Microsoft YaHei" w:eastAsia="Microsoft YaHei" w:hAnsi="Microsoft YaHei"/>
           <w:b/>
           <w:sz w:val="24"/>
           <w:szCs w:val="24"/>
@@ -61,7 +61,7 @@
       </w:pPr>
       <w:r>
         <w:rPr>
-          <w:rFonts w:ascii="微软雅黑" w:eastAsia="微软雅黑" w:hAnsi="微软雅黑"/>
+          <w:rFonts w:ascii="Microsoft YaHei" w:eastAsia="Microsoft YaHei" w:hAnsi="Microsoft YaHei"/>
           <w:b/>
           <w:sz w:val="24"/>
           <w:szCs w:val="24"/>
@@ -122,7 +122,6 @@
               </w:rPr>
               <w:t>{{</w:t>
             </w:r>
-            <w:proofErr w:type="spellStart"/>
             <w:r>
               <w:rPr>
                 <w:rFonts w:hint="eastAsia"/>
@@ -131,7 +130,6 @@
               </w:rPr>
               <w:t>device_name</w:t>
             </w:r>
-            <w:proofErr w:type="spellEnd"/>
             <w:r>
               <w:rPr>
                 <w:sz w:val="20"/>
@@ -179,23 +177,7 @@
                 <w:sz w:val="20"/>
                 <w:szCs w:val="20"/>
               </w:rPr>
-              <w:t>{{</w:t>
-            </w:r>
-            <w:proofErr w:type="spellStart"/>
-            <w:r>
-              <w:rPr>
-                <w:sz w:val="20"/>
-                <w:szCs w:val="20"/>
-              </w:rPr>
-              <w:t>device_department</w:t>
-            </w:r>
-            <w:proofErr w:type="spellEnd"/>
-            <w:r>
-              <w:rPr>
-                <w:sz w:val="20"/>
-                <w:szCs w:val="20"/>
-              </w:rPr>
-              <w:t>}}</w:t>
+              <w:t>{{device_department}}</w:t>
             </w:r>
           </w:p>
         </w:tc>
@@ -241,7 +223,6 @@
               </w:rPr>
               <w:t>{{</w:t>
             </w:r>
-            <w:proofErr w:type="spellStart"/>
             <w:r>
               <w:rPr>
                 <w:sz w:val="20"/>
@@ -249,7 +230,6 @@
               </w:rPr>
               <w:t>device_type</w:t>
             </w:r>
-            <w:proofErr w:type="spellEnd"/>
             <w:r>
               <w:rPr>
                 <w:sz w:val="20"/>
@@ -297,23 +277,7 @@
                 <w:sz w:val="20"/>
                 <w:szCs w:val="20"/>
               </w:rPr>
-              <w:t>{{</w:t>
-            </w:r>
-            <w:proofErr w:type="spellStart"/>
-            <w:r>
-              <w:rPr>
-                <w:sz w:val="20"/>
-                <w:szCs w:val="20"/>
-              </w:rPr>
-              <w:t>device_oem</w:t>
-            </w:r>
-            <w:proofErr w:type="spellEnd"/>
-            <w:r>
-              <w:rPr>
-                <w:sz w:val="20"/>
-                <w:szCs w:val="20"/>
-              </w:rPr>
-              <w:t>}}</w:t>
+              <w:t>{{device_oem}}</w:t>
             </w:r>
           </w:p>
         </w:tc>
@@ -359,7 +323,6 @@
               </w:rPr>
               <w:t>{{</w:t>
             </w:r>
-            <w:proofErr w:type="spellStart"/>
             <w:r>
               <w:rPr>
                 <w:sz w:val="20"/>
@@ -367,7 +330,6 @@
               </w:rPr>
               <w:t>device_serial</w:t>
             </w:r>
-            <w:proofErr w:type="spellEnd"/>
             <w:r>
               <w:rPr>
                 <w:sz w:val="20"/>
@@ -415,23 +377,7 @@
                 <w:sz w:val="20"/>
                 <w:szCs w:val="20"/>
               </w:rPr>
-              <w:t>{{</w:t>
-            </w:r>
-            <w:proofErr w:type="spellStart"/>
-            <w:r>
-              <w:rPr>
-                <w:sz w:val="20"/>
-                <w:szCs w:val="20"/>
-              </w:rPr>
-              <w:t>device_number</w:t>
-            </w:r>
-            <w:proofErr w:type="spellEnd"/>
-            <w:r>
-              <w:rPr>
-                <w:sz w:val="20"/>
-                <w:szCs w:val="20"/>
-              </w:rPr>
-              <w:t>}}</w:t>
+              <w:t>{{device_number}}</w:t>
             </w:r>
           </w:p>
         </w:tc>
@@ -477,7 +423,6 @@
               </w:rPr>
               <w:t>{{</w:t>
             </w:r>
-            <w:proofErr w:type="spellStart"/>
             <w:r>
               <w:rPr>
                 <w:sz w:val="20"/>
@@ -485,7 +430,6 @@
               </w:rPr>
               <w:t>device_qr</w:t>
             </w:r>
-            <w:proofErr w:type="spellEnd"/>
             <w:r>
               <w:rPr>
                 <w:sz w:val="20"/>
@@ -541,23 +485,7 @@
                 <w:sz w:val="20"/>
                 <w:szCs w:val="20"/>
               </w:rPr>
-              <w:t>{{</w:t>
-            </w:r>
-            <w:proofErr w:type="spellStart"/>
-            <w:r>
-              <w:rPr>
-                <w:sz w:val="20"/>
-                <w:szCs w:val="20"/>
-              </w:rPr>
-              <w:t>device_site</w:t>
-            </w:r>
-            <w:proofErr w:type="spellEnd"/>
-            <w:r>
-              <w:rPr>
-                <w:sz w:val="20"/>
-                <w:szCs w:val="20"/>
-              </w:rPr>
-              <w:t>}}</w:t>
+              <w:t>{{device_site}}</w:t>
             </w:r>
           </w:p>
         </w:tc>
@@ -578,7 +506,7 @@
             </w:pPr>
             <w:r>
               <w:rPr>
-                <w:rFonts w:eastAsia="微软雅黑" w:cstheme="minorHAnsi"/>
+                <w:rFonts w:eastAsia="Microsoft YaHei" w:cstheme="minorHAnsi"/>
                 <w:color w:val="000000" w:themeColor="text1"/>
                 <w:sz w:val="20"/>
                 <w:szCs w:val="20"/>
@@ -605,23 +533,7 @@
                 <w:sz w:val="20"/>
                 <w:szCs w:val="20"/>
               </w:rPr>
-              <w:t>{{</w:t>
-            </w:r>
-            <w:proofErr w:type="spellStart"/>
-            <w:r>
-              <w:rPr>
-                <w:sz w:val="20"/>
-                <w:szCs w:val="20"/>
-              </w:rPr>
-              <w:t>device_maker</w:t>
-            </w:r>
-            <w:proofErr w:type="spellEnd"/>
-            <w:r>
-              <w:rPr>
-                <w:sz w:val="20"/>
-                <w:szCs w:val="20"/>
-              </w:rPr>
-              <w:t>}}</w:t>
+              <w:t>{{device_maker}}</w:t>
             </w:r>
           </w:p>
         </w:tc>
@@ -663,23 +575,7 @@
                 <w:sz w:val="20"/>
                 <w:szCs w:val="20"/>
               </w:rPr>
-              <w:t>{{</w:t>
-            </w:r>
-            <w:proofErr w:type="spellStart"/>
-            <w:r>
-              <w:rPr>
-                <w:sz w:val="20"/>
-                <w:szCs w:val="20"/>
-              </w:rPr>
-              <w:t>device_installDate</w:t>
-            </w:r>
-            <w:proofErr w:type="spellEnd"/>
-            <w:r>
-              <w:rPr>
-                <w:sz w:val="20"/>
-                <w:szCs w:val="20"/>
-              </w:rPr>
-              <w:t>}}</w:t>
+              <w:t>{{device_installDate}}</w:t>
             </w:r>
           </w:p>
         </w:tc>
@@ -693,7 +589,7 @@
             <w:pPr>
               <w:jc w:val="center"/>
               <w:rPr>
-                <w:rFonts w:eastAsia="微软雅黑" w:cstheme="minorHAnsi"/>
+                <w:rFonts w:eastAsia="Microsoft YaHei" w:cstheme="minorHAnsi"/>
                 <w:color w:val="000000" w:themeColor="text1"/>
                 <w:sz w:val="20"/>
                 <w:szCs w:val="20"/>
@@ -702,7 +598,7 @@
             </w:pPr>
             <w:r>
               <w:rPr>
-                <w:rFonts w:eastAsia="微软雅黑" w:cstheme="minorHAnsi"/>
+                <w:rFonts w:eastAsia="Microsoft YaHei" w:cstheme="minorHAnsi"/>
                 <w:color w:val="000000" w:themeColor="text1"/>
                 <w:sz w:val="20"/>
                 <w:szCs w:val="20"/>
@@ -729,23 +625,7 @@
                 <w:sz w:val="20"/>
                 <w:szCs w:val="20"/>
               </w:rPr>
-              <w:t>{{</w:t>
-            </w:r>
-            <w:proofErr w:type="spellStart"/>
-            <w:r>
-              <w:rPr>
-                <w:sz w:val="20"/>
-                <w:szCs w:val="20"/>
-              </w:rPr>
-              <w:t>device_locationName</w:t>
-            </w:r>
-            <w:proofErr w:type="spellEnd"/>
-            <w:r>
-              <w:rPr>
-                <w:sz w:val="20"/>
-                <w:szCs w:val="20"/>
-              </w:rPr>
-              <w:t>}}</w:t>
+              <w:t>{{device_locationName}}</w:t>
             </w:r>
           </w:p>
         </w:tc>
@@ -801,23 +681,7 @@
                 <w:sz w:val="20"/>
                 <w:szCs w:val="20"/>
               </w:rPr>
-              <w:t>{{</w:t>
-            </w:r>
-            <w:proofErr w:type="spellStart"/>
-            <w:r>
-              <w:rPr>
-                <w:sz w:val="20"/>
-                <w:szCs w:val="20"/>
-              </w:rPr>
-              <w:t>device_period</w:t>
-            </w:r>
-            <w:proofErr w:type="spellEnd"/>
-            <w:r>
-              <w:rPr>
-                <w:sz w:val="20"/>
-                <w:szCs w:val="20"/>
-              </w:rPr>
-              <w:t>}}</w:t>
+              <w:t>{{device_period}}</w:t>
             </w:r>
           </w:p>
         </w:tc>
@@ -832,7 +696,7 @@
       <w:pPr>
         <w:jc w:val="center"/>
         <w:rPr>
-          <w:rFonts w:ascii="微软雅黑" w:eastAsia="微软雅黑" w:hAnsi="微软雅黑"/>
+          <w:rFonts w:ascii="Microsoft YaHei" w:eastAsia="Microsoft YaHei" w:hAnsi="Microsoft YaHei"/>
           <w:b/>
           <w:sz w:val="24"/>
           <w:szCs w:val="24"/>
@@ -840,7 +704,7 @@
       </w:pPr>
       <w:r>
         <w:rPr>
-          <w:rFonts w:ascii="微软雅黑" w:eastAsia="微软雅黑" w:hAnsi="微软雅黑" w:hint="eastAsia"/>
+          <w:rFonts w:ascii="Microsoft YaHei" w:eastAsia="Microsoft YaHei" w:hAnsi="Microsoft YaHei" w:hint="eastAsia"/>
           <w:b/>
           <w:sz w:val="24"/>
           <w:szCs w:val="24"/>
@@ -849,7 +713,7 @@
       </w:r>
       <w:r>
         <w:rPr>
-          <w:rFonts w:ascii="微软雅黑" w:eastAsia="微软雅黑" w:hAnsi="微软雅黑"/>
+          <w:rFonts w:ascii="Microsoft YaHei" w:eastAsia="Microsoft YaHei" w:hAnsi="Microsoft YaHei"/>
           <w:b/>
           <w:sz w:val="24"/>
           <w:szCs w:val="24"/>
@@ -858,7 +722,7 @@
       </w:r>
       <w:r>
         <w:rPr>
-          <w:rFonts w:ascii="微软雅黑" w:eastAsia="微软雅黑" w:hAnsi="微软雅黑" w:hint="eastAsia"/>
+          <w:rFonts w:ascii="Microsoft YaHei" w:eastAsia="Microsoft YaHei" w:hAnsi="Microsoft YaHei" w:hint="eastAsia"/>
           <w:b/>
           <w:sz w:val="24"/>
           <w:szCs w:val="24"/>
@@ -869,39 +733,39 @@
     <w:tbl>
       <w:tblPr>
         <w:tblStyle w:val="a3"/>
-        <w:tblW w:w="10627" w:type="dxa"/>
+        <w:tblW w:w="10790" w:type="dxa"/>
         <w:tblLook w:val="04A0" w:firstRow="1" w:lastRow="0" w:firstColumn="1" w:lastColumn="0" w:noHBand="0" w:noVBand="1"/>
       </w:tblPr>
       <w:tblGrid>
-        <w:gridCol w:w="867"/>
-        <w:gridCol w:w="835"/>
-        <w:gridCol w:w="452"/>
+        <w:gridCol w:w="869"/>
+        <w:gridCol w:w="727"/>
+        <w:gridCol w:w="559"/>
         <w:gridCol w:w="1488"/>
-        <w:gridCol w:w="893"/>
-        <w:gridCol w:w="793"/>
-        <w:gridCol w:w="1671"/>
-        <w:gridCol w:w="302"/>
+        <w:gridCol w:w="762"/>
+        <w:gridCol w:w="924"/>
+        <w:gridCol w:w="1683"/>
+        <w:gridCol w:w="289"/>
         <w:gridCol w:w="1601"/>
         <w:gridCol w:w="1888"/>
       </w:tblGrid>
       <w:tr>
         <w:tc>
           <w:tcPr>
-            <w:tcW w:w="2158" w:type="dxa"/>
+            <w:tcW w:w="1702" w:type="dxa"/>
             <w:gridSpan w:val="2"/>
           </w:tcPr>
           <w:p>
             <w:pPr>
               <w:jc w:val="center"/>
               <w:rPr>
-                <w:rFonts w:ascii="宋体" w:eastAsia="宋体" w:hAnsi="宋体" w:cs="宋体"/>
-                <w:sz w:val="20"/>
-                <w:szCs w:val="20"/>
-              </w:rPr>
-            </w:pPr>
-            <w:r>
-              <w:rPr>
-                <w:rFonts w:ascii="宋体" w:eastAsia="宋体" w:hAnsi="宋体" w:cs="宋体" w:hint="eastAsia"/>
+                <w:rFonts w:ascii="SimSun" w:eastAsia="SimSun" w:hAnsi="SimSun" w:cs="SimSun"/>
+                <w:sz w:val="20"/>
+                <w:szCs w:val="20"/>
+              </w:rPr>
+            </w:pPr>
+            <w:r>
+              <w:rPr>
+                <w:rFonts w:ascii="SimSun" w:eastAsia="SimSun" w:hAnsi="SimSun" w:cs="SimSun" w:hint="eastAsia"/>
                 <w:sz w:val="20"/>
                 <w:szCs w:val="20"/>
               </w:rPr>
@@ -911,39 +775,37 @@
         </w:tc>
         <w:tc>
           <w:tcPr>
-            <w:tcW w:w="2940" w:type="dxa"/>
+            <w:tcW w:w="2833" w:type="dxa"/>
             <w:gridSpan w:val="3"/>
           </w:tcPr>
           <w:p>
             <w:pPr>
               <w:jc w:val="center"/>
               <w:rPr>
-                <w:rFonts w:ascii="宋体" w:eastAsia="宋体" w:hAnsi="宋体" w:cs="宋体"/>
-                <w:sz w:val="20"/>
-                <w:szCs w:val="20"/>
-              </w:rPr>
-            </w:pPr>
-            <w:r>
-              <w:rPr>
-                <w:rFonts w:ascii="宋体" w:eastAsia="宋体" w:hAnsi="宋体" w:cs="宋体"/>
+                <w:rFonts w:ascii="SimSun" w:eastAsia="SimSun" w:hAnsi="SimSun" w:cs="SimSun"/>
+                <w:sz w:val="20"/>
+                <w:szCs w:val="20"/>
+              </w:rPr>
+            </w:pPr>
+            <w:r>
+              <w:rPr>
+                <w:rFonts w:ascii="SimSun" w:eastAsia="SimSun" w:hAnsi="SimSun" w:cs="SimSun"/>
                 <w:sz w:val="20"/>
                 <w:szCs w:val="20"/>
               </w:rPr>
               <w:t>{{</w:t>
             </w:r>
-            <w:proofErr w:type="spellStart"/>
-            <w:r>
-              <w:rPr>
-                <w:rFonts w:ascii="宋体" w:eastAsia="宋体" w:hAnsi="宋体" w:cs="宋体"/>
+            <w:r>
+              <w:rPr>
+                <w:rFonts w:ascii="SimSun" w:eastAsia="SimSun" w:hAnsi="SimSun" w:cs="SimSun"/>
                 <w:sz w:val="20"/>
                 <w:szCs w:val="20"/>
               </w:rPr>
               <w:t>maintenance_number</w:t>
             </w:r>
-            <w:proofErr w:type="spellEnd"/>
-            <w:r>
-              <w:rPr>
-                <w:rFonts w:ascii="宋体" w:eastAsia="宋体" w:hAnsi="宋体" w:cs="宋体"/>
+            <w:r>
+              <w:rPr>
+                <w:rFonts w:ascii="SimSun" w:eastAsia="SimSun" w:hAnsi="SimSun" w:cs="SimSun"/>
                 <w:sz w:val="20"/>
                 <w:szCs w:val="20"/>
               </w:rPr>
@@ -953,21 +815,21 @@
         </w:tc>
         <w:tc>
           <w:tcPr>
-            <w:tcW w:w="1843" w:type="dxa"/>
+            <w:tcW w:w="2464" w:type="dxa"/>
             <w:gridSpan w:val="2"/>
           </w:tcPr>
           <w:p>
             <w:pPr>
               <w:jc w:val="center"/>
               <w:rPr>
-                <w:rFonts w:ascii="宋体" w:eastAsia="宋体" w:hAnsi="宋体" w:cs="宋体"/>
-                <w:sz w:val="20"/>
-                <w:szCs w:val="20"/>
-              </w:rPr>
-            </w:pPr>
-            <w:r>
-              <w:rPr>
-                <w:rFonts w:ascii="宋体" w:eastAsia="宋体" w:hAnsi="宋体" w:cs="宋体" w:hint="eastAsia"/>
+                <w:rFonts w:ascii="SimSun" w:eastAsia="SimSun" w:hAnsi="SimSun" w:cs="SimSun"/>
+                <w:sz w:val="20"/>
+                <w:szCs w:val="20"/>
+              </w:rPr>
+            </w:pPr>
+            <w:r>
+              <w:rPr>
+                <w:rFonts w:ascii="SimSun" w:eastAsia="SimSun" w:hAnsi="SimSun" w:cs="SimSun" w:hint="eastAsia"/>
                 <w:sz w:val="20"/>
                 <w:szCs w:val="20"/>
               </w:rPr>
@@ -977,43 +839,25 @@
         </w:tc>
         <w:tc>
           <w:tcPr>
-            <w:tcW w:w="3686" w:type="dxa"/>
+            <w:tcW w:w="3791" w:type="dxa"/>
             <w:gridSpan w:val="3"/>
           </w:tcPr>
           <w:p>
             <w:pPr>
               <w:jc w:val="center"/>
               <w:rPr>
-                <w:rFonts w:ascii="宋体" w:eastAsia="宋体" w:hAnsi="宋体" w:cs="宋体"/>
-                <w:sz w:val="20"/>
-                <w:szCs w:val="20"/>
-              </w:rPr>
-            </w:pPr>
-            <w:r>
-              <w:rPr>
-                <w:rFonts w:ascii="宋体" w:eastAsia="宋体" w:hAnsi="宋体" w:cs="宋体"/>
-                <w:sz w:val="20"/>
-                <w:szCs w:val="20"/>
-              </w:rPr>
-              <w:t>{{</w:t>
-            </w:r>
-            <w:proofErr w:type="spellStart"/>
-            <w:r>
-              <w:rPr>
-                <w:rFonts w:ascii="宋体" w:eastAsia="宋体" w:hAnsi="宋体" w:cs="宋体"/>
-                <w:sz w:val="20"/>
-                <w:szCs w:val="20"/>
-              </w:rPr>
-              <w:t>maintenance_creator</w:t>
-            </w:r>
-            <w:proofErr w:type="spellEnd"/>
-            <w:r>
-              <w:rPr>
-                <w:rFonts w:ascii="宋体" w:eastAsia="宋体" w:hAnsi="宋体" w:cs="宋体"/>
-                <w:sz w:val="20"/>
-                <w:szCs w:val="20"/>
-              </w:rPr>
-              <w:t>}}</w:t>
+                <w:rFonts w:ascii="SimSun" w:eastAsia="SimSun" w:hAnsi="SimSun" w:cs="SimSun"/>
+                <w:sz w:val="20"/>
+                <w:szCs w:val="20"/>
+              </w:rPr>
+            </w:pPr>
+            <w:r>
+              <w:rPr>
+                <w:rFonts w:ascii="SimSun" w:eastAsia="SimSun" w:hAnsi="SimSun" w:cs="SimSun"/>
+                <w:sz w:val="20"/>
+                <w:szCs w:val="20"/>
+              </w:rPr>
+              <w:t>{{maintenance_creator}}</w:t>
             </w:r>
           </w:p>
         </w:tc>
@@ -1021,21 +865,21 @@
       <w:tr>
         <w:tc>
           <w:tcPr>
-            <w:tcW w:w="2158" w:type="dxa"/>
+            <w:tcW w:w="1702" w:type="dxa"/>
             <w:gridSpan w:val="2"/>
           </w:tcPr>
           <w:p>
             <w:pPr>
               <w:jc w:val="center"/>
               <w:rPr>
-                <w:rFonts w:ascii="宋体" w:eastAsia="宋体" w:hAnsi="宋体" w:cs="宋体"/>
-                <w:sz w:val="20"/>
-                <w:szCs w:val="20"/>
-              </w:rPr>
-            </w:pPr>
-            <w:r>
-              <w:rPr>
-                <w:rFonts w:ascii="宋体" w:eastAsia="宋体" w:hAnsi="宋体" w:cs="宋体"/>
+                <w:rFonts w:ascii="SimSun" w:eastAsia="SimSun" w:hAnsi="SimSun" w:cs="SimSun"/>
+                <w:sz w:val="20"/>
+                <w:szCs w:val="20"/>
+              </w:rPr>
+            </w:pPr>
+            <w:r>
+              <w:rPr>
+                <w:rFonts w:ascii="SimSun" w:eastAsia="SimSun" w:hAnsi="SimSun" w:cs="SimSun"/>
                 <w:sz w:val="20"/>
                 <w:szCs w:val="20"/>
               </w:rPr>
@@ -1045,63 +889,45 @@
         </w:tc>
         <w:tc>
           <w:tcPr>
-            <w:tcW w:w="2940" w:type="dxa"/>
+            <w:tcW w:w="2833" w:type="dxa"/>
             <w:gridSpan w:val="3"/>
           </w:tcPr>
           <w:p>
             <w:pPr>
               <w:jc w:val="center"/>
               <w:rPr>
-                <w:rFonts w:ascii="宋体" w:eastAsia="宋体" w:hAnsi="宋体" w:cs="宋体"/>
-                <w:sz w:val="20"/>
-                <w:szCs w:val="20"/>
-              </w:rPr>
-            </w:pPr>
-            <w:r>
-              <w:rPr>
-                <w:rFonts w:ascii="宋体" w:eastAsia="宋体" w:hAnsi="宋体" w:cs="宋体"/>
-                <w:sz w:val="20"/>
-                <w:szCs w:val="20"/>
-              </w:rPr>
-              <w:t>{{</w:t>
-            </w:r>
-            <w:proofErr w:type="spellStart"/>
-            <w:r>
-              <w:rPr>
-                <w:rFonts w:ascii="宋体" w:eastAsia="宋体" w:hAnsi="宋体" w:cs="宋体"/>
-                <w:sz w:val="20"/>
-                <w:szCs w:val="20"/>
-              </w:rPr>
-              <w:t>maintenance_level</w:t>
-            </w:r>
-            <w:proofErr w:type="spellEnd"/>
-            <w:r>
-              <w:rPr>
-                <w:rFonts w:ascii="宋体" w:eastAsia="宋体" w:hAnsi="宋体" w:cs="宋体"/>
-                <w:sz w:val="20"/>
-                <w:szCs w:val="20"/>
-              </w:rPr>
-              <w:t>}}</w:t>
-            </w:r>
-          </w:p>
-        </w:tc>
-        <w:tc>
-          <w:tcPr>
-            <w:tcW w:w="1843" w:type="dxa"/>
+                <w:rFonts w:ascii="SimSun" w:eastAsia="SimSun" w:hAnsi="SimSun" w:cs="SimSun"/>
+                <w:sz w:val="20"/>
+                <w:szCs w:val="20"/>
+              </w:rPr>
+            </w:pPr>
+            <w:r>
+              <w:rPr>
+                <w:rFonts w:ascii="SimSun" w:eastAsia="SimSun" w:hAnsi="SimSun" w:cs="SimSun"/>
+                <w:sz w:val="20"/>
+                <w:szCs w:val="20"/>
+              </w:rPr>
+              <w:t>{{maintenance_level}}</w:t>
+            </w:r>
+          </w:p>
+        </w:tc>
+        <w:tc>
+          <w:tcPr>
+            <w:tcW w:w="2464" w:type="dxa"/>
             <w:gridSpan w:val="2"/>
           </w:tcPr>
           <w:p>
             <w:pPr>
               <w:jc w:val="center"/>
               <w:rPr>
-                <w:rFonts w:ascii="宋体" w:eastAsia="宋体" w:hAnsi="宋体" w:cs="宋体"/>
-                <w:sz w:val="20"/>
-                <w:szCs w:val="20"/>
-              </w:rPr>
-            </w:pPr>
-            <w:r>
-              <w:rPr>
-                <w:rFonts w:ascii="宋体" w:eastAsia="宋体" w:hAnsi="宋体" w:cs="宋体"/>
+                <w:rFonts w:ascii="SimSun" w:eastAsia="SimSun" w:hAnsi="SimSun" w:cs="SimSun"/>
+                <w:sz w:val="20"/>
+                <w:szCs w:val="20"/>
+              </w:rPr>
+            </w:pPr>
+            <w:r>
+              <w:rPr>
+                <w:rFonts w:ascii="SimSun" w:eastAsia="SimSun" w:hAnsi="SimSun" w:cs="SimSun"/>
                 <w:sz w:val="20"/>
                 <w:szCs w:val="20"/>
               </w:rPr>
@@ -1111,43 +937,25 @@
         </w:tc>
         <w:tc>
           <w:tcPr>
-            <w:tcW w:w="3686" w:type="dxa"/>
+            <w:tcW w:w="3791" w:type="dxa"/>
             <w:gridSpan w:val="3"/>
           </w:tcPr>
           <w:p>
             <w:pPr>
               <w:jc w:val="center"/>
               <w:rPr>
-                <w:rFonts w:ascii="宋体" w:eastAsia="宋体" w:hAnsi="宋体" w:cs="宋体"/>
-                <w:sz w:val="20"/>
-                <w:szCs w:val="20"/>
-              </w:rPr>
-            </w:pPr>
-            <w:r>
-              <w:rPr>
-                <w:rFonts w:ascii="宋体" w:eastAsia="宋体" w:hAnsi="宋体" w:cs="宋体"/>
-                <w:sz w:val="20"/>
-                <w:szCs w:val="20"/>
-              </w:rPr>
-              <w:t>{{</w:t>
-            </w:r>
-            <w:proofErr w:type="spellStart"/>
-            <w:r>
-              <w:rPr>
-                <w:rFonts w:ascii="宋体" w:eastAsia="宋体" w:hAnsi="宋体" w:cs="宋体"/>
-                <w:sz w:val="20"/>
-                <w:szCs w:val="20"/>
-              </w:rPr>
-              <w:t>maintenance_type</w:t>
-            </w:r>
-            <w:proofErr w:type="spellEnd"/>
-            <w:r>
-              <w:rPr>
-                <w:rFonts w:ascii="宋体" w:eastAsia="宋体" w:hAnsi="宋体" w:cs="宋体"/>
-                <w:sz w:val="20"/>
-                <w:szCs w:val="20"/>
-              </w:rPr>
-              <w:t>}}</w:t>
+                <w:rFonts w:ascii="SimSun" w:eastAsia="SimSun" w:hAnsi="SimSun" w:cs="SimSun"/>
+                <w:sz w:val="20"/>
+                <w:szCs w:val="20"/>
+              </w:rPr>
+            </w:pPr>
+            <w:r>
+              <w:rPr>
+                <w:rFonts w:ascii="SimSun" w:eastAsia="SimSun" w:hAnsi="SimSun" w:cs="SimSun"/>
+                <w:sz w:val="20"/>
+                <w:szCs w:val="20"/>
+              </w:rPr>
+              <w:t>{{maintenance_type}}</w:t>
             </w:r>
           </w:p>
         </w:tc>
@@ -1155,21 +963,21 @@
       <w:tr>
         <w:tc>
           <w:tcPr>
-            <w:tcW w:w="2158" w:type="dxa"/>
+            <w:tcW w:w="1702" w:type="dxa"/>
             <w:gridSpan w:val="2"/>
           </w:tcPr>
           <w:p>
             <w:pPr>
               <w:jc w:val="center"/>
               <w:rPr>
-                <w:rFonts w:ascii="宋体" w:eastAsia="宋体" w:hAnsi="宋体" w:cs="宋体"/>
-                <w:sz w:val="20"/>
-                <w:szCs w:val="20"/>
-              </w:rPr>
-            </w:pPr>
-            <w:r>
-              <w:rPr>
-                <w:rFonts w:ascii="宋体" w:eastAsia="宋体" w:hAnsi="宋体" w:cs="宋体"/>
+                <w:rFonts w:ascii="SimSun" w:eastAsia="SimSun" w:hAnsi="SimSun" w:cs="SimSun"/>
+                <w:sz w:val="20"/>
+                <w:szCs w:val="20"/>
+              </w:rPr>
+            </w:pPr>
+            <w:r>
+              <w:rPr>
+                <w:rFonts w:ascii="SimSun" w:eastAsia="SimSun" w:hAnsi="SimSun" w:cs="SimSun"/>
                 <w:sz w:val="20"/>
                 <w:szCs w:val="20"/>
               </w:rPr>
@@ -1179,63 +987,45 @@
         </w:tc>
         <w:tc>
           <w:tcPr>
-            <w:tcW w:w="2940" w:type="dxa"/>
+            <w:tcW w:w="2833" w:type="dxa"/>
             <w:gridSpan w:val="3"/>
           </w:tcPr>
           <w:p>
             <w:pPr>
               <w:jc w:val="center"/>
               <w:rPr>
-                <w:rFonts w:ascii="宋体" w:eastAsia="宋体" w:hAnsi="宋体" w:cs="宋体"/>
-                <w:sz w:val="20"/>
-                <w:szCs w:val="20"/>
-              </w:rPr>
-            </w:pPr>
-            <w:r>
-              <w:rPr>
-                <w:rFonts w:ascii="宋体" w:eastAsia="宋体" w:hAnsi="宋体" w:cs="宋体"/>
-                <w:sz w:val="20"/>
-                <w:szCs w:val="20"/>
-              </w:rPr>
-              <w:t>{{</w:t>
-            </w:r>
-            <w:proofErr w:type="spellStart"/>
-            <w:r>
-              <w:rPr>
-                <w:rFonts w:ascii="宋体" w:eastAsia="宋体" w:hAnsi="宋体" w:cs="宋体"/>
-                <w:sz w:val="20"/>
-                <w:szCs w:val="20"/>
-              </w:rPr>
-              <w:t>maintenance_plan_time</w:t>
-            </w:r>
-            <w:proofErr w:type="spellEnd"/>
-            <w:r>
-              <w:rPr>
-                <w:rFonts w:ascii="宋体" w:eastAsia="宋体" w:hAnsi="宋体" w:cs="宋体"/>
-                <w:sz w:val="20"/>
-                <w:szCs w:val="20"/>
-              </w:rPr>
-              <w:t>}}</w:t>
-            </w:r>
-          </w:p>
-        </w:tc>
-        <w:tc>
-          <w:tcPr>
-            <w:tcW w:w="1843" w:type="dxa"/>
+                <w:rFonts w:ascii="SimSun" w:eastAsia="SimSun" w:hAnsi="SimSun" w:cs="SimSun"/>
+                <w:sz w:val="20"/>
+                <w:szCs w:val="20"/>
+              </w:rPr>
+            </w:pPr>
+            <w:r>
+              <w:rPr>
+                <w:rFonts w:ascii="SimSun" w:eastAsia="SimSun" w:hAnsi="SimSun" w:cs="SimSun"/>
+                <w:sz w:val="20"/>
+                <w:szCs w:val="20"/>
+              </w:rPr>
+              <w:t>{{maintenance_plan_time}}</w:t>
+            </w:r>
+          </w:p>
+        </w:tc>
+        <w:tc>
+          <w:tcPr>
+            <w:tcW w:w="2464" w:type="dxa"/>
             <w:gridSpan w:val="2"/>
           </w:tcPr>
           <w:p>
             <w:pPr>
               <w:jc w:val="center"/>
               <w:rPr>
-                <w:rFonts w:ascii="宋体" w:eastAsia="宋体" w:hAnsi="宋体" w:cs="宋体"/>
-                <w:sz w:val="20"/>
-                <w:szCs w:val="20"/>
-              </w:rPr>
-            </w:pPr>
-            <w:r>
-              <w:rPr>
-                <w:rFonts w:ascii="宋体" w:eastAsia="宋体" w:hAnsi="宋体" w:cs="宋体"/>
+                <w:rFonts w:ascii="SimSun" w:eastAsia="SimSun" w:hAnsi="SimSun" w:cs="SimSun"/>
+                <w:sz w:val="20"/>
+                <w:szCs w:val="20"/>
+              </w:rPr>
+            </w:pPr>
+            <w:r>
+              <w:rPr>
+                <w:rFonts w:ascii="SimSun" w:eastAsia="SimSun" w:hAnsi="SimSun" w:cs="SimSun"/>
                 <w:sz w:val="20"/>
                 <w:szCs w:val="20"/>
               </w:rPr>
@@ -1245,43 +1035,25 @@
         </w:tc>
         <w:tc>
           <w:tcPr>
-            <w:tcW w:w="3686" w:type="dxa"/>
+            <w:tcW w:w="3791" w:type="dxa"/>
             <w:gridSpan w:val="3"/>
           </w:tcPr>
           <w:p>
             <w:pPr>
               <w:jc w:val="center"/>
               <w:rPr>
-                <w:rFonts w:ascii="宋体" w:eastAsia="宋体" w:hAnsi="宋体" w:cs="宋体"/>
-                <w:sz w:val="20"/>
-                <w:szCs w:val="20"/>
-              </w:rPr>
-            </w:pPr>
-            <w:r>
-              <w:rPr>
-                <w:rFonts w:ascii="宋体" w:eastAsia="宋体" w:hAnsi="宋体" w:cs="宋体"/>
-                <w:sz w:val="20"/>
-                <w:szCs w:val="20"/>
-              </w:rPr>
-              <w:t>{{</w:t>
-            </w:r>
-            <w:proofErr w:type="spellStart"/>
-            <w:r>
-              <w:rPr>
-                <w:rFonts w:ascii="宋体" w:eastAsia="宋体" w:hAnsi="宋体" w:cs="宋体"/>
-                <w:sz w:val="20"/>
-                <w:szCs w:val="20"/>
-              </w:rPr>
-              <w:t>maintenance_complete_time</w:t>
-            </w:r>
-            <w:proofErr w:type="spellEnd"/>
-            <w:r>
-              <w:rPr>
-                <w:rFonts w:ascii="宋体" w:eastAsia="宋体" w:hAnsi="宋体" w:cs="宋体"/>
-                <w:sz w:val="20"/>
-                <w:szCs w:val="20"/>
-              </w:rPr>
-              <w:t>}}</w:t>
+                <w:rFonts w:ascii="SimSun" w:eastAsia="SimSun" w:hAnsi="SimSun" w:cs="SimSun"/>
+                <w:sz w:val="20"/>
+                <w:szCs w:val="20"/>
+              </w:rPr>
+            </w:pPr>
+            <w:r>
+              <w:rPr>
+                <w:rFonts w:ascii="SimSun" w:eastAsia="SimSun" w:hAnsi="SimSun" w:cs="SimSun"/>
+                <w:sz w:val="20"/>
+                <w:szCs w:val="20"/>
+              </w:rPr>
+              <w:t>{{maintenance_complete_time}}</w:t>
             </w:r>
           </w:p>
         </w:tc>
@@ -1289,318 +1061,79 @@
       <w:tr>
         <w:tc>
           <w:tcPr>
-            <w:tcW w:w="1144" w:type="dxa"/>
-          </w:tcPr>
-          <w:p>
-            <w:pPr>
-              <w:jc w:val="center"/>
-              <w:rPr>
-                <w:sz w:val="20"/>
-                <w:szCs w:val="20"/>
-              </w:rPr>
-            </w:pPr>
-            <w:r>
-              <w:rPr>
-                <w:rFonts w:ascii="宋体" w:eastAsia="宋体" w:hAnsi="宋体" w:cs="宋体"/>
-                <w:sz w:val="20"/>
-                <w:szCs w:val="20"/>
-              </w:rPr>
-              <w:t>Task Owner</w:t>
-            </w:r>
-            <w:r>
-              <w:rPr>
-                <w:rFonts w:ascii="宋体" w:eastAsia="宋体" w:hAnsi="宋体" w:cs="宋体" w:hint="eastAsia"/>
-                <w:sz w:val="20"/>
-                <w:szCs w:val="20"/>
-              </w:rPr>
-              <w:t>：</w:t>
-            </w:r>
-          </w:p>
-        </w:tc>
-        <w:tc>
-          <w:tcPr>
-            <w:tcW w:w="1371" w:type="dxa"/>
+            <w:tcW w:w="1702" w:type="dxa"/>
             <w:gridSpan w:val="2"/>
           </w:tcPr>
           <w:p>
             <w:pPr>
               <w:jc w:val="center"/>
               <w:rPr>
-                <w:sz w:val="20"/>
-                <w:szCs w:val="20"/>
-              </w:rPr>
-            </w:pPr>
-            <w:r>
-              <w:rPr>
+                <w:rFonts w:ascii="SimSun" w:eastAsia="SimSun" w:hAnsi="SimSun" w:cs="SimSun"/>
+                <w:sz w:val="20"/>
+                <w:szCs w:val="20"/>
+              </w:rPr>
+            </w:pPr>
+            <w:r>
+              <w:rPr>
+                <w:rFonts w:ascii="SimSun" w:eastAsia="SimSun" w:hAnsi="SimSun" w:cs="SimSun"/>
+                <w:sz w:val="20"/>
+                <w:szCs w:val="20"/>
+              </w:rPr>
+              <w:t>C</w:t>
+            </w:r>
+            <w:r>
+              <w:rPr>
+                <w:rFonts w:ascii="SimSun" w:eastAsia="SimSun" w:hAnsi="SimSun" w:cs="SimSun" w:hint="eastAsia"/>
+                <w:sz w:val="20"/>
+                <w:szCs w:val="20"/>
+              </w:rPr>
+              <w:t>omment</w:t>
+            </w:r>
+          </w:p>
+        </w:tc>
+        <w:tc>
+          <w:tcPr>
+            <w:tcW w:w="9088" w:type="dxa"/>
+            <w:gridSpan w:val="8"/>
+          </w:tcPr>
+          <w:p>
+            <w:pPr>
+              <w:tabs>
+                <w:tab w:val="left" w:pos="2616"/>
+              </w:tabs>
+              <w:rPr>
+                <w:rFonts w:ascii="SimSun" w:eastAsia="SimSun" w:hAnsi="SimSun" w:cs="SimSun"/>
+                <w:sz w:val="20"/>
+                <w:szCs w:val="20"/>
+              </w:rPr>
+            </w:pPr>
+            <w:r>
+              <w:rPr>
+                <w:rFonts w:ascii="SimSun" w:eastAsia="SimSun" w:hAnsi="SimSun" w:cs="SimSun"/>
+                <w:sz w:val="20"/>
+                <w:szCs w:val="20"/>
+              </w:rPr>
+              <w:tab/>
+            </w:r>
+            <w:r>
+              <w:rPr>
+                <w:rFonts w:ascii="SimSun" w:eastAsia="SimSun" w:hAnsi="SimSun" w:cs="SimSun" w:hint="eastAsia"/>
                 <w:sz w:val="20"/>
                 <w:szCs w:val="20"/>
               </w:rPr>
               <w:t>{{</w:t>
             </w:r>
-            <w:proofErr w:type="spellStart"/>
-            <w:r>
-              <w:rPr>
-                <w:sz w:val="20"/>
-                <w:szCs w:val="20"/>
-              </w:rPr>
-              <w:t>maintenance_op</w:t>
-            </w:r>
-            <w:proofErr w:type="spellEnd"/>
-            <w:r>
-              <w:rPr>
-                <w:sz w:val="20"/>
-                <w:szCs w:val="20"/>
-              </w:rPr>
-              <w:t>}}</w:t>
-            </w:r>
-          </w:p>
-        </w:tc>
-        <w:tc>
-          <w:tcPr>
-            <w:tcW w:w="1607" w:type="dxa"/>
-          </w:tcPr>
-          <w:p>
-            <w:pPr>
-              <w:jc w:val="center"/>
-              <w:rPr>
-                <w:sz w:val="20"/>
-                <w:szCs w:val="20"/>
-              </w:rPr>
-            </w:pPr>
-            <w:r>
-              <w:rPr>
-                <w:rFonts w:hint="eastAsia"/>
-                <w:sz w:val="20"/>
-                <w:szCs w:val="20"/>
-              </w:rPr>
-              <w:t>工时：</w:t>
-            </w:r>
-            <w:r>
-              <w:rPr>
-                <w:rFonts w:hint="eastAsia"/>
-                <w:sz w:val="20"/>
-                <w:szCs w:val="20"/>
-              </w:rPr>
-              <w:t>{{</w:t>
-            </w:r>
-            <w:proofErr w:type="spellStart"/>
-            <w:r>
-              <w:rPr>
-                <w:rFonts w:hint="eastAsia"/>
-                <w:sz w:val="20"/>
-                <w:szCs w:val="20"/>
-              </w:rPr>
-              <w:t>maintenance_op_time</w:t>
-            </w:r>
-            <w:proofErr w:type="spellEnd"/>
-            <w:r>
-              <w:rPr>
-                <w:rFonts w:hint="eastAsia"/>
-                <w:sz w:val="20"/>
-                <w:szCs w:val="20"/>
-              </w:rPr>
-              <w:t>}}</w:t>
-            </w:r>
-          </w:p>
-        </w:tc>
-        <w:tc>
-          <w:tcPr>
-            <w:tcW w:w="1513" w:type="dxa"/>
-            <w:gridSpan w:val="2"/>
-          </w:tcPr>
-          <w:p>
-            <w:pPr>
-              <w:jc w:val="center"/>
-              <w:rPr>
-                <w:sz w:val="20"/>
-                <w:szCs w:val="20"/>
-              </w:rPr>
-            </w:pPr>
-            <w:r>
-              <w:rPr>
-                <w:sz w:val="20"/>
-                <w:szCs w:val="20"/>
-              </w:rPr>
-              <w:t>Coworker</w:t>
-            </w:r>
-            <w:r>
-              <w:rPr>
-                <w:rFonts w:hint="eastAsia"/>
-                <w:sz w:val="20"/>
-                <w:szCs w:val="20"/>
-              </w:rPr>
-              <w:t>：</w:t>
-            </w:r>
-            <w:r>
-              <w:rPr>
-                <w:rFonts w:hint="eastAsia"/>
-                <w:sz w:val="20"/>
-                <w:szCs w:val="20"/>
-              </w:rPr>
-              <w:t>{{maintenance_cowork</w:t>
-            </w:r>
-            <w:r>
-              <w:rPr>
-                <w:rFonts w:hint="eastAsia"/>
-                <w:sz w:val="20"/>
-                <w:szCs w:val="20"/>
-              </w:rPr>
-              <w:t>er1}}</w:t>
-            </w:r>
-          </w:p>
-        </w:tc>
-        <w:tc>
-          <w:tcPr>
-            <w:tcW w:w="1586" w:type="dxa"/>
-            <w:gridSpan w:val="2"/>
-          </w:tcPr>
-          <w:p>
-            <w:pPr>
-              <w:jc w:val="center"/>
-              <w:rPr>
-                <w:sz w:val="20"/>
-                <w:szCs w:val="20"/>
-              </w:rPr>
-            </w:pPr>
-            <w:r>
-              <w:rPr>
-                <w:rFonts w:hint="eastAsia"/>
-                <w:sz w:val="20"/>
-                <w:szCs w:val="20"/>
-              </w:rPr>
-              <w:t>工时：</w:t>
-            </w:r>
-            <w:r>
-              <w:rPr>
-                <w:rFonts w:hint="eastAsia"/>
-                <w:sz w:val="20"/>
-                <w:szCs w:val="20"/>
-              </w:rPr>
-              <w:t>{{</w:t>
-            </w:r>
-            <w:r>
-              <w:rPr>
-                <w:sz w:val="20"/>
-                <w:szCs w:val="20"/>
-              </w:rPr>
-              <w:t>maintenance_coworker1_time</w:t>
-            </w:r>
-            <w:r>
-              <w:rPr>
-                <w:rFonts w:hint="eastAsia"/>
-                <w:sz w:val="20"/>
-                <w:szCs w:val="20"/>
-              </w:rPr>
-              <w:t>}}</w:t>
-            </w:r>
-          </w:p>
-        </w:tc>
-        <w:tc>
-          <w:tcPr>
-            <w:tcW w:w="1586" w:type="dxa"/>
-          </w:tcPr>
-          <w:p>
-            <w:pPr>
-              <w:jc w:val="center"/>
-              <w:rPr>
-                <w:sz w:val="20"/>
-                <w:szCs w:val="20"/>
-              </w:rPr>
-            </w:pPr>
-            <w:r>
-              <w:rPr>
-                <w:sz w:val="20"/>
-                <w:szCs w:val="20"/>
-              </w:rPr>
-              <w:t>Coworker</w:t>
-            </w:r>
-            <w:r>
-              <w:rPr>
-                <w:rFonts w:hint="eastAsia"/>
-                <w:sz w:val="20"/>
-                <w:szCs w:val="20"/>
-              </w:rPr>
-              <w:t>：</w:t>
-            </w:r>
-            <w:r>
-              <w:rPr>
-                <w:rFonts w:hint="eastAsia"/>
-                <w:sz w:val="20"/>
-                <w:szCs w:val="20"/>
-              </w:rPr>
-              <w:t>{{maintenance_cowork</w:t>
-            </w:r>
-            <w:r>
-              <w:rPr>
-                <w:rFonts w:hint="eastAsia"/>
-                <w:sz w:val="20"/>
-                <w:szCs w:val="20"/>
-              </w:rPr>
-              <w:t>er</w:t>
-            </w:r>
-            <w:r>
-              <w:rPr>
-                <w:sz w:val="20"/>
-                <w:szCs w:val="20"/>
-              </w:rPr>
-              <w:t>2</w:t>
-            </w:r>
-            <w:r>
-              <w:rPr>
-                <w:rFonts w:hint="eastAsia"/>
-                <w:sz w:val="20"/>
-                <w:szCs w:val="20"/>
-              </w:rPr>
-              <w:t>}}</w:t>
-            </w:r>
-          </w:p>
-        </w:tc>
-        <w:tc>
-          <w:tcPr>
-            <w:tcW w:w="1820" w:type="dxa"/>
-          </w:tcPr>
-          <w:p>
-            <w:pPr>
-              <w:jc w:val="center"/>
-              <w:rPr>
-                <w:sz w:val="20"/>
-                <w:szCs w:val="20"/>
-              </w:rPr>
-            </w:pPr>
-            <w:r>
-              <w:rPr>
-                <w:rFonts w:hint="eastAsia"/>
-                <w:sz w:val="20"/>
-                <w:szCs w:val="20"/>
-              </w:rPr>
-              <w:t>工时：</w:t>
-            </w:r>
-            <w:r>
-              <w:rPr>
-                <w:rFonts w:hint="eastAsia"/>
-                <w:sz w:val="20"/>
-                <w:szCs w:val="20"/>
-              </w:rPr>
-              <w:t>{{maintenance_cowork</w:t>
-            </w:r>
-            <w:r>
-              <w:rPr>
-                <w:rFonts w:hint="eastAsia"/>
-                <w:sz w:val="20"/>
-                <w:szCs w:val="20"/>
-              </w:rPr>
-              <w:t>er</w:t>
-            </w:r>
-            <w:r>
-              <w:rPr>
-                <w:sz w:val="20"/>
-                <w:szCs w:val="20"/>
-              </w:rPr>
-              <w:t>2_time</w:t>
-            </w:r>
-            <w:r>
-              <w:rPr>
-                <w:rFonts w:hint="eastAsia"/>
+            <w:r>
+              <w:rPr>
+                <w:rFonts w:ascii="SimSun" w:eastAsia="SimSun" w:hAnsi="SimSun" w:cs="SimSun"/>
+                <w:sz w:val="20"/>
+                <w:szCs w:val="20"/>
+              </w:rPr>
+              <w:t>maintenance_comments</w:t>
+            </w:r>
+            <w:r>
+              <w:rPr>
+                <w:rFonts w:ascii="SimSun" w:eastAsia="SimSun" w:hAnsi="SimSun" w:cs="SimSun" w:hint="eastAsia"/>
                 <w:sz w:val="20"/>
                 <w:szCs w:val="20"/>
               </w:rPr>
@@ -1612,7 +1145,296 @@
       <w:tr>
         <w:tc>
           <w:tcPr>
-            <w:tcW w:w="1144" w:type="dxa"/>
+            <w:tcW w:w="867" w:type="dxa"/>
+          </w:tcPr>
+          <w:p>
+            <w:pPr>
+              <w:jc w:val="center"/>
+              <w:rPr>
+                <w:sz w:val="20"/>
+                <w:szCs w:val="20"/>
+              </w:rPr>
+            </w:pPr>
+            <w:r>
+              <w:rPr>
+                <w:rFonts w:ascii="SimSun" w:eastAsia="SimSun" w:hAnsi="SimSun" w:cs="SimSun"/>
+                <w:sz w:val="20"/>
+                <w:szCs w:val="20"/>
+              </w:rPr>
+              <w:t>Task Owner</w:t>
+            </w:r>
+            <w:r>
+              <w:rPr>
+                <w:rFonts w:ascii="SimSun" w:eastAsia="SimSun" w:hAnsi="SimSun" w:cs="SimSun" w:hint="eastAsia"/>
+                <w:sz w:val="20"/>
+                <w:szCs w:val="20"/>
+              </w:rPr>
+              <w:t>：</w:t>
+            </w:r>
+          </w:p>
+        </w:tc>
+        <w:tc>
+          <w:tcPr>
+            <w:tcW w:w="1287" w:type="dxa"/>
+            <w:gridSpan w:val="2"/>
+          </w:tcPr>
+          <w:p>
+            <w:pPr>
+              <w:jc w:val="center"/>
+              <w:rPr>
+                <w:sz w:val="20"/>
+                <w:szCs w:val="20"/>
+              </w:rPr>
+            </w:pPr>
+            <w:r>
+              <w:rPr>
+                <w:sz w:val="20"/>
+                <w:szCs w:val="20"/>
+              </w:rPr>
+              <w:t>{{maintenance_op}}</w:t>
+            </w:r>
+          </w:p>
+        </w:tc>
+        <w:tc>
+          <w:tcPr>
+            <w:tcW w:w="1488" w:type="dxa"/>
+          </w:tcPr>
+          <w:p>
+            <w:pPr>
+              <w:jc w:val="center"/>
+              <w:rPr>
+                <w:sz w:val="20"/>
+                <w:szCs w:val="20"/>
+              </w:rPr>
+            </w:pPr>
+            <w:r>
+              <w:rPr>
+                <w:rFonts w:hint="eastAsia"/>
+                <w:sz w:val="20"/>
+                <w:szCs w:val="20"/>
+              </w:rPr>
+              <w:t>工时：</w:t>
+            </w:r>
+            <w:r>
+              <w:rPr>
+                <w:rFonts w:hint="eastAsia"/>
+                <w:sz w:val="20"/>
+                <w:szCs w:val="20"/>
+              </w:rPr>
+              <w:t>{{maintenance_op_time}}</w:t>
+            </w:r>
+          </w:p>
+        </w:tc>
+        <w:tc>
+          <w:tcPr>
+            <w:tcW w:w="1686" w:type="dxa"/>
+            <w:gridSpan w:val="2"/>
+          </w:tcPr>
+          <w:p>
+            <w:pPr>
+              <w:jc w:val="center"/>
+              <w:rPr>
+                <w:sz w:val="20"/>
+                <w:szCs w:val="20"/>
+              </w:rPr>
+            </w:pPr>
+            <w:r>
+              <w:rPr>
+                <w:sz w:val="20"/>
+                <w:szCs w:val="20"/>
+              </w:rPr>
+              <w:t>Coworker</w:t>
+            </w:r>
+            <w:r>
+              <w:rPr>
+                <w:rFonts w:hint="eastAsia"/>
+                <w:sz w:val="20"/>
+                <w:szCs w:val="20"/>
+              </w:rPr>
+              <w:t>：</w:t>
+            </w:r>
+            <w:r>
+              <w:rPr>
+                <w:rFonts w:hint="eastAsia"/>
+                <w:sz w:val="20"/>
+                <w:szCs w:val="20"/>
+              </w:rPr>
+              <w:t>{{maintenance_cowork</w:t>
+            </w:r>
+            <w:r>
+              <w:rPr>
+                <w:rFonts w:hint="eastAsia"/>
+                <w:sz w:val="20"/>
+                <w:szCs w:val="20"/>
+              </w:rPr>
+              <w:t>er1}}</w:t>
+            </w:r>
+          </w:p>
+        </w:tc>
+        <w:tc>
+          <w:tcPr>
+            <w:tcW w:w="1973" w:type="dxa"/>
+            <w:gridSpan w:val="2"/>
+          </w:tcPr>
+          <w:p>
+            <w:pPr>
+              <w:jc w:val="center"/>
+              <w:rPr>
+                <w:sz w:val="20"/>
+                <w:szCs w:val="20"/>
+              </w:rPr>
+            </w:pPr>
+            <w:r>
+              <w:rPr>
+                <w:rFonts w:hint="eastAsia"/>
+                <w:sz w:val="20"/>
+                <w:szCs w:val="20"/>
+              </w:rPr>
+              <w:t>工时：</w:t>
+            </w:r>
+            <w:r>
+              <w:rPr>
+                <w:rFonts w:hint="eastAsia"/>
+                <w:sz w:val="20"/>
+                <w:szCs w:val="20"/>
+              </w:rPr>
+              <w:t>{{</w:t>
+            </w:r>
+            <w:r>
+              <w:rPr>
+                <w:sz w:val="20"/>
+                <w:szCs w:val="20"/>
+              </w:rPr>
+              <w:t>maintenance_coworker1_time</w:t>
+            </w:r>
+            <w:r>
+              <w:rPr>
+                <w:rFonts w:hint="eastAsia"/>
+                <w:sz w:val="20"/>
+                <w:szCs w:val="20"/>
+              </w:rPr>
+              <w:t>}}</w:t>
+            </w:r>
+          </w:p>
+        </w:tc>
+        <w:tc>
+          <w:tcPr>
+            <w:tcW w:w="1601" w:type="dxa"/>
+          </w:tcPr>
+          <w:p>
+            <w:pPr>
+              <w:jc w:val="center"/>
+              <w:rPr>
+                <w:sz w:val="20"/>
+                <w:szCs w:val="20"/>
+              </w:rPr>
+            </w:pPr>
+            <w:r>
+              <w:rPr>
+                <w:sz w:val="20"/>
+                <w:szCs w:val="20"/>
+              </w:rPr>
+              <w:t>Coworker</w:t>
+            </w:r>
+            <w:r>
+              <w:rPr>
+                <w:rFonts w:hint="eastAsia"/>
+                <w:sz w:val="20"/>
+                <w:szCs w:val="20"/>
+              </w:rPr>
+              <w:t>：</w:t>
+            </w:r>
+            <w:r>
+              <w:rPr>
+                <w:rFonts w:hint="eastAsia"/>
+                <w:sz w:val="20"/>
+                <w:szCs w:val="20"/>
+              </w:rPr>
+              <w:t>{{maintenance_cowork</w:t>
+            </w:r>
+            <w:r>
+              <w:rPr>
+                <w:rFonts w:hint="eastAsia"/>
+                <w:sz w:val="20"/>
+                <w:szCs w:val="20"/>
+              </w:rPr>
+              <w:t>er</w:t>
+            </w:r>
+            <w:r>
+              <w:rPr>
+                <w:sz w:val="20"/>
+                <w:szCs w:val="20"/>
+              </w:rPr>
+              <w:t>2</w:t>
+            </w:r>
+            <w:r>
+              <w:rPr>
+                <w:rFonts w:hint="eastAsia"/>
+                <w:sz w:val="20"/>
+                <w:szCs w:val="20"/>
+              </w:rPr>
+              <w:t>}}</w:t>
+            </w:r>
+          </w:p>
+        </w:tc>
+        <w:tc>
+          <w:tcPr>
+            <w:tcW w:w="1888" w:type="dxa"/>
+          </w:tcPr>
+          <w:p>
+            <w:pPr>
+              <w:jc w:val="center"/>
+              <w:rPr>
+                <w:sz w:val="20"/>
+                <w:szCs w:val="20"/>
+              </w:rPr>
+            </w:pPr>
+            <w:r>
+              <w:rPr>
+                <w:rFonts w:hint="eastAsia"/>
+                <w:sz w:val="20"/>
+                <w:szCs w:val="20"/>
+              </w:rPr>
+              <w:t>工时：</w:t>
+            </w:r>
+            <w:r>
+              <w:rPr>
+                <w:rFonts w:hint="eastAsia"/>
+                <w:sz w:val="20"/>
+                <w:szCs w:val="20"/>
+              </w:rPr>
+              <w:t>{{maintenance_cowork</w:t>
+            </w:r>
+            <w:r>
+              <w:rPr>
+                <w:rFonts w:hint="eastAsia"/>
+                <w:sz w:val="20"/>
+                <w:szCs w:val="20"/>
+              </w:rPr>
+              <w:t>er</w:t>
+            </w:r>
+            <w:r>
+              <w:rPr>
+                <w:sz w:val="20"/>
+                <w:szCs w:val="20"/>
+              </w:rPr>
+              <w:t>2_time</w:t>
+            </w:r>
+            <w:r>
+              <w:rPr>
+                <w:rFonts w:hint="eastAsia"/>
+                <w:sz w:val="20"/>
+                <w:szCs w:val="20"/>
+              </w:rPr>
+              <w:t>}}</w:t>
+            </w:r>
+          </w:p>
+        </w:tc>
+      </w:tr>
+      <w:tr>
+        <w:tc>
+          <w:tcPr>
+            <w:tcW w:w="867" w:type="dxa"/>
           </w:tcPr>
           <w:p>
             <w:pPr>
@@ -1633,7 +1455,7 @@
         </w:tc>
         <w:tc>
           <w:tcPr>
-            <w:tcW w:w="9483" w:type="dxa"/>
+            <w:tcW w:w="9923" w:type="dxa"/>
             <w:gridSpan w:val="9"/>
           </w:tcPr>
           <w:p>
@@ -1648,23 +1470,7 @@
                 <w:sz w:val="20"/>
                 <w:szCs w:val="20"/>
               </w:rPr>
-              <w:t>{{</w:t>
-            </w:r>
-            <w:proofErr w:type="spellStart"/>
-            <w:r>
-              <w:rPr>
-                <w:sz w:val="20"/>
-                <w:szCs w:val="20"/>
-              </w:rPr>
-              <w:t>maintenance_result</w:t>
-            </w:r>
-            <w:proofErr w:type="spellEnd"/>
-            <w:r>
-              <w:rPr>
-                <w:sz w:val="20"/>
-                <w:szCs w:val="20"/>
-              </w:rPr>
-              <w:t>}}</w:t>
+              <w:t>{{maintenance_result}}</w:t>
             </w:r>
           </w:p>
         </w:tc>
@@ -1679,7 +1485,7 @@
       <w:pPr>
         <w:jc w:val="center"/>
         <w:rPr>
-          <w:rFonts w:ascii="微软雅黑" w:eastAsia="微软雅黑" w:hAnsi="微软雅黑"/>
+          <w:rFonts w:ascii="Microsoft YaHei" w:eastAsia="Microsoft YaHei" w:hAnsi="Microsoft YaHei"/>
           <w:b/>
           <w:sz w:val="24"/>
           <w:szCs w:val="24"/>
@@ -1687,7 +1493,7 @@
       </w:pPr>
       <w:r>
         <w:rPr>
-          <w:rFonts w:ascii="微软雅黑" w:eastAsia="微软雅黑" w:hAnsi="微软雅黑" w:hint="eastAsia"/>
+          <w:rFonts w:ascii="Microsoft YaHei" w:eastAsia="Microsoft YaHei" w:hAnsi="Microsoft YaHei" w:hint="eastAsia"/>
           <w:b/>
           <w:sz w:val="24"/>
           <w:szCs w:val="24"/>
@@ -1856,11 +1662,9 @@
             <w:r>
               <w:t>{{</w:t>
             </w:r>
-            <w:proofErr w:type="spellStart"/>
             <w:r>
               <w:t>accessory_information</w:t>
             </w:r>
-            <w:proofErr w:type="spellEnd"/>
             <w:r>
               <w:t>}}</w:t>
             </w:r>
@@ -1873,26 +1677,10 @@
         <w:jc w:val="right"/>
       </w:pPr>
       <w:r>
-        <w:t>{{</w:t>
-      </w:r>
-      <w:proofErr w:type="spellStart"/>
-      <w:r>
-        <w:t>accessory_signature_place_holder</w:t>
-      </w:r>
-      <w:proofErr w:type="spellEnd"/>
-      <w:r>
-        <w:t>}}</w:t>
-      </w:r>
-      <w:r>
-        <w:t>{{</w:t>
-      </w:r>
-      <w:proofErr w:type="spellStart"/>
-      <w:r>
-        <w:t>accessory_signature</w:t>
-      </w:r>
-      <w:proofErr w:type="spellEnd"/>
-      <w:r>
-        <w:t>}}</w:t>
+        <w:t>{{accessory_signature_place_holder}}</w:t>
+      </w:r>
+      <w:r>
+        <w:t>{{accessory_signature}}</w:t>
       </w:r>
     </w:p>
     <w:p>
@@ -1904,7 +1692,7 @@
       <w:pPr>
         <w:jc w:val="center"/>
         <w:rPr>
-          <w:rFonts w:ascii="微软雅黑" w:eastAsia="微软雅黑" w:hAnsi="微软雅黑"/>
+          <w:rFonts w:ascii="Microsoft YaHei" w:eastAsia="Microsoft YaHei" w:hAnsi="Microsoft YaHei"/>
           <w:b/>
           <w:sz w:val="24"/>
           <w:szCs w:val="24"/>
@@ -1912,7 +1700,7 @@
       </w:pPr>
       <w:r>
         <w:rPr>
-          <w:rFonts w:ascii="微软雅黑" w:eastAsia="微软雅黑" w:hAnsi="微软雅黑" w:hint="eastAsia"/>
+          <w:rFonts w:ascii="Microsoft YaHei" w:eastAsia="Microsoft YaHei" w:hAnsi="Microsoft YaHei" w:hint="eastAsia"/>
           <w:b/>
           <w:sz w:val="24"/>
           <w:szCs w:val="24"/>
@@ -1921,7 +1709,7 @@
       </w:r>
       <w:r>
         <w:rPr>
-          <w:rFonts w:ascii="微软雅黑" w:eastAsia="微软雅黑" w:hAnsi="微软雅黑" w:hint="eastAsia"/>
+          <w:rFonts w:ascii="Microsoft YaHei" w:eastAsia="Microsoft YaHei" w:hAnsi="Microsoft YaHei" w:hint="eastAsia"/>
           <w:b/>
           <w:sz w:val="24"/>
           <w:szCs w:val="24"/>
@@ -2028,15 +1816,7 @@
           </w:tcPr>
           <w:p>
             <w:r>
-              <w:t>{{</w:t>
-            </w:r>
-            <w:proofErr w:type="spellStart"/>
-            <w:r>
-              <w:t>maintenance_workflow</w:t>
-            </w:r>
-            <w:proofErr w:type="spellEnd"/>
-            <w:r>
-              <w:t>}}</w:t>
+              <w:t>{{maintenance_workflow}}</w:t>
             </w:r>
           </w:p>
         </w:tc>
@@ -2046,7 +1826,7 @@
       <w:pPr>
         <w:jc w:val="center"/>
         <w:rPr>
-          <w:rFonts w:ascii="Calibri" w:eastAsia="微软雅黑" w:hAnsi="Calibri" w:cs="Calibri"/>
+          <w:rFonts w:ascii="Calibri" w:eastAsia="Microsoft YaHei" w:hAnsi="Calibri" w:cs="Calibri"/>
           <w:b/>
         </w:rPr>
       </w:pPr>
@@ -2055,7 +1835,7 @@
       <w:pPr>
         <w:jc w:val="center"/>
         <w:rPr>
-          <w:rFonts w:ascii="微软雅黑" w:eastAsia="微软雅黑" w:hAnsi="微软雅黑"/>
+          <w:rFonts w:ascii="Microsoft YaHei" w:eastAsia="Microsoft YaHei" w:hAnsi="Microsoft YaHei"/>
           <w:b/>
           <w:sz w:val="24"/>
           <w:szCs w:val="24"/>
@@ -2063,7 +1843,7 @@
       </w:pPr>
       <w:r>
         <w:rPr>
-          <w:rFonts w:ascii="微软雅黑" w:eastAsia="微软雅黑" w:hAnsi="微软雅黑" w:hint="eastAsia"/>
+          <w:rFonts w:ascii="Microsoft YaHei" w:eastAsia="Microsoft YaHei" w:hAnsi="Microsoft YaHei" w:hint="eastAsia"/>
           <w:b/>
           <w:sz w:val="24"/>
           <w:szCs w:val="24"/>
@@ -2150,15 +1930,7 @@
           </w:tcPr>
           <w:p>
             <w:r>
-              <w:t>{{</w:t>
-            </w:r>
-            <w:proofErr w:type="spellStart"/>
-            <w:r>
-              <w:t>audit_records</w:t>
-            </w:r>
-            <w:proofErr w:type="spellEnd"/>
-            <w:r>
-              <w:t>}}</w:t>
+              <w:t>{{audit_records}}</w:t>
             </w:r>
           </w:p>
         </w:tc>
@@ -2169,7 +1941,7 @@
       <w:pPr>
         <w:jc w:val="center"/>
         <w:rPr>
-          <w:rFonts w:ascii="微软雅黑" w:eastAsia="微软雅黑" w:hAnsi="微软雅黑"/>
+          <w:rFonts w:ascii="Microsoft YaHei" w:eastAsia="Microsoft YaHei" w:hAnsi="Microsoft YaHei"/>
           <w:b/>
           <w:sz w:val="24"/>
           <w:szCs w:val="24"/>
@@ -2177,7 +1949,7 @@
       </w:pPr>
       <w:r>
         <w:rPr>
-          <w:rFonts w:ascii="微软雅黑" w:eastAsia="微软雅黑" w:hAnsi="微软雅黑"/>
+          <w:rFonts w:ascii="Microsoft YaHei" w:eastAsia="Microsoft YaHei" w:hAnsi="Microsoft YaHei"/>
           <w:b/>
           <w:sz w:val="24"/>
           <w:szCs w:val="24"/>
@@ -2285,15 +2057,7 @@
           </w:tcPr>
           <w:p>
             <w:r>
-              <w:t>{{</w:t>
-            </w:r>
-            <w:proofErr w:type="spellStart"/>
-            <w:r>
-              <w:t>check_list</w:t>
-            </w:r>
-            <w:proofErr w:type="spellEnd"/>
-            <w:r>
-              <w:t>}}</w:t>
+              <w:t>{{check_list}}</w:t>
             </w:r>
           </w:p>
         </w:tc>
@@ -2303,7 +2067,7 @@
       <w:pPr>
         <w:jc w:val="center"/>
         <w:rPr>
-          <w:rFonts w:ascii="微软雅黑" w:eastAsia="微软雅黑" w:hAnsi="微软雅黑"/>
+          <w:rFonts w:ascii="Microsoft YaHei" w:eastAsia="Microsoft YaHei" w:hAnsi="Microsoft YaHei"/>
           <w:sz w:val="24"/>
           <w:szCs w:val="24"/>
         </w:rPr>
@@ -2313,7 +2077,7 @@
       <w:pPr>
         <w:jc w:val="center"/>
         <w:rPr>
-          <w:rFonts w:ascii="微软雅黑" w:eastAsia="微软雅黑" w:hAnsi="微软雅黑"/>
+          <w:rFonts w:ascii="Microsoft YaHei" w:eastAsia="Microsoft YaHei" w:hAnsi="Microsoft YaHei"/>
           <w:b/>
           <w:sz w:val="24"/>
           <w:szCs w:val="24"/>
@@ -2321,7 +2085,7 @@
       </w:pPr>
       <w:r>
         <w:rPr>
-          <w:rFonts w:ascii="微软雅黑" w:eastAsia="微软雅黑" w:hAnsi="微软雅黑"/>
+          <w:rFonts w:ascii="Microsoft YaHei" w:eastAsia="Microsoft YaHei" w:hAnsi="Microsoft YaHei"/>
           <w:b/>
           <w:sz w:val="24"/>
           <w:szCs w:val="24"/>
@@ -2333,14 +2097,14 @@
       <w:pPr>
         <w:jc w:val="center"/>
         <w:rPr>
-          <w:rFonts w:ascii="微软雅黑" w:eastAsia="微软雅黑" w:hAnsi="微软雅黑"/>
+          <w:rFonts w:ascii="Microsoft YaHei" w:eastAsia="Microsoft YaHei" w:hAnsi="Microsoft YaHei"/>
           <w:sz w:val="24"/>
           <w:szCs w:val="24"/>
         </w:rPr>
       </w:pPr>
       <w:r>
         <w:rPr>
-          <w:rFonts w:ascii="微软雅黑" w:eastAsia="微软雅黑" w:hAnsi="微软雅黑"/>
+          <w:rFonts w:ascii="Microsoft YaHei" w:eastAsia="Microsoft YaHei" w:hAnsi="Microsoft YaHei"/>
           <w:sz w:val="24"/>
           <w:szCs w:val="24"/>
         </w:rPr>
@@ -2348,7 +2112,7 @@
       </w:r>
       <w:r>
         <w:rPr>
-          <w:rFonts w:ascii="微软雅黑" w:eastAsia="微软雅黑" w:hAnsi="微软雅黑"/>
+          <w:rFonts w:ascii="Microsoft YaHei" w:eastAsia="Microsoft YaHei" w:hAnsi="Microsoft YaHei"/>
           <w:sz w:val="24"/>
           <w:szCs w:val="24"/>
         </w:rPr>
@@ -2356,7 +2120,7 @@
       </w:r>
       <w:r>
         <w:rPr>
-          <w:rFonts w:ascii="微软雅黑" w:eastAsia="微软雅黑" w:hAnsi="微软雅黑"/>
+          <w:rFonts w:ascii="Microsoft YaHei" w:eastAsia="Microsoft YaHei" w:hAnsi="Microsoft YaHei"/>
           <w:sz w:val="24"/>
           <w:szCs w:val="24"/>
         </w:rPr>
@@ -2367,7 +2131,7 @@
       <w:pPr>
         <w:jc w:val="center"/>
         <w:rPr>
-          <w:rFonts w:ascii="微软雅黑" w:eastAsia="微软雅黑" w:hAnsi="微软雅黑"/>
+          <w:rFonts w:ascii="Microsoft YaHei" w:eastAsia="Microsoft YaHei" w:hAnsi="Microsoft YaHei"/>
           <w:b/>
           <w:sz w:val="24"/>
           <w:szCs w:val="24"/>
@@ -2378,7 +2142,7 @@
       <w:pPr>
         <w:jc w:val="center"/>
         <w:rPr>
-          <w:rFonts w:ascii="微软雅黑" w:eastAsia="微软雅黑" w:hAnsi="微软雅黑"/>
+          <w:rFonts w:ascii="Microsoft YaHei" w:eastAsia="Microsoft YaHei" w:hAnsi="Microsoft YaHei"/>
           <w:b/>
           <w:sz w:val="24"/>
           <w:szCs w:val="24"/>
@@ -2386,7 +2150,7 @@
       </w:pPr>
       <w:r>
         <w:rPr>
-          <w:rFonts w:ascii="微软雅黑" w:eastAsia="微软雅黑" w:hAnsi="微软雅黑"/>
+          <w:rFonts w:ascii="Microsoft YaHei" w:eastAsia="Microsoft YaHei" w:hAnsi="Microsoft YaHei"/>
           <w:b/>
           <w:sz w:val="24"/>
           <w:szCs w:val="24"/>
@@ -2398,14 +2162,14 @@
       <w:pPr>
         <w:jc w:val="center"/>
         <w:rPr>
-          <w:rFonts w:ascii="微软雅黑" w:eastAsia="微软雅黑" w:hAnsi="微软雅黑"/>
+          <w:rFonts w:ascii="Microsoft YaHei" w:eastAsia="Microsoft YaHei" w:hAnsi="Microsoft YaHei"/>
           <w:sz w:val="24"/>
           <w:szCs w:val="24"/>
         </w:rPr>
       </w:pPr>
       <w:r>
         <w:rPr>
-          <w:rFonts w:ascii="微软雅黑" w:eastAsia="微软雅黑" w:hAnsi="微软雅黑" w:hint="eastAsia"/>
+          <w:rFonts w:ascii="Microsoft YaHei" w:eastAsia="Microsoft YaHei" w:hAnsi="Microsoft YaHei" w:hint="eastAsia"/>
           <w:sz w:val="24"/>
           <w:szCs w:val="24"/>
         </w:rPr>
@@ -2413,7 +2177,7 @@
       </w:r>
       <w:r>
         <w:rPr>
-          <w:rFonts w:ascii="微软雅黑" w:eastAsia="微软雅黑" w:hAnsi="微软雅黑"/>
+          <w:rFonts w:ascii="Microsoft YaHei" w:eastAsia="Microsoft YaHei" w:hAnsi="Microsoft YaHei"/>
           <w:sz w:val="24"/>
           <w:szCs w:val="24"/>
         </w:rPr>
@@ -2421,7 +2185,7 @@
       </w:r>
       <w:r>
         <w:rPr>
-          <w:rFonts w:ascii="微软雅黑" w:eastAsia="微软雅黑" w:hAnsi="微软雅黑" w:hint="eastAsia"/>
+          <w:rFonts w:ascii="Microsoft YaHei" w:eastAsia="Microsoft YaHei" w:hAnsi="Microsoft YaHei" w:hint="eastAsia"/>
           <w:sz w:val="24"/>
           <w:szCs w:val="24"/>
         </w:rPr>
@@ -2432,7 +2196,7 @@
       <w:pPr>
         <w:jc w:val="center"/>
         <w:rPr>
-          <w:rFonts w:ascii="微软雅黑" w:eastAsia="微软雅黑" w:hAnsi="微软雅黑"/>
+          <w:rFonts w:ascii="Microsoft YaHei" w:eastAsia="Microsoft YaHei" w:hAnsi="Microsoft YaHei"/>
           <w:sz w:val="24"/>
           <w:szCs w:val="24"/>
         </w:rPr>
@@ -2442,14 +2206,14 @@
       <w:pPr>
         <w:jc w:val="center"/>
         <w:rPr>
-          <w:rFonts w:ascii="微软雅黑" w:eastAsia="微软雅黑" w:hAnsi="微软雅黑"/>
+          <w:rFonts w:ascii="Microsoft YaHei" w:eastAsia="Microsoft YaHei" w:hAnsi="Microsoft YaHei"/>
           <w:sz w:val="24"/>
           <w:szCs w:val="24"/>
         </w:rPr>
       </w:pPr>
       <w:r>
         <w:rPr>
-          <w:rFonts w:ascii="微软雅黑" w:eastAsia="微软雅黑" w:hAnsi="微软雅黑"/>
+          <w:rFonts w:ascii="Microsoft YaHei" w:eastAsia="Microsoft YaHei" w:hAnsi="Microsoft YaHei"/>
           <w:sz w:val="24"/>
           <w:szCs w:val="24"/>
         </w:rPr>
@@ -2457,7 +2221,7 @@
       </w:r>
       <w:r>
         <w:rPr>
-          <w:rFonts w:ascii="微软雅黑" w:eastAsia="微软雅黑" w:hAnsi="微软雅黑"/>
+          <w:rFonts w:ascii="Microsoft YaHei" w:eastAsia="Microsoft YaHei" w:hAnsi="Microsoft YaHei"/>
           <w:sz w:val="24"/>
           <w:szCs w:val="24"/>
         </w:rPr>
@@ -2465,7 +2229,7 @@
       </w:r>
       <w:r>
         <w:rPr>
-          <w:rFonts w:ascii="微软雅黑" w:eastAsia="微软雅黑" w:hAnsi="微软雅黑"/>
+          <w:rFonts w:ascii="Microsoft YaHei" w:eastAsia="Microsoft YaHei" w:hAnsi="Microsoft YaHei"/>
           <w:sz w:val="24"/>
           <w:szCs w:val="24"/>
         </w:rPr>
@@ -2474,7 +2238,6 @@
       <w:r>
         <w:t>{{</w:t>
       </w:r>
-      <w:proofErr w:type="spellStart"/>
       <w:r>
         <w:rPr>
           <w:rFonts w:hint="eastAsia"/>
@@ -2482,61 +2245,29 @@
         <w:t>ack</w:t>
       </w:r>
       <w:r>
-        <w:t>_signature_place_holder</w:t>
-      </w:r>
-      <w:proofErr w:type="spellEnd"/>
-      <w:proofErr w:type="gramStart"/>
-      <w:r>
-        <w:t>}}</w:t>
-      </w:r>
-      <w:r>
-        <w:rPr>
-          <w:rFonts w:ascii="微软雅黑" w:eastAsia="微软雅黑" w:hAnsi="微软雅黑"/>
-          <w:sz w:val="24"/>
-          <w:szCs w:val="24"/>
-        </w:rPr>
-        <w:t>{</w:t>
-      </w:r>
-      <w:proofErr w:type="gramEnd"/>
-      <w:r>
-        <w:rPr>
-          <w:rFonts w:ascii="微软雅黑" w:eastAsia="微软雅黑" w:hAnsi="微软雅黑"/>
-          <w:sz w:val="24"/>
-          <w:szCs w:val="24"/>
-        </w:rPr>
-        <w:t>{</w:t>
-      </w:r>
-      <w:proofErr w:type="spellStart"/>
-      <w:r>
-        <w:rPr>
-          <w:rFonts w:ascii="微软雅黑" w:eastAsia="微软雅黑" w:hAnsi="微软雅黑"/>
-          <w:sz w:val="24"/>
-          <w:szCs w:val="24"/>
-        </w:rPr>
-        <w:t>ack_signature</w:t>
-      </w:r>
-      <w:proofErr w:type="spellEnd"/>
-      <w:r>
-        <w:rPr>
-          <w:rFonts w:ascii="微软雅黑" w:eastAsia="微软雅黑" w:hAnsi="微软雅黑"/>
-          <w:sz w:val="24"/>
-          <w:szCs w:val="24"/>
-        </w:rPr>
-        <w:t>}}</w:t>
+        <w:t>_signature_place_holder}}</w:t>
+      </w:r>
+      <w:r>
+        <w:rPr>
+          <w:rFonts w:ascii="Microsoft YaHei" w:eastAsia="Microsoft YaHei" w:hAnsi="Microsoft YaHei"/>
+          <w:sz w:val="24"/>
+          <w:szCs w:val="24"/>
+        </w:rPr>
+        <w:t>{{ack_signature}}</w:t>
       </w:r>
     </w:p>
     <w:p>
       <w:pPr>
         <w:jc w:val="center"/>
         <w:rPr>
-          <w:rFonts w:ascii="微软雅黑" w:eastAsia="微软雅黑" w:hAnsi="微软雅黑"/>
+          <w:rFonts w:ascii="Microsoft YaHei" w:eastAsia="Microsoft YaHei" w:hAnsi="Microsoft YaHei"/>
           <w:sz w:val="24"/>
           <w:szCs w:val="24"/>
         </w:rPr>
       </w:pPr>
       <w:r>
         <w:rPr>
-          <w:rFonts w:ascii="微软雅黑" w:eastAsia="微软雅黑" w:hAnsi="微软雅黑"/>
+          <w:rFonts w:ascii="Microsoft YaHei" w:eastAsia="Microsoft YaHei" w:hAnsi="Microsoft YaHei"/>
           <w:sz w:val="24"/>
           <w:szCs w:val="24"/>
         </w:rPr>
@@ -2545,7 +2276,6 @@
       <w:r>
         <w:t>{{</w:t>
       </w:r>
-      <w:proofErr w:type="spellStart"/>
       <w:r>
         <w:rPr>
           <w:rFonts w:hint="eastAsia"/>
@@ -2553,54 +2283,22 @@
         <w:t>wc</w:t>
       </w:r>
       <w:r>
-        <w:t>_signature_place_holder</w:t>
-      </w:r>
-      <w:proofErr w:type="spellEnd"/>
-      <w:proofErr w:type="gramStart"/>
-      <w:r>
-        <w:t>}}</w:t>
-      </w:r>
-      <w:r>
-        <w:rPr>
-          <w:rFonts w:ascii="微软雅黑" w:eastAsia="微软雅黑" w:hAnsi="微软雅黑"/>
-          <w:sz w:val="24"/>
-          <w:szCs w:val="24"/>
-        </w:rPr>
-        <w:t>{</w:t>
-      </w:r>
-      <w:proofErr w:type="gramEnd"/>
-      <w:r>
-        <w:rPr>
-          <w:rFonts w:ascii="微软雅黑" w:eastAsia="微软雅黑" w:hAnsi="微软雅黑"/>
-          <w:sz w:val="24"/>
-          <w:szCs w:val="24"/>
-        </w:rPr>
-        <w:t>{</w:t>
-      </w:r>
-      <w:proofErr w:type="spellStart"/>
-      <w:r>
-        <w:rPr>
-          <w:rFonts w:ascii="微软雅黑" w:eastAsia="微软雅黑" w:hAnsi="微软雅黑"/>
-          <w:sz w:val="24"/>
-          <w:szCs w:val="24"/>
-        </w:rPr>
-        <w:t>wc_signature</w:t>
-      </w:r>
-      <w:proofErr w:type="spellEnd"/>
-      <w:r>
-        <w:rPr>
-          <w:rFonts w:ascii="微软雅黑" w:eastAsia="微软雅黑" w:hAnsi="微软雅黑"/>
-          <w:sz w:val="24"/>
-          <w:szCs w:val="24"/>
-        </w:rPr>
-        <w:t>}}</w:t>
+        <w:t>_signature_place_holder}}</w:t>
+      </w:r>
+      <w:r>
+        <w:rPr>
+          <w:rFonts w:ascii="Microsoft YaHei" w:eastAsia="Microsoft YaHei" w:hAnsi="Microsoft YaHei"/>
+          <w:sz w:val="24"/>
+          <w:szCs w:val="24"/>
+        </w:rPr>
+        <w:t>{{wc_signature}}</w:t>
       </w:r>
     </w:p>
     <w:p>
       <w:pPr>
         <w:jc w:val="center"/>
         <w:rPr>
-          <w:rFonts w:ascii="微软雅黑" w:eastAsia="微软雅黑" w:hAnsi="微软雅黑"/>
+          <w:rFonts w:ascii="Microsoft YaHei" w:eastAsia="Microsoft YaHei" w:hAnsi="Microsoft YaHei"/>
           <w:sz w:val="24"/>
           <w:szCs w:val="24"/>
         </w:rPr>
